--- a/Устав/_документы/Протокол УС № 12.docx
+++ b/Устав/_документы/Протокол УС № 12.docx
@@ -852,7 +852,39 @@
           <w:b/>
           <w:bCs/>
         </w:rPr>
-        <w:t>По вопросу 2 Повестки о включении в структуру Фонда Учебного центра и Экспертного совета выступил Советник по стратегии и науке Александр Кононец и предложил для реализации новых направлений включить в структуру Фонда: Учебный центр — для обучения, повышения квалификации и развития потенциала специалистов в области изменения климата, устойчивого развития и ESG; Экспертный совет — консультативно-совещательный орган из числа ведущих отечественных и зарубежных экспертов для экспертизы проектов, программ и аналитических материалов Фонда. Статус, задачи и порядок работы Учебного центра и Экспертного совета определяются положениями, утверждаемыми Управляющим советом.</w:t>
+        <w:t xml:space="preserve">По вопросу 2 Повестки о включении в структуру Фонда Учебного центра и Экспертного совета выступил Советник по стратегии и науке Александр Кононец и предложил для реализации новых направлений включить в структуру Фонда: Учебный центр </w:t>
+      </w:r>
+      <w:r>
+        <w:rPr>
+          <w:rFonts w:ascii="Arial" w:hAnsi="Arial" w:cs="Arial"/>
+          <w:b/>
+          <w:bCs/>
+        </w:rPr>
+        <w:t>–</w:t>
+      </w:r>
+      <w:r>
+        <w:rPr>
+          <w:rFonts w:ascii="Arial" w:hAnsi="Arial" w:cs="Arial"/>
+          <w:b/>
+          <w:bCs/>
+        </w:rPr>
+        <w:t xml:space="preserve"> для обучения, повышения квалификации и развития потенциала специалистов в области изменения климата, устойчивого развития и ESG; Экспертный совет </w:t>
+      </w:r>
+      <w:r>
+        <w:rPr>
+          <w:rFonts w:ascii="Arial" w:hAnsi="Arial" w:cs="Arial"/>
+          <w:b/>
+          <w:bCs/>
+        </w:rPr>
+        <w:t>–</w:t>
+      </w:r>
+      <w:r>
+        <w:rPr>
+          <w:rFonts w:ascii="Arial" w:hAnsi="Arial" w:cs="Arial"/>
+          <w:b/>
+          <w:bCs/>
+        </w:rPr>
+        <w:t xml:space="preserve"> консультативно-совещательный орган из числа ведущих отечественных и зарубежных экспертов для экспертизы проектов, программ и аналитических материалов Фонда. Статус, задачи и порядок работы Учебного центра и Экспертного совета определяются положениями, утверждаемыми Управляющим советом.</w:t>
       </w:r>
     </w:p>
     <w:p>
@@ -2423,7 +2455,43 @@
           <w:bCs/>
           <w:lang w:val="en-US"/>
         </w:rPr>
-        <w:t>On item 2 of the Agenda on the inclusion of the Training Centre and the Expert Council in the structure of the Foundation, the Advisor on Strategy and Science, Alexander Kononets, spoke and proposed to include in the structure of the Foundation: the Training Centre — for training, professional development and capacity building of specialists in climate change, sustainable development and ESG; the Expert Council — an advisory body composed of leading national and international experts for the review of projects, programmes and analytical materials of the Foundation. The status, tasks and procedures of the Training Centre and the Expert Council are determined by regulations approved by the Management Council.</w:t>
+        <w:t xml:space="preserve">On item 2 of the Agenda on the inclusion of the Training Centre and the Expert Council in the structure of the Foundation, the Advisor on Strategy and Science, Alexander Kononets, spoke and proposed to include in the structure of the Foundation: the Training Centre </w:t>
+      </w:r>
+      <w:r>
+        <w:rPr>
+          <w:rFonts w:ascii="Arial" w:hAnsi="Arial" w:cs="Arial"/>
+          <w:b/>
+          <w:bCs/>
+          <w:lang w:val="en-US"/>
+        </w:rPr>
+        <w:t>–</w:t>
+      </w:r>
+      <w:r>
+        <w:rPr>
+          <w:rFonts w:ascii="Arial" w:hAnsi="Arial" w:cs="Arial"/>
+          <w:b/>
+          <w:bCs/>
+          <w:lang w:val="en-US"/>
+        </w:rPr>
+        <w:t xml:space="preserve"> for training, professional development and capacity building of specialists in climate change, sustainable development and ESG; the Expert Council </w:t>
+      </w:r>
+      <w:r>
+        <w:rPr>
+          <w:rFonts w:ascii="Arial" w:hAnsi="Arial" w:cs="Arial"/>
+          <w:b/>
+          <w:bCs/>
+          <w:lang w:val="en-US"/>
+        </w:rPr>
+        <w:t>–</w:t>
+      </w:r>
+      <w:r>
+        <w:rPr>
+          <w:rFonts w:ascii="Arial" w:hAnsi="Arial" w:cs="Arial"/>
+          <w:b/>
+          <w:bCs/>
+          <w:lang w:val="en-US"/>
+        </w:rPr>
+        <w:t xml:space="preserve"> an advisory body composed of leading national and international experts for the review of projects, programmes and analytical materials of the Foundation. The status, tasks and procedures of the Training Centre and the Expert Council are determined by regulations approved by the Management Council.</w:t>
       </w:r>
     </w:p>
     <w:p>
@@ -5197,7 +5265,7 @@
 </file>
 
 <file path=customXml/itemProps1.xml><?xml version="1.0" encoding="utf-8"?>
-<ds:datastoreItem xmlns:ds="http://schemas.openxmlformats.org/officeDocument/2006/customXml" ds:itemID="{51603A47-FEB6-43E6-99CC-E6FD2B588092}">
+<ds:datastoreItem xmlns:ds="http://schemas.openxmlformats.org/officeDocument/2006/customXml" ds:itemID="{745B35A6-A24F-456F-AAC5-BBD6148F418D}">
   <ds:schemaRefs>
     <ds:schemaRef ds:uri="http://schemas.openxmlformats.org/officeDocument/2006/bibliography"/>
   </ds:schemaRefs>

--- a/Устав/_документы/Протокол УС № 12.docx
+++ b/Устав/_документы/Протокол УС № 12.docx
@@ -868,7 +868,23 @@
           <w:b/>
           <w:bCs/>
         </w:rPr>
-        <w:t xml:space="preserve"> для обучения, повышения квалификации и развития потенциала специалистов в области изменения климата, устойчивого развития и ESG; Экспертный совет </w:t>
+        <w:t xml:space="preserve"> для обучения, повышения квалификации и развития потенциала </w:t>
+      </w:r>
+      <w:r>
+        <w:rPr>
+          <w:rFonts w:ascii="Arial" w:hAnsi="Arial" w:cs="Arial"/>
+          <w:b/>
+          <w:bCs/>
+        </w:rPr>
+        <w:t>специалистов в области охраны окружающей среды, изменения климата, устойчивого развития и ESG</w:t>
+      </w:r>
+      <w:r>
+        <w:rPr>
+          <w:rFonts w:ascii="Arial" w:hAnsi="Arial" w:cs="Arial"/>
+          <w:b/>
+          <w:bCs/>
+        </w:rPr>
+        <w:t xml:space="preserve">; Экспертный совет </w:t>
       </w:r>
       <w:r>
         <w:rPr>
@@ -2322,6 +2338,7 @@
           <w:iCs/>
           <w:lang w:val="en-US"/>
         </w:rPr>
+        <w:lastRenderedPageBreak/>
         <w:t>(Yerlik Karazhan, Murat Temirbekov, Alexander Kononets)</w:t>
       </w:r>
     </w:p>
@@ -2473,7 +2490,25 @@
           <w:bCs/>
           <w:lang w:val="en-US"/>
         </w:rPr>
-        <w:t xml:space="preserve"> for training, professional development and capacity building of specialists in climate change, sustainable development and ESG; the Expert Council </w:t>
+        <w:t xml:space="preserve"> for training, professional development and capacity building of </w:t>
+      </w:r>
+      <w:r>
+        <w:rPr>
+          <w:rFonts w:ascii="Arial" w:hAnsi="Arial" w:cs="Arial"/>
+          <w:b/>
+          <w:bCs/>
+          <w:lang w:val="en-US"/>
+        </w:rPr>
+        <w:t>specialists in environmental protection, climate change, sustainable development and ESG</w:t>
+      </w:r>
+      <w:r>
+        <w:rPr>
+          <w:rFonts w:ascii="Arial" w:hAnsi="Arial" w:cs="Arial"/>
+          <w:b/>
+          <w:bCs/>
+          <w:lang w:val="en-US"/>
+        </w:rPr>
+        <w:t xml:space="preserve">; the Expert Council </w:t>
       </w:r>
       <w:r>
         <w:rPr>
@@ -2852,6 +2887,7 @@
                 <w:color w:val="auto"/>
                 <w:lang w:val="kk-KZ"/>
               </w:rPr>
+              <w:lastRenderedPageBreak/>
               <w:t>Secretary of the meeting</w:t>
             </w:r>
           </w:p>
@@ -5265,7 +5301,7 @@
 </file>
 
 <file path=customXml/itemProps1.xml><?xml version="1.0" encoding="utf-8"?>
-<ds:datastoreItem xmlns:ds="http://schemas.openxmlformats.org/officeDocument/2006/customXml" ds:itemID="{745B35A6-A24F-456F-AAC5-BBD6148F418D}">
+<ds:datastoreItem xmlns:ds="http://schemas.openxmlformats.org/officeDocument/2006/customXml" ds:itemID="{F99CA9C6-138E-4176-8D9A-807DB72951BE}">
   <ds:schemaRefs>
     <ds:schemaRef ds:uri="http://schemas.openxmlformats.org/officeDocument/2006/bibliography"/>
   </ds:schemaRefs>

--- a/Устав/_документы/Протокол УС № 12.docx
+++ b/Устав/_документы/Протокол УС № 12.docx
@@ -527,7 +527,7 @@
         <w:rPr>
           <w:rFonts w:ascii="Arial" w:hAnsi="Arial" w:cs="Arial"/>
         </w:rPr>
-        <w:t>О расширении направлений деятельности Фонда.</w:t>
+        <w:t>О Стратегии развития Фонда на 2026–2035 годы.</w:t>
       </w:r>
     </w:p>
     <w:p>
@@ -547,7 +547,47 @@
         <w:rPr>
           <w:rFonts w:ascii="Arial" w:hAnsi="Arial" w:cs="Arial"/>
         </w:rPr>
-        <w:t>О включении в структуру Фонда Учебного центра и Экспертного совета.</w:t>
+        <w:t>О расширении направлений деятельности Фонда.</w:t>
+      </w:r>
+    </w:p>
+    <w:p>
+      <w:pPr>
+        <w:pStyle w:val="a9"/>
+        <w:numPr>
+          <w:ilvl w:val="0"/>
+          <w:numId w:val="1"/>
+        </w:numPr>
+        <w:spacing w:after="0" w:line="240" w:lineRule="auto"/>
+        <w:contextualSpacing/>
+        <w:rPr>
+          <w:rFonts w:ascii="Arial" w:hAnsi="Arial" w:cs="Arial"/>
+        </w:rPr>
+      </w:pPr>
+      <w:r>
+        <w:rPr>
+          <w:rFonts w:ascii="Arial" w:hAnsi="Arial" w:cs="Arial"/>
+        </w:rPr>
+        <w:t>О включении в структуру Фонда Проектного офиса для Центральной Азии по изменению климата и зеленой энергетике, Учебного центра и Экспертного совета.</w:t>
+      </w:r>
+    </w:p>
+    <w:p>
+      <w:pPr>
+        <w:pStyle w:val="a9"/>
+        <w:numPr>
+          <w:ilvl w:val="0"/>
+          <w:numId w:val="1"/>
+        </w:numPr>
+        <w:spacing w:after="0" w:line="240" w:lineRule="auto"/>
+        <w:contextualSpacing/>
+        <w:rPr>
+          <w:rFonts w:ascii="Arial" w:hAnsi="Arial" w:cs="Arial"/>
+        </w:rPr>
+      </w:pPr>
+      <w:r>
+        <w:rPr>
+          <w:rFonts w:ascii="Arial" w:hAnsi="Arial" w:cs="Arial"/>
+        </w:rPr>
+        <w:t>Об одобрении проектов новых редакций Устава и Положения Фонда.</w:t>
       </w:r>
     </w:p>
     <w:p>
@@ -752,51 +792,23 @@
         <w:jc w:val="both"/>
         <w:rPr>
           <w:rFonts w:ascii="Arial" w:hAnsi="Arial" w:cs="Arial"/>
-        </w:rPr>
-      </w:pPr>
-      <w:r>
-        <w:rPr>
-          <w:rFonts w:ascii="Arial" w:hAnsi="Arial" w:cs="Arial"/>
-          <w:b/>
-        </w:rPr>
-        <w:t>По вопросу 1 Повестки о расширении направлений деятельности Фонда выступил Главный исполнительный директор, Руководитель Проектного офиса Ерлік Қаражан. Фонд участвует в реализации инициатив «Таза Қазақстан», развивает направление ESG, получает запросы на оценку климатических и экологических рисков и на подготовку аналитических материалов по климатической повестке. Действующий перечень целей Фонда (часть 3 Устава) эти направления прямо не охватывает.</w:t>
-      </w:r>
-    </w:p>
-    <w:p>
-      <w:pPr>
-        <w:suppressAutoHyphens w:val="0"/>
-        <w:spacing w:after="0" w:line="240" w:lineRule="auto"/>
-        <w:jc w:val="both"/>
-        <w:rPr>
-          <w:rFonts w:ascii="Arial" w:hAnsi="Arial" w:cs="Arial"/>
-        </w:rPr>
-      </w:pPr>
-      <w:bookmarkStart w:id="1" w:name="_Hlk206662525"/>
-      <w:r>
-        <w:rPr>
-          <w:rFonts w:ascii="Arial" w:hAnsi="Arial" w:cs="Arial"/>
-        </w:rPr>
-        <w:tab/>
-        <w:t xml:space="preserve">Далее выступил Заместитель Главного исполнительного директора по административным вопросам Мурат Темирбеков и предложил в соответствии со Стратегией развития Фонда на 2026–2035 годы и заключенными меморандумами о сотрудничестве дополнить цели Фонда следующими направлениями: участие в реализации национальных и региональных экологических инициатив, в том числе «Таза Қазақстан»; содействие внедрению принципов ESG; оценка климатических и экологических рисков; аналитика по климатическим вопросам; образовательная деятельность; экспертное сопровождение проектов и </w:t>
-      </w:r>
-      <w:r>
-        <w:rPr>
-          <w:rFonts w:ascii="Arial" w:hAnsi="Arial" w:cs="Arial"/>
+          <w:b/>
+        </w:rPr>
+      </w:pPr>
+      <w:r>
+        <w:rPr>
+          <w:rFonts w:ascii="Arial" w:hAnsi="Arial" w:cs="Arial"/>
+          <w:b/>
+        </w:rPr>
+        <w:t xml:space="preserve">По вопросу 1 Повестки о Стратегии развития Фонда на 2026–2035 годы выступил Советник по стратегии и науке Александр Кононец и представил проект Стратегии развития Частного фонда «Центрально-Азиатский климатический фонд» и Проектного офиса для Центральной Азии по изменению климата и зеленой энергетике на 2026–2035 годы. Стратегия предусматривает переход от модели организации, созданной для реализации проектов, к модели постоянно действующего института Центральной Азии по вопросам изменения климата, устойчивого развития, зеленой энергетики и охраны окружающей среды и поэтапное развитие Фонда: 2026–2027 годы – обеспечение устойчивости деятельности и формирование проектного портфеля; до 2028 года – создание Зеленого Think Tank Центральной Азии; до 2035 года – формирование ведущей региональной экспертно-операционной платформы Центральной </w:t>
+      </w:r>
+      <w:r>
+        <w:rPr>
+          <w:rFonts w:ascii="Arial" w:hAnsi="Arial" w:cs="Arial"/>
+          <w:b/>
         </w:rPr>
         <w:lastRenderedPageBreak/>
-        <w:t xml:space="preserve">программ; </w:t>
-      </w:r>
-      <w:r>
-        <w:rPr>
-          <w:rFonts w:ascii="Arial" w:hAnsi="Arial" w:cs="Arial"/>
-        </w:rPr>
-        <w:t>региональные климатические и экологические проекты и инициативы, в том числе организация саммитов, конференций, форумов и иных мероприятий, и сопровождение инициатив Регионального экологического саммита 2026 года</w:t>
-      </w:r>
-      <w:r>
-        <w:rPr>
-          <w:rFonts w:ascii="Arial" w:hAnsi="Arial" w:cs="Arial"/>
-        </w:rPr>
-        <w:t>; климатическое финансирование и углеродные рынки; грантовая поддержка экологических проектов; охрана окружающей среды (отходы, воздух, водные ресурсы, деградация земель); цифровые решения для мониторинга экологических данных; вовлечение детей и молодежи, программа «Зеленые школы»; популяризация экологических инициатив. Также предложено закрепить в Уставе наименования, используемые в официальных коммуникациях, в том числе «Проектный офис для Центральной Азии по изменению климата и зеленой энергетике». Изменения в Устав и Положение вносятся Учредителем после письменного согласия Верховного попечителя (пункт 5.1 Устава, раздел 15 Положения).</w:t>
+        <w:t>Азии. Для реализации Стратегии необходимы актуализация Устава и Положения Фонда и уточнение направлений уставной деятельности. Стратегия развития Фонда утверждается Попечительским советом, в том числе единолично Верховным попечителем (подпункт а) пункта 3.2 Положения).</w:t>
       </w:r>
     </w:p>
     <w:p>
@@ -815,8 +827,7 @@
         <w:rPr>
           <w:rFonts w:ascii="Arial" w:hAnsi="Arial" w:cs="Arial"/>
         </w:rPr>
-        <w:tab/>
-        <w:t>Все члены Управляющего совета проголосовали «ЗА» по вопросу 1 о расширении направлений деятельности Фонда.</w:t>
+        <w:t>Все члены Управляющего совета проголосовали «ЗА» по вопросу 1 об одобрении проекта Стратегии развития Фонда на 2026–2035 годы и о внесении его на утверждение Верховному попечителю.</w:t>
       </w:r>
     </w:p>
     <w:p>
@@ -833,7 +844,72 @@
         </w:rPr>
       </w:pPr>
     </w:p>
-    <w:bookmarkEnd w:id="1"/>
+    <w:p>
+      <w:pPr>
+        <w:suppressAutoHyphens w:val="0"/>
+        <w:spacing w:after="0" w:line="240" w:lineRule="auto"/>
+        <w:jc w:val="both"/>
+        <w:rPr>
+          <w:rFonts w:ascii="Arial" w:hAnsi="Arial" w:cs="Arial"/>
+        </w:rPr>
+      </w:pPr>
+      <w:r>
+        <w:rPr>
+          <w:rFonts w:ascii="Arial" w:hAnsi="Arial" w:cs="Arial"/>
+          <w:b/>
+        </w:rPr>
+        <w:t>По вопросу 2 Повестки</w:t>
+      </w:r>
+      <w:r>
+        <w:rPr>
+          <w:rFonts w:ascii="Arial" w:hAnsi="Arial" w:cs="Arial"/>
+          <w:b/>
+        </w:rPr>
+        <w:t xml:space="preserve"> о расширении направлений деятельности Фонда выступил Главный исполнительный директор, Руководитель Проектного офиса Ерлік Қаражан. Фонд участвует в реализации инициатив «Таза Қазақстан», развивает направление ESG, получает запросы на оценку климатических и экологических рисков и на подготовку аналитических материалов по климатической повестке. Действующий перечень целей Фонда (часть 3 Устава) эти направления прямо не охватывает.</w:t>
+      </w:r>
+    </w:p>
+    <w:p>
+      <w:pPr>
+        <w:suppressAutoHyphens w:val="0"/>
+        <w:spacing w:after="0" w:line="240" w:lineRule="auto"/>
+        <w:jc w:val="both"/>
+        <w:rPr>
+          <w:rFonts w:ascii="Arial" w:hAnsi="Arial" w:cs="Arial"/>
+        </w:rPr>
+      </w:pPr>
+      <w:bookmarkStart w:id="1" w:name="_Hlk206662525"/>
+      <w:r>
+        <w:rPr>
+          <w:rFonts w:ascii="Arial" w:hAnsi="Arial" w:cs="Arial"/>
+        </w:rPr>
+        <w:tab/>
+        <w:t xml:space="preserve">Далее выступил Заместитель Главного исполнительного директора по административным вопросам Мурат Темирбеков и предложил </w:t>
+      </w:r>
+      <w:r>
+        <w:rPr>
+          <w:rFonts w:ascii="Arial" w:hAnsi="Arial" w:cs="Arial"/>
+        </w:rPr>
+        <w:t>в соответствии с проектом Стратегии развития Фонда на 2026–2035 годы, одобренным по вопросу 1 Повестки, и заключенными</w:t>
+      </w:r>
+      <w:r>
+        <w:rPr>
+          <w:rFonts w:ascii="Arial" w:hAnsi="Arial" w:cs="Arial"/>
+        </w:rPr>
+        <w:t xml:space="preserve"> меморандумами о сотрудничестве дополнить цели Фонда следующими направлениями: участие в реализации национальных и региональных экологических инициатив, в том числе «Таза Қазақстан»; содействие внедрению принципов ESG; оценка климатических и экологических рисков; аналитика по климатическим вопросам; образовательная деятельность; экспертное сопровождение проектов и программ; </w:t>
+      </w:r>
+      <w:r>
+        <w:rPr>
+          <w:rFonts w:ascii="Arial" w:hAnsi="Arial" w:cs="Arial"/>
+        </w:rPr>
+        <w:t>региональные климатические и экологические проекты и инициативы, в том числе организация саммитов, конференций, форумов и иных мероприятий, и сопровождение инициатив Регионального экологического саммита 2026 года</w:t>
+      </w:r>
+      <w:r>
+        <w:rPr>
+          <w:rFonts w:ascii="Arial" w:hAnsi="Arial" w:cs="Arial"/>
+        </w:rPr>
+        <w:t>; климатическое финансирование и углеродные рынки; грантовая поддержка экологических проектов; охрана окружающей среды (отходы, воздух, водные ресурсы, деградация земель); цифровые решения для мониторинга экологических данных; вовлечение детей и молодежи, программа «Зеленые школы»; популяризация экологических инициатив. Также предложено закрепить в Уставе наименования, используемые в официальных коммуникациях, в том числе «Проектный офис для Центральной Азии по изменению климата и зеленой энергетике». Изменения в Устав и Положение вносятся Учредителем после письменного согласия Верховного попечителя (пункт 5.1 Устава, раздел 15 Положения).</w:t>
+      </w:r>
+    </w:p>
     <w:p>
       <w:pPr>
         <w:tabs>
@@ -849,73 +925,38 @@
       <w:r>
         <w:rPr>
           <w:rFonts w:ascii="Arial" w:hAnsi="Arial" w:cs="Arial"/>
-          <w:b/>
-          <w:bCs/>
-        </w:rPr>
-        <w:t xml:space="preserve">По вопросу 2 Повестки о включении в структуру Фонда Учебного центра и Экспертного совета выступил Советник по стратегии и науке Александр Кононец и предложил для реализации новых направлений включить в структуру Фонда: Учебный центр </w:t>
-      </w:r>
-      <w:r>
-        <w:rPr>
-          <w:rFonts w:ascii="Arial" w:hAnsi="Arial" w:cs="Arial"/>
-          <w:b/>
-          <w:bCs/>
-        </w:rPr>
-        <w:t>–</w:t>
-      </w:r>
-      <w:r>
-        <w:rPr>
-          <w:rFonts w:ascii="Arial" w:hAnsi="Arial" w:cs="Arial"/>
-          <w:b/>
-          <w:bCs/>
-        </w:rPr>
-        <w:t xml:space="preserve"> для обучения, повышения квалификации и развития потенциала </w:t>
-      </w:r>
-      <w:r>
-        <w:rPr>
-          <w:rFonts w:ascii="Arial" w:hAnsi="Arial" w:cs="Arial"/>
-          <w:b/>
-          <w:bCs/>
-        </w:rPr>
-        <w:t>специалистов в области охраны окружающей среды, изменения климата, устойчивого развития и ESG</w:t>
-      </w:r>
-      <w:r>
-        <w:rPr>
-          <w:rFonts w:ascii="Arial" w:hAnsi="Arial" w:cs="Arial"/>
-          <w:b/>
-          <w:bCs/>
-        </w:rPr>
-        <w:t xml:space="preserve">; Экспертный совет </w:t>
-      </w:r>
-      <w:r>
-        <w:rPr>
-          <w:rFonts w:ascii="Arial" w:hAnsi="Arial" w:cs="Arial"/>
-          <w:b/>
-          <w:bCs/>
-        </w:rPr>
-        <w:t>–</w:t>
-      </w:r>
-      <w:r>
-        <w:rPr>
-          <w:rFonts w:ascii="Arial" w:hAnsi="Arial" w:cs="Arial"/>
-          <w:b/>
-          <w:bCs/>
-        </w:rPr>
-        <w:t xml:space="preserve"> консультативно-совещательный орган из числа ведущих отечественных и зарубежных экспертов для экспертизы проектов, программ и аналитических материалов Фонда. Статус, задачи и порядок работы Учебного центра и Экспертного совета определяются положениями, утверждаемыми Управляющим советом.</w:t>
-      </w:r>
-    </w:p>
-    <w:p>
-      <w:pPr>
-        <w:tabs>
-          <w:tab w:val="left" w:pos="1276"/>
-        </w:tabs>
-        <w:spacing w:after="0" w:line="240" w:lineRule="auto"/>
-        <w:ind w:firstLine="567"/>
+        </w:rPr>
+        <w:tab/>
+        <w:t xml:space="preserve">Все члены Управляющего совета проголосовали «ЗА» </w:t>
+      </w:r>
+      <w:r>
+        <w:rPr>
+          <w:rFonts w:ascii="Arial" w:hAnsi="Arial" w:cs="Arial"/>
+        </w:rPr>
+        <w:t>по вопросу 2 о расширении</w:t>
+      </w:r>
+      <w:r>
+        <w:rPr>
+          <w:rFonts w:ascii="Arial" w:hAnsi="Arial" w:cs="Arial"/>
+        </w:rPr>
+        <w:t xml:space="preserve"> направлений деятельности Фонда.</w:t>
+      </w:r>
+    </w:p>
+    <w:p>
+      <w:pPr>
+        <w:tabs>
+          <w:tab w:val="left" w:pos="426"/>
+          <w:tab w:val="left" w:pos="851"/>
+        </w:tabs>
+        <w:spacing w:after="0" w:line="240" w:lineRule="auto"/>
         <w:jc w:val="both"/>
         <w:rPr>
           <w:rFonts w:ascii="Arial" w:hAnsi="Arial" w:cs="Arial"/>
-        </w:rPr>
-      </w:pPr>
-    </w:p>
+          <w:highlight w:val="yellow"/>
+        </w:rPr>
+      </w:pPr>
+    </w:p>
+    <w:bookmarkEnd w:id="1"/>
     <w:p>
       <w:pPr>
         <w:tabs>
@@ -931,9 +972,10 @@
       <w:r>
         <w:rPr>
           <w:rFonts w:ascii="Arial" w:hAnsi="Arial" w:cs="Arial"/>
-        </w:rPr>
-        <w:tab/>
-        <w:t>Все члены Управляющего совета проголосовали «ЗА» по вопросу 2 о включении в структуру Фонда Учебного центра и Экспертного совета.</w:t>
+          <w:b/>
+          <w:bCs/>
+        </w:rPr>
+        <w:t>По вопросу 3 Повестки о включении в структуру Фонда Проектного офиса для Центральной Азии по изменению климата и зеленой энергетике, Учебного центра и Экспертного совета выступил Советник по стратегии и науке Александр Кононец и предложил для реализации новых направлений включить в структуру Фонда: Учебный центр – для обучения, повышения квалификации и развития потенциала специалистов в области охраны окружающей среды, изменения климата, устойчивого развития и ESG; Экспертный совет – консультативно-совещательный орган из числа ведущих отечественных и зарубежных экспертов для экспертизы проектов, программ и аналитических материалов Фонда. Также предложено оформить в качестве структурного подразделения Фонда Проектный офис для Центральной Азии по изменению климата и зеленой энергетике, который организован в рамках Фонда во исполнение инициативы Президента Республики Казахстан, озвученной на 78-й сессии Генеральной Ассамблеи ООН, и до настоящего времени действовал номинально, без закрепления в структуре Фонда. Статус, задачи и порядок работы Проектного офиса для Центральной Азии, Учебного центра и Экспертного совета определяются положениями, утверждаемыми Управляющим советом.</w:t>
       </w:r>
     </w:p>
     <w:p>
@@ -953,8 +995,46 @@
           <w:rFonts w:ascii="Arial" w:hAnsi="Arial" w:cs="Arial"/>
         </w:rPr>
         <w:tab/>
-        <w:t>Председатель поблагодарил членов Управляющего совета за единогласное решение вопросов повестки и поручил:</w:t>
-      </w:r>
+        <w:t xml:space="preserve">Все члены Управляющего совета проголосовали «ЗА» </w:t>
+      </w:r>
+      <w:r>
+        <w:rPr>
+          <w:rFonts w:ascii="Arial" w:hAnsi="Arial" w:cs="Arial"/>
+        </w:rPr>
+        <w:t>по вопросу 3 о включении</w:t>
+      </w:r>
+      <w:r>
+        <w:rPr>
+          <w:rFonts w:ascii="Arial" w:hAnsi="Arial" w:cs="Arial"/>
+        </w:rPr>
+        <w:t xml:space="preserve"> </w:t>
+      </w:r>
+      <w:r>
+        <w:rPr>
+          <w:rFonts w:ascii="Arial" w:hAnsi="Arial" w:cs="Arial"/>
+        </w:rPr>
+        <w:t>в структуру Фонда Проектного офиса для Центральной Азии по изменению климата и зеленой энергетике, Учебного центра и Экспертного совета</w:t>
+      </w:r>
+      <w:r>
+        <w:rPr>
+          <w:rFonts w:ascii="Arial" w:hAnsi="Arial" w:cs="Arial"/>
+        </w:rPr>
+        <w:t>.</w:t>
+      </w:r>
+    </w:p>
+    <w:p>
+      <w:pPr>
+        <w:tabs>
+          <w:tab w:val="left" w:pos="426"/>
+          <w:tab w:val="left" w:pos="851"/>
+        </w:tabs>
+        <w:spacing w:after="0" w:line="240" w:lineRule="auto"/>
+        <w:jc w:val="both"/>
+        <w:rPr>
+          <w:rFonts w:ascii="Arial" w:hAnsi="Arial" w:cs="Arial"/>
+          <w:highlight w:val="yellow"/>
+        </w:rPr>
+      </w:pPr>
     </w:p>
     <w:p>
       <w:pPr>
@@ -971,14 +1051,19 @@
       <w:r>
         <w:rPr>
           <w:rFonts w:ascii="Arial" w:hAnsi="Arial" w:cs="Arial"/>
-        </w:rPr>
-        <w:t>1) подготовить проект изменений и дополнений в Устав и Положение Фонда со сравнительными таблицами и внести его Учредителю для принятия решения после согласования с Верховным попечителем;</w:t>
-      </w:r>
-    </w:p>
-    <w:p>
-      <w:pPr>
-        <w:spacing w:after="0" w:line="240" w:lineRule="auto"/>
-        <w:contextualSpacing/>
+          <w:b/>
+          <w:bCs/>
+        </w:rPr>
+        <w:t>По вопросу 4 Повестки об одобрении проектов новых редакций Устава и Положения Фонда выступил Заместитель Главного исполнительного директора по административным вопросам Мурат Темирбеков и представил проекты новых редакций Устава и Положения Фонда со сравнительными таблицами, подготовленные во исполнение решения Управляющего совета от 19 февраля 2026 года (протокол № 7) о ревизии Устава и Положения и с учетом решений по вопросам 1–3 Повестки. Проект Устава дополняет цели Фонда (новая часть 4, подпункты 8–20 пункта 4.1), закрепляет формирование структуры Фонда решением Управляющего совета (пункт 4.2) и наименования Фонда на трех языках (пункт 1.2). Проект Положения, помимо соответствующих норм (подпункт 1) пункта 1.1, пункты 8.7 и 8.8), содержит предложения по исключению из зоны ответственности Верховного попечителя / Попечительского совета организационных и иных «рутинных» обязанностей, по уточнению статуса и полномочий Верховного попечителя, Попечительского и Управляющего советов. Изменения вносятся Учредителем – Частной компанией «Climate Action Company Limited» путем письменного уведомления Фонда после получения письменного согласия Верховного попечителя (пункт 5.1 Устава, раздел 15 Положения).</w:t>
+      </w:r>
+    </w:p>
+    <w:p>
+      <w:pPr>
+        <w:tabs>
+          <w:tab w:val="left" w:pos="426"/>
+          <w:tab w:val="left" w:pos="1276"/>
+        </w:tabs>
+        <w:spacing w:after="0" w:line="240" w:lineRule="auto"/>
         <w:jc w:val="both"/>
         <w:rPr>
           <w:rFonts w:ascii="Arial" w:hAnsi="Arial" w:cs="Arial"/>
@@ -988,13 +1073,16 @@
         <w:rPr>
           <w:rFonts w:ascii="Arial" w:hAnsi="Arial" w:cs="Arial"/>
         </w:rPr>
-        <w:t>2) разработать и внести на утверждение Управляющего совета проекты положений об Учебном центре и Экспертном совете;</w:t>
-      </w:r>
-    </w:p>
-    <w:p>
-      <w:pPr>
-        <w:spacing w:after="0" w:line="240" w:lineRule="auto"/>
-        <w:contextualSpacing/>
+        <w:t>Все члены Управляющего совета проголосовали «ЗА» по вопросу 4 об одобрении проектов новых редакций Устава и Положения Фонда и о внесении их на письменное согласие Верховному попечителю и последующее решение Учредителю.</w:t>
+      </w:r>
+    </w:p>
+    <w:p>
+      <w:pPr>
+        <w:tabs>
+          <w:tab w:val="left" w:pos="426"/>
+          <w:tab w:val="left" w:pos="1276"/>
+        </w:tabs>
+        <w:spacing w:after="0" w:line="240" w:lineRule="auto"/>
         <w:jc w:val="both"/>
         <w:rPr>
           <w:rFonts w:ascii="Arial" w:hAnsi="Arial" w:cs="Arial"/>
@@ -1004,22 +1092,108 @@
         <w:rPr>
           <w:rFonts w:ascii="Arial" w:hAnsi="Arial" w:cs="Arial"/>
         </w:rPr>
-        <w:t>3) направить Верховному попечителю ЦАКФ соответствующую информацию о принятых решениях.</w:t>
-      </w:r>
-    </w:p>
-    <w:p>
-      <w:pPr>
-        <w:spacing w:after="0" w:line="240" w:lineRule="auto"/>
-        <w:contextualSpacing/>
+        <w:tab/>
+        <w:t>Председатель поблагодарил членов Управляющего совета за единогласное решение вопросов повестки и поручил:</w:t>
+      </w:r>
+    </w:p>
+    <w:p>
+      <w:pPr>
+        <w:tabs>
+          <w:tab w:val="left" w:pos="426"/>
+          <w:tab w:val="left" w:pos="1276"/>
+        </w:tabs>
+        <w:spacing w:after="0" w:line="240" w:lineRule="auto"/>
         <w:jc w:val="both"/>
         <w:rPr>
           <w:rFonts w:ascii="Arial" w:hAnsi="Arial" w:cs="Arial"/>
         </w:rPr>
       </w:pPr>
+      <w:r>
+        <w:rPr>
+          <w:rFonts w:ascii="Arial" w:hAnsi="Arial" w:cs="Arial"/>
+        </w:rPr>
+        <w:t>1) внести проект Стратегии развития Фонда на 2026–2035 годы на утверждение Верховному попечителю ЦАКФ;</w:t>
+      </w:r>
+    </w:p>
+    <w:p>
+      <w:pPr>
+        <w:tabs>
+          <w:tab w:val="left" w:pos="426"/>
+          <w:tab w:val="left" w:pos="1276"/>
+        </w:tabs>
+        <w:spacing w:after="0" w:line="240" w:lineRule="auto"/>
+        <w:jc w:val="both"/>
+        <w:rPr>
+          <w:rFonts w:ascii="Arial" w:hAnsi="Arial" w:cs="Arial"/>
+        </w:rPr>
+      </w:pPr>
+      <w:r>
+        <w:rPr>
+          <w:rFonts w:ascii="Arial" w:hAnsi="Arial" w:cs="Arial"/>
+        </w:rPr>
+        <w:lastRenderedPageBreak/>
+        <w:t>2) внести одобренные проекты новых редакций Устава и Положения Фонда со сравнительными таблицами на письменное согласие Верховному попечителю ЦАКФ, после получения согласия – Учредителю для принятия решения и обеспечить уведомление Регистратора МФЦА;</w:t>
+      </w:r>
+    </w:p>
+    <w:p>
+      <w:pPr>
+        <w:spacing w:after="0" w:line="240" w:lineRule="auto"/>
+        <w:contextualSpacing/>
+        <w:jc w:val="both"/>
+        <w:rPr>
+          <w:rFonts w:ascii="Arial" w:hAnsi="Arial" w:cs="Arial"/>
+        </w:rPr>
+      </w:pPr>
+      <w:r>
+        <w:rPr>
+          <w:rFonts w:ascii="Arial" w:hAnsi="Arial" w:cs="Arial"/>
+        </w:rPr>
+        <w:t xml:space="preserve">3) разработать и внести на утверждение Управляющего совета </w:t>
+      </w:r>
+      <w:r>
+        <w:rPr>
+          <w:rFonts w:ascii="Arial" w:hAnsi="Arial" w:cs="Arial"/>
+        </w:rPr>
+        <w:t>проекты положений о Проектном офисе для Центральной Азии по изменению климата и зеленой энергетике, Учебном центре и Экспертном совете</w:t>
+      </w:r>
+      <w:r>
+        <w:rPr>
+          <w:rFonts w:ascii="Arial" w:hAnsi="Arial" w:cs="Arial"/>
+        </w:rPr>
+        <w:t>;</w:t>
+      </w:r>
+    </w:p>
+    <w:p>
+      <w:pPr>
+        <w:spacing w:after="0" w:line="240" w:lineRule="auto"/>
+        <w:contextualSpacing/>
+        <w:jc w:val="both"/>
+        <w:rPr>
+          <w:rFonts w:ascii="Arial" w:hAnsi="Arial" w:cs="Arial"/>
+        </w:rPr>
+      </w:pPr>
+      <w:r>
+        <w:rPr>
+          <w:rFonts w:ascii="Arial" w:hAnsi="Arial" w:cs="Arial"/>
+        </w:rPr>
+        <w:t>4) направить Верховному попечителю ЦАКФ соответствующую информацию о принятых решениях.</w:t>
+      </w:r>
+    </w:p>
+    <w:p>
+      <w:pPr>
+        <w:keepNext/>
+        <w:spacing w:after="0" w:line="240" w:lineRule="auto"/>
+        <w:contextualSpacing/>
+        <w:jc w:val="both"/>
+        <w:rPr>
+          <w:rFonts w:ascii="Arial" w:hAnsi="Arial" w:cs="Arial"/>
+        </w:rPr>
+      </w:pPr>
     </w:p>
     <w:p>
       <w:pPr>
         <w:pStyle w:val="ae"/>
+        <w:keepNext/>
         <w:numPr>
           <w:ilvl w:val="0"/>
           <w:numId w:val="2"/>
@@ -1129,6 +1303,7 @@
       </w:tblGrid>
       <w:tr>
         <w:trPr>
+          <w:cantSplit/>
           <w:trHeight w:val="796"/>
         </w:trPr>
         <w:tc>
@@ -1138,6 +1313,7 @@
           <w:p>
             <w:pPr>
               <w:pStyle w:val="1"/>
+              <w:keepNext/>
               <w:spacing w:after="0" w:line="240" w:lineRule="auto"/>
               <w:rPr>
                 <w:rStyle w:val="a3"/>
@@ -1150,6 +1326,7 @@
           <w:p>
             <w:pPr>
               <w:pStyle w:val="1"/>
+              <w:keepNext/>
               <w:spacing w:after="0" w:line="240" w:lineRule="auto"/>
               <w:jc w:val="center"/>
               <w:rPr>
@@ -1198,6 +1375,7 @@
           <w:p>
             <w:pPr>
               <w:pStyle w:val="1"/>
+              <w:keepNext/>
               <w:spacing w:after="0" w:line="240" w:lineRule="auto"/>
               <w:rPr>
                 <w:rStyle w:val="a3"/>
@@ -1218,6 +1396,7 @@
           <w:p>
             <w:pPr>
               <w:pStyle w:val="1"/>
+              <w:keepNext/>
               <w:spacing w:after="0" w:line="240" w:lineRule="auto"/>
               <w:jc w:val="center"/>
               <w:rPr>
@@ -1238,6 +1417,7 @@
           <w:p>
             <w:pPr>
               <w:pStyle w:val="1"/>
+              <w:keepNext/>
               <w:spacing w:after="0" w:line="240" w:lineRule="auto"/>
               <w:jc w:val="center"/>
               <w:rPr>
@@ -1260,6 +1440,7 @@
       </w:tr>
       <w:tr>
         <w:trPr>
+          <w:cantSplit/>
           <w:trHeight w:val="610"/>
         </w:trPr>
         <w:tc>
@@ -1878,6 +2059,7 @@
           <w:bCs/>
           <w:lang w:val="en-US"/>
         </w:rPr>
+        <w:lastRenderedPageBreak/>
         <w:t>PARTICIPANTS:</w:t>
       </w:r>
     </w:p>
@@ -2078,16 +2260,6 @@
       <w:pPr>
         <w:spacing w:after="0" w:line="240" w:lineRule="auto"/>
         <w:contextualSpacing/>
-        <w:rPr>
-          <w:rFonts w:ascii="Arial" w:hAnsi="Arial" w:cs="Arial"/>
-          <w:lang w:val="en-US"/>
-        </w:rPr>
-      </w:pPr>
-    </w:p>
-    <w:p>
-      <w:pPr>
-        <w:spacing w:after="0" w:line="240" w:lineRule="auto"/>
-        <w:contextualSpacing/>
         <w:jc w:val="center"/>
         <w:rPr>
           <w:rFonts w:ascii="Arial" w:hAnsi="Arial" w:cs="Arial"/>
@@ -2122,7 +2294,7 @@
           <w:rFonts w:ascii="Arial" w:hAnsi="Arial" w:cs="Arial"/>
           <w:lang w:val="en-US"/>
         </w:rPr>
-        <w:t>1. On the expansion of the areas of activity of the Foundation.</w:t>
+        <w:t>1. On the Development Strategy of the Foundation for 2026–2035.</w:t>
       </w:r>
     </w:p>
     <w:p>
@@ -2141,30 +2313,55 @@
           <w:rFonts w:ascii="Arial" w:hAnsi="Arial" w:cs="Arial"/>
           <w:lang w:val="en-US"/>
         </w:rPr>
-        <w:t>2. On the inclusion of the Training Centre and the Expert Council in the structure of the Foundation.</w:t>
+        <w:t>2. On the expansion of the areas of activity of the Foundation.</w:t>
       </w:r>
     </w:p>
     <w:p>
       <w:pPr>
         <w:pStyle w:val="a9"/>
         <w:spacing w:after="0" w:line="240" w:lineRule="auto"/>
+        <w:ind w:left="720" w:hanging="360"/>
+        <w:contextualSpacing/>
+        <w:rPr>
+          <w:rFonts w:ascii="Arial" w:hAnsi="Arial" w:cs="Arial"/>
+          <w:lang w:val="en-US"/>
+        </w:rPr>
+      </w:pPr>
+      <w:r>
+        <w:rPr>
+          <w:rFonts w:ascii="Arial" w:hAnsi="Arial" w:cs="Arial"/>
+          <w:lang w:val="en-US"/>
+        </w:rPr>
+        <w:t>3. On the inclusion of the Project Office for Central Asia on climate change and green energy, the Training Centre and the Expert Council in the structure of the Foundation.</w:t>
+      </w:r>
+    </w:p>
+    <w:p>
+      <w:pPr>
+        <w:pStyle w:val="a9"/>
+        <w:spacing w:after="0" w:line="240" w:lineRule="auto"/>
+        <w:ind w:left="720" w:hanging="360"/>
+        <w:contextualSpacing/>
+        <w:rPr>
+          <w:rFonts w:ascii="Arial" w:hAnsi="Arial" w:cs="Arial"/>
+          <w:lang w:val="en-US"/>
+        </w:rPr>
+      </w:pPr>
+      <w:r>
+        <w:rPr>
+          <w:rFonts w:ascii="Arial" w:hAnsi="Arial" w:cs="Arial"/>
+          <w:lang w:val="en-US"/>
+        </w:rPr>
+        <w:t>4. On the endorsement of the draft new versions of the Charter and the By-laws of the Foundation.</w:t>
+      </w:r>
+    </w:p>
+    <w:p>
+      <w:pPr>
+        <w:pStyle w:val="a9"/>
+        <w:spacing w:after="0" w:line="240" w:lineRule="auto"/>
         <w:ind w:left="720"/>
         <w:contextualSpacing/>
         <w:rPr>
           <w:rFonts w:ascii="Arial" w:hAnsi="Arial" w:cs="Arial"/>
-          <w:lang w:val="en-US"/>
-        </w:rPr>
-      </w:pPr>
-    </w:p>
-    <w:p>
-      <w:pPr>
-        <w:pStyle w:val="ae"/>
-        <w:spacing w:after="0" w:line="240" w:lineRule="auto"/>
-        <w:rPr>
-          <w:rFonts w:ascii="Arial" w:hAnsi="Arial" w:cs="Arial"/>
-          <w:b/>
-          <w:bCs/>
-          <w:shd w:val="clear" w:color="auto" w:fill="81D41A"/>
           <w:lang w:val="en-US"/>
         </w:rPr>
       </w:pPr>
@@ -2338,7 +2535,6 @@
           <w:iCs/>
           <w:lang w:val="en-US"/>
         </w:rPr>
-        <w:lastRenderedPageBreak/>
         <w:t>(Yerlik Karazhan, Murat Temirbekov, Alexander Kononets)</w:t>
       </w:r>
     </w:p>
@@ -2365,55 +2561,17 @@
         <w:jc w:val="both"/>
         <w:rPr>
           <w:rFonts w:ascii="Arial" w:hAnsi="Arial" w:cs="Arial"/>
-          <w:lang w:val="en-US"/>
-        </w:rPr>
-      </w:pPr>
-      <w:r>
-        <w:rPr>
-          <w:rFonts w:ascii="Arial" w:hAnsi="Arial" w:cs="Arial"/>
-          <w:b/>
-          <w:lang w:val="en-US"/>
-        </w:rPr>
-        <w:t>On item 1 of the Agenda on the expansion of the areas of activity of the Foundation, the Chief Executive Officer, Head of the Project Office, Yerlik Karazhan, spoke. The Foundation participates in the implementation of the «Taza Qazaqstan» initiatives, develops the ESG area and receives requests for climate and environmental risk assessment and for analytical materials on the climate agenda. The current list of objects of the Foundation (Part 3 of the Charter) does not expressly cover these areas.</w:t>
-      </w:r>
-    </w:p>
-    <w:p>
-      <w:pPr>
-        <w:suppressAutoHyphens w:val="0"/>
-        <w:spacing w:after="0" w:line="240" w:lineRule="auto"/>
-        <w:jc w:val="both"/>
-        <w:rPr>
-          <w:rFonts w:ascii="Arial" w:hAnsi="Arial" w:cs="Arial"/>
-          <w:lang w:val="en-US"/>
-        </w:rPr>
-      </w:pPr>
-      <w:r>
-        <w:rPr>
-          <w:rFonts w:ascii="Arial" w:hAnsi="Arial" w:cs="Arial"/>
-          <w:lang w:val="en-US"/>
-        </w:rPr>
-        <w:t xml:space="preserve">Next, the Deputy Chief Executive Officer for Administrative Issues, Murat Temirbekov, spoke and proposed, in accordance with the Development Strategy of the Foundation for 2026–2035 and the memoranda of cooperation concluded, to supplement the objects of the Foundation with the following areas: participation in the implementation of national and regional environmental initiatives, including «Taza Qazaqstan»; promotion of ESG principles; climate and environmental risk assessment; analytics on climate issues; educational activities; expert support of projects and programmes; </w:t>
-      </w:r>
-      <w:r>
-        <w:rPr>
-          <w:rFonts w:ascii="Arial" w:hAnsi="Arial" w:cs="Arial"/>
-          <w:lang w:val="en-US"/>
-        </w:rPr>
-        <w:t xml:space="preserve">regional climate and environmental projects and initiatives, including organisation of summits, conferences, forums and other events, and follow-up of the initiatives of the </w:t>
-      </w:r>
-      <w:r>
-        <w:rPr>
-          <w:rFonts w:ascii="Arial" w:hAnsi="Arial" w:cs="Arial"/>
-          <w:lang w:val="en-US"/>
-        </w:rPr>
-        <w:t>Regional Environmental Summit 2026</w:t>
-      </w:r>
-      <w:r>
-        <w:rPr>
-          <w:rFonts w:ascii="Arial" w:hAnsi="Arial" w:cs="Arial"/>
-          <w:lang w:val="en-US"/>
-        </w:rPr>
-        <w:t>; climate finance and carbon markets; grant support for environmental projects; environmental protection (waste, air, water resources, land degradation); digital solutions for environmental data monitoring; engagement of children and youth, the Green Schools programme; promotion of environmental initiatives. It was also proposed to set out in the Charter the names used in official communications, including «Project Office for Central Asia on climate change and green energy». Amendments to the Charter and the By-laws are made by the Founder with the written consent of the Supreme Guardian (section 5.1 of the Charter, section 15 of the By-laws).</w:t>
+          <w:b/>
+          <w:lang w:val="en-US"/>
+        </w:rPr>
+      </w:pPr>
+      <w:r>
+        <w:rPr>
+          <w:rFonts w:ascii="Arial" w:hAnsi="Arial" w:cs="Arial"/>
+          <w:b/>
+          <w:lang w:val="en-US"/>
+        </w:rPr>
+        <w:t>On item 1 of the Agenda on the Development Strategy of the Foundation for 2026–2035, the Advisor on Strategy and Science, Alexander Kononets, spoke and presented the draft Development Strategy of Private Foundation «Central Asia Climate Foundation» and the Project Office for Central Asia on climate change and green energy for 2026–2035. The Strategy provides for the transition from an organisation established to implement projects to a permanent Central Asian institution on climate change, sustainable development, green energy and environmental protection, and for the phased development of the Foundation: 2026–2027 – ensuring the sustainability of operations and building the project portfolio; until 2028 – establishing the Green Think Tank of Central Asia; until 2035 – forming the leading regional expert and operational platform of Central Asia. The implementation of the Strategy requires updating the Charter and the By-laws of the Foundation and specifying the areas of its statutory activity. The development strategy of the Foundation is approved by the Guardian Council, including individually by the Supreme Guardian (subparagraph a) of paragraph 3.2 of the By-laws).</w:t>
       </w:r>
     </w:p>
     <w:p>
@@ -2434,7 +2592,7 @@
           <w:rFonts w:ascii="Arial" w:hAnsi="Arial" w:cs="Arial"/>
           <w:lang w:val="en-US"/>
         </w:rPr>
-        <w:t>All members of the Management Council voted "FOR" on item 1 on the expansion of the areas of activity of the Foundation.</w:t>
+        <w:t>All members of the Management Council voted "FOR" on item 1 on the endorsement of the draft Development Strategy of the Foundation for 2026–2035 and its submission to the Supreme Guardian for approval.</w:t>
       </w:r>
     </w:p>
     <w:p>
@@ -2454,6 +2612,94 @@
     </w:p>
     <w:p>
       <w:pPr>
+        <w:suppressAutoHyphens w:val="0"/>
+        <w:spacing w:after="0" w:line="240" w:lineRule="auto"/>
+        <w:jc w:val="both"/>
+        <w:rPr>
+          <w:rFonts w:ascii="Arial" w:hAnsi="Arial" w:cs="Arial"/>
+          <w:lang w:val="en-US"/>
+        </w:rPr>
+      </w:pPr>
+      <w:r>
+        <w:rPr>
+          <w:rFonts w:ascii="Arial" w:hAnsi="Arial" w:cs="Arial"/>
+          <w:b/>
+          <w:lang w:val="en-US"/>
+        </w:rPr>
+        <w:t>On item 2 of the Agenda</w:t>
+      </w:r>
+      <w:r>
+        <w:rPr>
+          <w:rFonts w:ascii="Arial" w:hAnsi="Arial" w:cs="Arial"/>
+          <w:b/>
+          <w:lang w:val="en-US"/>
+        </w:rPr>
+        <w:t xml:space="preserve"> on the expansion of the areas of activity of the Foundation, the Chief Executive Officer, Head of the Project Office, Yerlik Karazhan, spoke. The Foundation participates in the implementation of the «Taza Qazaqstan» initiatives, develops the ESG area and receives requests for climate and environmental risk assessment and for analytical materials on the climate agenda. The current list of objects of the Foundation (Part 3 of the Charter) does not expressly cover these areas.</w:t>
+      </w:r>
+    </w:p>
+    <w:p>
+      <w:pPr>
+        <w:suppressAutoHyphens w:val="0"/>
+        <w:spacing w:after="0" w:line="240" w:lineRule="auto"/>
+        <w:jc w:val="both"/>
+        <w:rPr>
+          <w:rFonts w:ascii="Arial" w:hAnsi="Arial" w:cs="Arial"/>
+          <w:lang w:val="en-US"/>
+        </w:rPr>
+      </w:pPr>
+      <w:r>
+        <w:rPr>
+          <w:rFonts w:ascii="Arial" w:hAnsi="Arial" w:cs="Arial"/>
+          <w:lang w:val="en-US"/>
+        </w:rPr>
+        <w:t xml:space="preserve">Next, the Deputy Chief Executive Officer for Administrative Issues, Murat Temirbekov, spoke and proposed, </w:t>
+      </w:r>
+      <w:r>
+        <w:rPr>
+          <w:rFonts w:ascii="Arial" w:hAnsi="Arial" w:cs="Arial"/>
+          <w:lang w:val="en-US"/>
+        </w:rPr>
+        <w:t>in accordance with the draft Development Strategy of the Foundation for 2026–2035 endorsed under item 1 of the Agenda and the memoranda</w:t>
+      </w:r>
+      <w:r>
+        <w:rPr>
+          <w:rFonts w:ascii="Arial" w:hAnsi="Arial" w:cs="Arial"/>
+          <w:lang w:val="en-US"/>
+        </w:rPr>
+        <w:t xml:space="preserve"> of cooperation concluded, to supplement the objects of the Foundation with the following areas: participation in the implementation </w:t>
+      </w:r>
+      <w:r>
+        <w:rPr>
+          <w:rFonts w:ascii="Arial" w:hAnsi="Arial" w:cs="Arial"/>
+          <w:lang w:val="en-US"/>
+        </w:rPr>
+        <w:lastRenderedPageBreak/>
+        <w:t xml:space="preserve">of national and regional environmental initiatives, including «Taza Qazaqstan»; promotion of ESG principles; climate and environmental risk assessment; analytics on climate issues; educational activities; expert support of projects and programmes; </w:t>
+      </w:r>
+      <w:r>
+        <w:rPr>
+          <w:rFonts w:ascii="Arial" w:hAnsi="Arial" w:cs="Arial"/>
+          <w:lang w:val="en-US"/>
+        </w:rPr>
+        <w:t xml:space="preserve">regional climate and environmental projects and initiatives, including organisation of summits, conferences, forums and other events, and follow-up of the initiatives of the </w:t>
+      </w:r>
+      <w:r>
+        <w:rPr>
+          <w:rFonts w:ascii="Arial" w:hAnsi="Arial" w:cs="Arial"/>
+          <w:lang w:val="en-US"/>
+        </w:rPr>
+        <w:t>Regional Environmental Summit 2026</w:t>
+      </w:r>
+      <w:r>
+        <w:rPr>
+          <w:rFonts w:ascii="Arial" w:hAnsi="Arial" w:cs="Arial"/>
+          <w:lang w:val="en-US"/>
+        </w:rPr>
+        <w:t>; climate finance and carbon markets; grant support for environmental projects; environmental protection (waste, air, water resources, land degradation); digital solutions for environmental data monitoring; engagement of children and youth, the Green Schools programme; promotion of environmental initiatives. It was also proposed to set out in the Charter the names used in official communications, including «Project Office for Central Asia on climate change and green energy». Amendments to the Charter and the By-laws are made by the Founder with the written consent of the Supreme Guardian (section 5.1 of the Charter, section 15 of the By-laws).</w:t>
+      </w:r>
+    </w:p>
+    <w:p>
+      <w:pPr>
         <w:tabs>
           <w:tab w:val="left" w:pos="426"/>
           <w:tab w:val="left" w:pos="1276"/>
@@ -2468,77 +2714,36 @@
       <w:r>
         <w:rPr>
           <w:rFonts w:ascii="Arial" w:hAnsi="Arial" w:cs="Arial"/>
-          <w:b/>
-          <w:bCs/>
-          <w:lang w:val="en-US"/>
-        </w:rPr>
-        <w:t xml:space="preserve">On item 2 of the Agenda on the inclusion of the Training Centre and the Expert Council in the structure of the Foundation, the Advisor on Strategy and Science, Alexander Kononets, spoke and proposed to include in the structure of the Foundation: the Training Centre </w:t>
-      </w:r>
-      <w:r>
-        <w:rPr>
-          <w:rFonts w:ascii="Arial" w:hAnsi="Arial" w:cs="Arial"/>
-          <w:b/>
-          <w:bCs/>
-          <w:lang w:val="en-US"/>
-        </w:rPr>
-        <w:t>–</w:t>
-      </w:r>
-      <w:r>
-        <w:rPr>
-          <w:rFonts w:ascii="Arial" w:hAnsi="Arial" w:cs="Arial"/>
-          <w:b/>
-          <w:bCs/>
-          <w:lang w:val="en-US"/>
-        </w:rPr>
-        <w:t xml:space="preserve"> for training, professional development and capacity building of </w:t>
-      </w:r>
-      <w:r>
-        <w:rPr>
-          <w:rFonts w:ascii="Arial" w:hAnsi="Arial" w:cs="Arial"/>
-          <w:b/>
-          <w:bCs/>
-          <w:lang w:val="en-US"/>
-        </w:rPr>
-        <w:t>specialists in environmental protection, climate change, sustainable development and ESG</w:t>
-      </w:r>
-      <w:r>
-        <w:rPr>
-          <w:rFonts w:ascii="Arial" w:hAnsi="Arial" w:cs="Arial"/>
-          <w:b/>
-          <w:bCs/>
-          <w:lang w:val="en-US"/>
-        </w:rPr>
-        <w:t xml:space="preserve">; the Expert Council </w:t>
-      </w:r>
-      <w:r>
-        <w:rPr>
-          <w:rFonts w:ascii="Arial" w:hAnsi="Arial" w:cs="Arial"/>
-          <w:b/>
-          <w:bCs/>
-          <w:lang w:val="en-US"/>
-        </w:rPr>
-        <w:t>–</w:t>
-      </w:r>
-      <w:r>
-        <w:rPr>
-          <w:rFonts w:ascii="Arial" w:hAnsi="Arial" w:cs="Arial"/>
-          <w:b/>
-          <w:bCs/>
-          <w:lang w:val="en-US"/>
-        </w:rPr>
-        <w:t xml:space="preserve"> an advisory body composed of leading national and international experts for the review of projects, programmes and analytical materials of the Foundation. The status, tasks and procedures of the Training Centre and the Expert Council are determined by regulations approved by the Management Council.</w:t>
-      </w:r>
-    </w:p>
-    <w:p>
-      <w:pPr>
-        <w:tabs>
-          <w:tab w:val="left" w:pos="1276"/>
-        </w:tabs>
-        <w:spacing w:after="0" w:line="240" w:lineRule="auto"/>
-        <w:ind w:firstLine="567"/>
+          <w:lang w:val="en-US"/>
+        </w:rPr>
+        <w:t xml:space="preserve">All members of the Management Council voted "FOR" </w:t>
+      </w:r>
+      <w:r>
+        <w:rPr>
+          <w:rFonts w:ascii="Arial" w:hAnsi="Arial" w:cs="Arial"/>
+          <w:lang w:val="en-US"/>
+        </w:rPr>
+        <w:t>on item 2 on the expansion</w:t>
+      </w:r>
+      <w:r>
+        <w:rPr>
+          <w:rFonts w:ascii="Arial" w:hAnsi="Arial" w:cs="Arial"/>
+          <w:lang w:val="en-US"/>
+        </w:rPr>
+        <w:t xml:space="preserve"> of the areas of activity of the Foundation.</w:t>
+      </w:r>
+    </w:p>
+    <w:p>
+      <w:pPr>
+        <w:tabs>
+          <w:tab w:val="left" w:pos="426"/>
+          <w:tab w:val="left" w:pos="851"/>
+        </w:tabs>
+        <w:spacing w:after="0" w:line="240" w:lineRule="auto"/>
         <w:jc w:val="both"/>
         <w:rPr>
           <w:rFonts w:ascii="Arial" w:hAnsi="Arial" w:cs="Arial"/>
+          <w:highlight w:val="yellow"/>
           <w:lang w:val="en-US"/>
         </w:rPr>
       </w:pPr>
@@ -2559,9 +2764,11 @@
       <w:r>
         <w:rPr>
           <w:rFonts w:ascii="Arial" w:hAnsi="Arial" w:cs="Arial"/>
-          <w:lang w:val="en-US"/>
-        </w:rPr>
-        <w:t>All members of the Management Council voted "FOR" on item 2 on the inclusion of the Training Centre and the Expert Council in the structure of the Foundation.</w:t>
+          <w:b/>
+          <w:bCs/>
+          <w:lang w:val="en-US"/>
+        </w:rPr>
+        <w:t>On item 3 of the Agenda on the inclusion of the Project Office for Central Asia on climate change and green energy, the Training Centre and the Expert Council in the structure of the Foundation, the Advisor on Strategy and Science, Alexander Kononets, spoke and proposed to include in the structure of the Foundation: the Training Centre – for training, professional development and capacity building of specialists in environmental protection, climate change, sustainable development and ESG; the Expert Council – an advisory body composed of leading national and international experts for the review of projects, programmes and analytical materials of the Foundation. It was also proposed to formalise the Project Office for Central Asia on climate change and green energy as a structural unit of the Foundation; the Project Office was organised within the Foundation pursuant to the initiative of the President of the Republic of Kazakhstan announced at the 78th session of the UN General Assembly and has so far operated nominally, without being reflected in the structure of the Foundation. The status, tasks and procedures of the Project Office for Central Asia, the Training Centre and the Expert Council are determined by regulations approved by the Management Council.</w:t>
       </w:r>
     </w:p>
     <w:p>
@@ -2582,8 +2789,44 @@
           <w:rFonts w:ascii="Arial" w:hAnsi="Arial" w:cs="Arial"/>
           <w:lang w:val="en-US"/>
         </w:rPr>
-        <w:t>The Chairman thanked the members of the Management Council for their unanimous decision on the agenda items and instructed:</w:t>
-      </w:r>
+        <w:t xml:space="preserve">All members of the Management Council voted "FOR" </w:t>
+      </w:r>
+      <w:r>
+        <w:rPr>
+          <w:rFonts w:ascii="Arial" w:hAnsi="Arial" w:cs="Arial"/>
+          <w:lang w:val="en-US"/>
+        </w:rPr>
+        <w:t xml:space="preserve">on item 3 on </w:t>
+      </w:r>
+      <w:r>
+        <w:rPr>
+          <w:rFonts w:ascii="Arial" w:hAnsi="Arial" w:cs="Arial"/>
+          <w:lang w:val="en-US"/>
+        </w:rPr>
+        <w:t>the inclusion of the Project Office for Central Asia on climate change and green energy, the Training Centre and the Expert Council in the structure</w:t>
+      </w:r>
+      <w:r>
+        <w:rPr>
+          <w:rFonts w:ascii="Arial" w:hAnsi="Arial" w:cs="Arial"/>
+          <w:lang w:val="en-US"/>
+        </w:rPr>
+        <w:t xml:space="preserve"> of the Foundation.</w:t>
+      </w:r>
+    </w:p>
+    <w:p>
+      <w:pPr>
+        <w:tabs>
+          <w:tab w:val="left" w:pos="426"/>
+          <w:tab w:val="left" w:pos="851"/>
+        </w:tabs>
+        <w:spacing w:after="0" w:line="240" w:lineRule="auto"/>
+        <w:jc w:val="both"/>
+        <w:rPr>
+          <w:rFonts w:ascii="Arial" w:hAnsi="Arial" w:cs="Arial"/>
+          <w:highlight w:val="yellow"/>
+          <w:lang w:val="en-US"/>
+        </w:rPr>
+      </w:pPr>
     </w:p>
     <w:p>
       <w:pPr>
@@ -2601,15 +2844,20 @@
       <w:r>
         <w:rPr>
           <w:rFonts w:ascii="Arial" w:hAnsi="Arial" w:cs="Arial"/>
-          <w:lang w:val="en-US"/>
-        </w:rPr>
-        <w:t>1) to prepare draft amendments to the Charter and the By-laws of the Foundation with comparison tables and submit them to the Founder for decision upon approval of the Supreme Guardian;</w:t>
-      </w:r>
-    </w:p>
-    <w:p>
-      <w:pPr>
-        <w:spacing w:after="0" w:line="240" w:lineRule="auto"/>
-        <w:contextualSpacing/>
+          <w:b/>
+          <w:bCs/>
+          <w:lang w:val="en-US"/>
+        </w:rPr>
+        <w:t>On item 4 of the Agenda on the endorsement of the draft new versions of the Charter and the By-laws of the Foundation, the Deputy Chief Executive Officer for Administrative Issues, Murat Temirbekov, spoke and presented the draft new versions of the Charter and the By-laws of the Foundation with comparison tables, prepared pursuant to the decision of the Management Council of 19 February 2026 (Minutes No. 7) on the revision of the Charter and the By-laws and taking into account the decisions on items 1–3 of the Agenda. The draft Charter supplements the objects of the Foundation (new Part 4, subparagraphs 8–20 of paragraph 4.1), provides for the structure of the Foundation to be determined by the Management Council (paragraph 4.2) and sets out the names of the Foundation in three languages (paragraph 1.2). In addition to the relevant provisions (subparagraph 1) of paragraph 1.1, paragraphs 8.7 and 8.8), the draft By-laws contain proposals to relieve the Supreme Guardian / the Guardian Council of organisational and other routine duties and to clarify the status and powers of the Supreme Guardian, the Guardian Council and the Management Council. The amendments are made by the Founder – Private Company «Climate Action Company Limited» by written notice to the Foundation upon the written consent of the Supreme Guardian (section 5.1 of the Charter, section 15 of the By-laws).</w:t>
+      </w:r>
+    </w:p>
+    <w:p>
+      <w:pPr>
+        <w:tabs>
+          <w:tab w:val="left" w:pos="426"/>
+          <w:tab w:val="left" w:pos="1276"/>
+        </w:tabs>
+        <w:spacing w:after="0" w:line="240" w:lineRule="auto"/>
         <w:jc w:val="both"/>
         <w:rPr>
           <w:rFonts w:ascii="Arial" w:hAnsi="Arial" w:cs="Arial"/>
@@ -2621,13 +2869,16 @@
           <w:rFonts w:ascii="Arial" w:hAnsi="Arial" w:cs="Arial"/>
           <w:lang w:val="en-US"/>
         </w:rPr>
-        <w:t>2) to develop and submit to the Management Council for approval draft regulations on the Training Centre and the Expert Council;</w:t>
-      </w:r>
-    </w:p>
-    <w:p>
-      <w:pPr>
-        <w:spacing w:after="0" w:line="240" w:lineRule="auto"/>
-        <w:contextualSpacing/>
+        <w:t>All members of the Management Council voted "FOR" on item 4 on the endorsement of the draft new versions of the Charter and the By-laws of the Foundation and their submission to the Supreme Guardian for written consent and subsequently to the Founder for decision.</w:t>
+      </w:r>
+    </w:p>
+    <w:p>
+      <w:pPr>
+        <w:tabs>
+          <w:tab w:val="left" w:pos="426"/>
+          <w:tab w:val="left" w:pos="1276"/>
+        </w:tabs>
+        <w:spacing w:after="0" w:line="240" w:lineRule="auto"/>
         <w:jc w:val="both"/>
         <w:rPr>
           <w:rFonts w:ascii="Arial" w:hAnsi="Arial" w:cs="Arial"/>
@@ -2639,22 +2890,116 @@
           <w:rFonts w:ascii="Arial" w:hAnsi="Arial" w:cs="Arial"/>
           <w:lang w:val="en-US"/>
         </w:rPr>
-        <w:t>3) to send the relevant information on the decisions taken to the Supreme Guardian of the Central Asia Climate Foundation.</w:t>
-      </w:r>
-    </w:p>
-    <w:p>
-      <w:pPr>
-        <w:spacing w:after="0" w:line="240" w:lineRule="auto"/>
-        <w:contextualSpacing/>
+        <w:t>The Chairman thanked the members of the Management Council for their unanimous decision on the agenda items and instructed:</w:t>
+      </w:r>
+    </w:p>
+    <w:p>
+      <w:pPr>
+        <w:tabs>
+          <w:tab w:val="left" w:pos="426"/>
+          <w:tab w:val="left" w:pos="1276"/>
+        </w:tabs>
+        <w:spacing w:after="0" w:line="240" w:lineRule="auto"/>
         <w:jc w:val="both"/>
         <w:rPr>
           <w:rFonts w:ascii="Arial" w:hAnsi="Arial" w:cs="Arial"/>
           <w:lang w:val="en-US"/>
         </w:rPr>
       </w:pPr>
-    </w:p>
-    <w:p>
-      <w:pPr>
+      <w:r>
+        <w:rPr>
+          <w:rFonts w:ascii="Arial" w:hAnsi="Arial" w:cs="Arial"/>
+          <w:lang w:val="en-US"/>
+        </w:rPr>
+        <w:t>1) to submit the draft Development Strategy of the Foundation for 2026–2035 to the Supreme Guardian of the CACF for approval;</w:t>
+      </w:r>
+    </w:p>
+    <w:p>
+      <w:pPr>
+        <w:tabs>
+          <w:tab w:val="left" w:pos="426"/>
+          <w:tab w:val="left" w:pos="1276"/>
+        </w:tabs>
+        <w:spacing w:after="0" w:line="240" w:lineRule="auto"/>
+        <w:jc w:val="both"/>
+        <w:rPr>
+          <w:rFonts w:ascii="Arial" w:hAnsi="Arial" w:cs="Arial"/>
+          <w:lang w:val="en-US"/>
+        </w:rPr>
+      </w:pPr>
+      <w:r>
+        <w:rPr>
+          <w:rFonts w:ascii="Arial" w:hAnsi="Arial" w:cs="Arial"/>
+          <w:lang w:val="en-US"/>
+        </w:rPr>
+        <w:t>2) to submit the endorsed draft new versions of the Charter and the By-laws of the Foundation with comparison tables to the Supreme Guardian of the CACF for written consent and, upon receipt of the consent, to the Founder for decision, and to ensure notification of the AIFC Registrar;</w:t>
+      </w:r>
+    </w:p>
+    <w:p>
+      <w:pPr>
+        <w:spacing w:after="0" w:line="240" w:lineRule="auto"/>
+        <w:contextualSpacing/>
+        <w:jc w:val="both"/>
+        <w:rPr>
+          <w:rFonts w:ascii="Arial" w:hAnsi="Arial" w:cs="Arial"/>
+          <w:lang w:val="en-US"/>
+        </w:rPr>
+      </w:pPr>
+      <w:r>
+        <w:rPr>
+          <w:rFonts w:ascii="Arial" w:hAnsi="Arial" w:cs="Arial"/>
+          <w:lang w:val="en-US"/>
+        </w:rPr>
+        <w:t xml:space="preserve">3) to develop and submit to the Management Council for approval </w:t>
+      </w:r>
+      <w:r>
+        <w:rPr>
+          <w:rFonts w:ascii="Arial" w:hAnsi="Arial" w:cs="Arial"/>
+          <w:lang w:val="en-US"/>
+        </w:rPr>
+        <w:t>draft regulations on the Project Office for Central Asia on climate change and green energy, the Training Centre and the Expert Council</w:t>
+      </w:r>
+      <w:r>
+        <w:rPr>
+          <w:rFonts w:ascii="Arial" w:hAnsi="Arial" w:cs="Arial"/>
+          <w:lang w:val="en-US"/>
+        </w:rPr>
+        <w:t>;</w:t>
+      </w:r>
+    </w:p>
+    <w:p>
+      <w:pPr>
+        <w:spacing w:after="0" w:line="240" w:lineRule="auto"/>
+        <w:contextualSpacing/>
+        <w:jc w:val="both"/>
+        <w:rPr>
+          <w:rFonts w:ascii="Arial" w:hAnsi="Arial" w:cs="Arial"/>
+          <w:lang w:val="en-US"/>
+        </w:rPr>
+      </w:pPr>
+      <w:r>
+        <w:rPr>
+          <w:rFonts w:ascii="Arial" w:hAnsi="Arial" w:cs="Arial"/>
+          <w:lang w:val="en-US"/>
+        </w:rPr>
+        <w:t>4) to send the relevant information on the decisions taken to the Supreme Guardian of the Central Asia Climate Foundation.</w:t>
+      </w:r>
+    </w:p>
+    <w:p>
+      <w:pPr>
+        <w:keepNext/>
+        <w:spacing w:after="0" w:line="240" w:lineRule="auto"/>
+        <w:contextualSpacing/>
+        <w:jc w:val="both"/>
+        <w:rPr>
+          <w:rFonts w:ascii="Arial" w:hAnsi="Arial" w:cs="Arial"/>
+          <w:lang w:val="en-US"/>
+        </w:rPr>
+      </w:pPr>
+    </w:p>
+    <w:p>
+      <w:pPr>
+        <w:keepNext/>
         <w:pBdr>
           <w:bottom w:val="single" w:sz="12" w:space="1" w:color="000000"/>
         </w:pBdr>
@@ -2753,6 +3098,7 @@
       </w:tblGrid>
       <w:tr>
         <w:trPr>
+          <w:cantSplit/>
           <w:trHeight w:val="796"/>
         </w:trPr>
         <w:tc>
@@ -2762,6 +3108,7 @@
           <w:p>
             <w:pPr>
               <w:pStyle w:val="1"/>
+              <w:keepNext/>
               <w:spacing w:after="0" w:line="240" w:lineRule="auto"/>
               <w:rPr>
                 <w:rStyle w:val="a3"/>
@@ -2773,6 +3120,7 @@
           <w:p>
             <w:pPr>
               <w:pStyle w:val="1"/>
+              <w:keepNext/>
               <w:spacing w:after="0" w:line="240" w:lineRule="auto"/>
               <w:jc w:val="center"/>
               <w:rPr>
@@ -2800,6 +3148,7 @@
           <w:p>
             <w:pPr>
               <w:pStyle w:val="1"/>
+              <w:keepNext/>
               <w:spacing w:after="0" w:line="240" w:lineRule="auto"/>
               <w:rPr>
                 <w:rStyle w:val="a3"/>
@@ -2819,6 +3168,7 @@
           <w:p>
             <w:pPr>
               <w:pStyle w:val="1"/>
+              <w:keepNext/>
               <w:spacing w:after="0" w:line="240" w:lineRule="auto"/>
               <w:jc w:val="center"/>
               <w:rPr>
@@ -2839,6 +3189,7 @@
           <w:p>
             <w:pPr>
               <w:pStyle w:val="1"/>
+              <w:keepNext/>
               <w:spacing w:after="0" w:line="240" w:lineRule="auto"/>
               <w:jc w:val="center"/>
               <w:rPr>
@@ -2861,6 +3212,7 @@
       </w:tr>
       <w:tr>
         <w:trPr>
+          <w:cantSplit/>
           <w:trHeight w:val="610"/>
         </w:trPr>
         <w:tc>
@@ -2887,7 +3239,6 @@
                 <w:color w:val="auto"/>
                 <w:lang w:val="kk-KZ"/>
               </w:rPr>
-              <w:lastRenderedPageBreak/>
               <w:t>Secretary of the meeting</w:t>
             </w:r>
           </w:p>
@@ -5301,7 +5652,7 @@
 </file>
 
 <file path=customXml/itemProps1.xml><?xml version="1.0" encoding="utf-8"?>
-<ds:datastoreItem xmlns:ds="http://schemas.openxmlformats.org/officeDocument/2006/customXml" ds:itemID="{F99CA9C6-138E-4176-8D9A-807DB72951BE}">
+<ds:datastoreItem xmlns:ds="http://schemas.openxmlformats.org/officeDocument/2006/customXml" ds:itemID="{6C9F3E0E-6A4A-4D5F-848A-D14A9E53E191}">
   <ds:schemaRefs>
     <ds:schemaRef ds:uri="http://schemas.openxmlformats.org/officeDocument/2006/bibliography"/>
   </ds:schemaRefs>

--- a/Устав/_документы/Протокол УС № 12.docx
+++ b/Устав/_документы/Протокол УС № 12.docx
@@ -14,8 +14,6 @@
           <w:szCs w:val="24"/>
         </w:rPr>
       </w:pPr>
-      <w:bookmarkStart w:id="0" w:name="_GoBack"/>
-      <w:bookmarkEnd w:id="0"/>
       <w:r>
         <w:rPr>
           <w:noProof/>
@@ -131,13 +129,12 @@
           <w:sz w:val="24"/>
           <w:szCs w:val="24"/>
         </w:rPr>
-        <w:t>ОБЩЕГО СОБРАНИЯ УПРАВЛЯЮЩЕГО СОВЕТА ЦЕНТРАЛЬНО-АЗИАТСКОГО КЛИМАТИЧЕСКОГО ФОНДА (ЦАКФ)</w:t>
-      </w:r>
-    </w:p>
-    <w:p>
-      <w:pPr>
-        <w:spacing w:after="0" w:line="240" w:lineRule="auto"/>
-        <w:contextualSpacing/>
+        <w:t xml:space="preserve">ОБЩЕГО СОБРАНИЯ УПРАВЛЯЮЩЕГО СОВЕТА </w:t>
+      </w:r>
+    </w:p>
+    <w:p>
+      <w:pPr>
+        <w:spacing w:after="0" w:line="240" w:lineRule="auto"/>
         <w:jc w:val="center"/>
         <w:rPr>
           <w:rFonts w:ascii="Arial" w:hAnsi="Arial" w:cs="Arial"/>
@@ -147,6 +144,16 @@
           <w:szCs w:val="24"/>
         </w:rPr>
       </w:pPr>
+      <w:r>
+        <w:rPr>
+          <w:rFonts w:ascii="Arial" w:hAnsi="Arial" w:cs="Arial"/>
+          <w:b/>
+          <w:bCs/>
+          <w:sz w:val="24"/>
+          <w:szCs w:val="24"/>
+        </w:rPr>
+        <w:t>ЦЕНТРАЛЬНО-АЗИАТСКОГО КЛИМАТИЧЕСКОГО ФОНДА (ЦАКФ)</w:t>
+      </w:r>
     </w:p>
     <w:p>
       <w:pPr>
@@ -155,16 +162,30 @@
         <w:jc w:val="center"/>
         <w:rPr>
           <w:rFonts w:ascii="Arial" w:hAnsi="Arial" w:cs="Arial"/>
+          <w:b/>
+          <w:bCs/>
           <w:sz w:val="24"/>
           <w:szCs w:val="24"/>
         </w:rPr>
       </w:pPr>
-      <w:r>
+    </w:p>
+    <w:p>
+      <w:pPr>
+        <w:spacing w:after="0" w:line="240" w:lineRule="auto"/>
+        <w:contextualSpacing/>
+        <w:jc w:val="center"/>
         <w:rPr>
           <w:rFonts w:ascii="Arial" w:hAnsi="Arial" w:cs="Arial"/>
           <w:sz w:val="24"/>
           <w:szCs w:val="24"/>
         </w:rPr>
+      </w:pPr>
+      <w:r>
+        <w:rPr>
+          <w:rFonts w:ascii="Arial" w:hAnsi="Arial" w:cs="Arial"/>
+          <w:sz w:val="24"/>
+          <w:szCs w:val="24"/>
+        </w:rPr>
         <w:t>№12</w:t>
       </w:r>
     </w:p>
@@ -185,7 +206,23 @@
           <w:sz w:val="24"/>
           <w:szCs w:val="24"/>
         </w:rPr>
-        <w:t>Четверг, 30 июля 2026 г., 10.00 ч.</w:t>
+        <w:t xml:space="preserve">Пятница, 30 октября 2026 г., </w:t>
+      </w:r>
+      <w:r>
+        <w:rPr>
+          <w:rFonts w:ascii="Arial" w:hAnsi="Arial" w:cs="Arial"/>
+          <w:sz w:val="24"/>
+          <w:szCs w:val="24"/>
+        </w:rPr>
+        <w:t>12</w:t>
+      </w:r>
+      <w:r>
+        <w:rPr>
+          <w:rFonts w:ascii="Arial" w:hAnsi="Arial" w:cs="Arial"/>
+          <w:sz w:val="24"/>
+          <w:szCs w:val="24"/>
+        </w:rPr>
+        <w:t>.00 ч.</w:t>
       </w:r>
     </w:p>
     <w:p>
@@ -312,20 +349,7 @@
         <w:rPr>
           <w:rFonts w:ascii="Arial" w:hAnsi="Arial" w:cs="Arial"/>
         </w:rPr>
-        <w:t xml:space="preserve">1. </w:t>
-      </w:r>
-      <w:r>
-        <w:rPr>
-          <w:rFonts w:ascii="Arial" w:hAnsi="Arial" w:cs="Arial"/>
-          <w:lang w:val="kk-KZ"/>
-        </w:rPr>
-        <w:t>Ерлік Қаражан</w:t>
-      </w:r>
-      <w:r>
-        <w:rPr>
-          <w:rFonts w:ascii="Arial" w:hAnsi="Arial" w:cs="Arial"/>
-        </w:rPr>
-        <w:t xml:space="preserve"> – Главный исполнительный директор, Руководитель Проектного офиса.</w:t>
+        <w:t>1. Ерлік Қаражан – Главный исполнительный директор, Руководитель Проектного офиса.</w:t>
       </w:r>
     </w:p>
     <w:p>
@@ -547,7 +571,7 @@
         <w:rPr>
           <w:rFonts w:ascii="Arial" w:hAnsi="Arial" w:cs="Arial"/>
         </w:rPr>
-        <w:t>О расширении направлений деятельности Фонда.</w:t>
+        <w:t>Об изменении штатного расписания Фонда.</w:t>
       </w:r>
     </w:p>
     <w:p>
@@ -567,7 +591,7 @@
         <w:rPr>
           <w:rFonts w:ascii="Arial" w:hAnsi="Arial" w:cs="Arial"/>
         </w:rPr>
-        <w:t>О включении в структуру Фонда Проектного офиса для Центральной Азии по изменению климата и зеленой энергетике, Учебного центра и Экспертного совета.</w:t>
+        <w:t>Об одобрении бюджета Фонда на IV квартал 2026 года.</w:t>
       </w:r>
     </w:p>
     <w:p>
@@ -587,7 +611,27 @@
         <w:rPr>
           <w:rFonts w:ascii="Arial" w:hAnsi="Arial" w:cs="Arial"/>
         </w:rPr>
-        <w:t>Об одобрении проектов новых редакций Устава и Положения Фонда.</w:t>
+        <w:t>Об утверждении плана закупок товаров, работ и услуг на IV квартал 2026 года.</w:t>
+      </w:r>
+    </w:p>
+    <w:p>
+      <w:pPr>
+        <w:pStyle w:val="a9"/>
+        <w:numPr>
+          <w:ilvl w:val="0"/>
+          <w:numId w:val="1"/>
+        </w:numPr>
+        <w:spacing w:after="0" w:line="240" w:lineRule="auto"/>
+        <w:contextualSpacing/>
+        <w:rPr>
+          <w:rFonts w:ascii="Arial" w:hAnsi="Arial" w:cs="Arial"/>
+        </w:rPr>
+      </w:pPr>
+      <w:r>
+        <w:rPr>
+          <w:rFonts w:ascii="Arial" w:hAnsi="Arial" w:cs="Arial"/>
+        </w:rPr>
+        <w:t>Об аренде коммерческой недвижимости и переезде офиса Фонда.</w:t>
       </w:r>
     </w:p>
     <w:p>
@@ -706,7 +750,7 @@
         <w:rPr>
           <w:rFonts w:ascii="Arial" w:hAnsi="Arial" w:cs="Arial"/>
         </w:rPr>
-        <w:t>1.3. Секретарь сообщил, что все назначенные члены Управляющего совета ЦАКФ присутствуют и что кворум для проведения собрания имеется.</w:t>
+        <w:t>1.3. Секретарь сообщил, что присутствуют 2/3 Управляющего совета ЦАКФ и что кворум для проведения собрания имеется. Члены Управляющего совета единогласно отказались от уведомления о собрании (пункт 10.4 Положения).</w:t>
       </w:r>
     </w:p>
     <w:p>
@@ -767,7 +811,7 @@
           <w:i/>
           <w:iCs/>
         </w:rPr>
-        <w:t>(Ерлік Қаражан, Мурат Темирбеков, Александр Кононец)</w:t>
+        <w:t>(Ерлік Қаражан, Мурат Темирбеков, Александр Кононец, Майра Оразбаева)</w:t>
       </w:r>
     </w:p>
     <w:p>
@@ -792,23 +836,27 @@
         <w:jc w:val="both"/>
         <w:rPr>
           <w:rFonts w:ascii="Arial" w:hAnsi="Arial" w:cs="Arial"/>
+        </w:rPr>
+      </w:pPr>
+      <w:r>
+        <w:rPr>
+          <w:rFonts w:ascii="Arial" w:hAnsi="Arial" w:cs="Arial"/>
           <w:b/>
         </w:rPr>
-      </w:pPr>
-      <w:r>
-        <w:rPr>
-          <w:rFonts w:ascii="Arial" w:hAnsi="Arial" w:cs="Arial"/>
-          <w:b/>
-        </w:rPr>
-        <w:t xml:space="preserve">По вопросу 1 Повестки о Стратегии развития Фонда на 2026–2035 годы выступил Советник по стратегии и науке Александр Кононец и представил проект Стратегии развития Частного фонда «Центрально-Азиатский климатический фонд» и Проектного офиса для Центральной Азии по изменению климата и зеленой энергетике на 2026–2035 годы. Стратегия предусматривает переход от модели организации, созданной для реализации проектов, к модели постоянно действующего института Центральной Азии по вопросам изменения климата, устойчивого развития, зеленой энергетики и охраны окружающей среды и поэтапное развитие Фонда: 2026–2027 годы – обеспечение устойчивости деятельности и формирование проектного портфеля; до 2028 года – создание Зеленого Think Tank Центральной Азии; до 2035 года – формирование ведущей региональной экспертно-операционной платформы Центральной </w:t>
-      </w:r>
-      <w:r>
-        <w:rPr>
-          <w:rFonts w:ascii="Arial" w:hAnsi="Arial" w:cs="Arial"/>
-          <w:b/>
+        <w:t>По вопросу 1 Повестки</w:t>
+      </w:r>
+      <w:r>
+        <w:rPr>
+          <w:rFonts w:ascii="Arial" w:hAnsi="Arial" w:cs="Arial"/>
+        </w:rPr>
+        <w:t xml:space="preserve"> о Стратегии развития Фонда на 2026–2035 годы выступил Советник по стратегии и науке Александр Кононец и представил проект Стратегии развития Частного фонда «Центрально-Азиатский климатический фонд» и Проектного офиса для Центральной Азии по изменению климата и зеленой энергетике на 2026–2035 годы. Стратегия предусматривает переход от модели организации, созданной для реализации проектов, к модели постоянно действующего института Центральной Азии по вопросам изменения климата, устойчивого развития, зеленой энергетики и охраны окружающей среды и поэтапное развитие Фонда: 2026–2027 годы – обеспечение устойчивости деятельности и формирование проектного портфеля; до 2028 года – создание Зеленого Think Tank Центральной Азии; </w:t>
+      </w:r>
+      <w:r>
+        <w:rPr>
+          <w:rFonts w:ascii="Arial" w:hAnsi="Arial" w:cs="Arial"/>
         </w:rPr>
         <w:lastRenderedPageBreak/>
-        <w:t>Азии. Для реализации Стратегии необходимы актуализация Устава и Положения Фонда и уточнение направлений уставной деятельности. Стратегия развития Фонда утверждается Попечительским советом, в том числе единолично Верховным попечителем (подпункт а) пункта 3.2 Положения).</w:t>
+        <w:t>до 2035 года – формирование ведущей региональной экспертно-операционной платформы Центральной Азии. Стратегия развития Фонда утверждается Попечительским советом, в том числе единолично Верховным попечителем (подпункт а) пункта 3.2 Положения).</w:t>
       </w:r>
     </w:p>
     <w:p>
@@ -827,7 +875,226 @@
         <w:rPr>
           <w:rFonts w:ascii="Arial" w:hAnsi="Arial" w:cs="Arial"/>
         </w:rPr>
-        <w:t>Все члены Управляющего совета проголосовали «ЗА» по вопросу 1 об одобрении проекта Стратегии развития Фонда на 2026–2035 годы и о внесении его на утверждение Верховному попечителю.</w:t>
+        <w:tab/>
+      </w:r>
+    </w:p>
+    <w:p>
+      <w:pPr>
+        <w:tabs>
+          <w:tab w:val="left" w:pos="426"/>
+          <w:tab w:val="left" w:pos="1276"/>
+        </w:tabs>
+        <w:spacing w:after="0" w:line="240" w:lineRule="auto"/>
+        <w:jc w:val="both"/>
+        <w:rPr>
+          <w:rFonts w:ascii="Arial" w:hAnsi="Arial" w:cs="Arial"/>
+        </w:rPr>
+      </w:pPr>
+      <w:r>
+        <w:rPr>
+          <w:rFonts w:ascii="Arial" w:hAnsi="Arial" w:cs="Arial"/>
+        </w:rPr>
+        <w:t>Все члены Управляющего совета проголосовали «ЗА» по вопросу 1.</w:t>
+      </w:r>
+    </w:p>
+    <w:p>
+      <w:pPr>
+        <w:tabs>
+          <w:tab w:val="left" w:pos="426"/>
+          <w:tab w:val="left" w:pos="1276"/>
+        </w:tabs>
+        <w:spacing w:after="0" w:line="240" w:lineRule="auto"/>
+        <w:jc w:val="both"/>
+        <w:rPr>
+          <w:rFonts w:ascii="Arial" w:hAnsi="Arial" w:cs="Arial"/>
+        </w:rPr>
+      </w:pPr>
+    </w:p>
+    <w:p>
+      <w:pPr>
+        <w:suppressAutoHyphens w:val="0"/>
+        <w:spacing w:after="0" w:line="240" w:lineRule="auto"/>
+        <w:jc w:val="both"/>
+        <w:rPr>
+          <w:rFonts w:ascii="Arial" w:hAnsi="Arial" w:cs="Arial"/>
+        </w:rPr>
+      </w:pPr>
+      <w:r>
+        <w:rPr>
+          <w:rFonts w:ascii="Arial" w:hAnsi="Arial" w:cs="Arial"/>
+          <w:b/>
+        </w:rPr>
+        <w:t>По вопросу 2 Повестки</w:t>
+      </w:r>
+      <w:r>
+        <w:rPr>
+          <w:rFonts w:ascii="Arial" w:hAnsi="Arial" w:cs="Arial"/>
+        </w:rPr>
+        <w:t xml:space="preserve"> об изменении штатного расписания Фонда выступил Главный исполнительный директор, Руководитель Проектного офиса Ерлік Қаражан. Фонд письмом от 12 октября 2026 года № 02/373 предложил Министерству экологии и природных ресурсов Республики Казахстан образовать и разместить Проектный офис «Таза Қазақстан» на базе Фонда. Министерство письмом от 14 октября 2026 года № 01-10/5089-И внесло Вице-Президенту Республики Казахстан Е. Т. Карину предложение о размещении постоянно действующего Проектного офиса на базе Фонда с финансированием преимущественно за счет спонсорских и иных внебюджетных средств. Вице-Президент Республики Казахстан согласовал предложенные подходы и поручил продолжить работу (резолюция от 19 октября 2026 года № 26-5068). Для исполнения указанного поручения необходимо расширить штатную численность Фонда.</w:t>
+      </w:r>
+    </w:p>
+    <w:p>
+      <w:pPr>
+        <w:suppressAutoHyphens w:val="0"/>
+        <w:spacing w:after="0" w:line="240" w:lineRule="auto"/>
+        <w:jc w:val="both"/>
+        <w:rPr>
+          <w:rFonts w:ascii="Arial" w:hAnsi="Arial" w:cs="Arial"/>
+        </w:rPr>
+      </w:pPr>
+      <w:bookmarkStart w:id="0" w:name="_Hlk206662525"/>
+      <w:r>
+        <w:rPr>
+          <w:rFonts w:ascii="Arial" w:hAnsi="Arial" w:cs="Arial"/>
+        </w:rPr>
+        <w:tab/>
+        <w:t xml:space="preserve">Далее выступил Заместитель Главного исполнительного директора по административным вопросам Мурат Темирбеков и представил новую редакцию Приложения Б (штатное расписание) к Приказу Верховного попечителя № 1 от 1 июля 2024 года (приложение 1): 28 штатных единиц. Со 2 ноября 2026 года численность составит 22 единицы (с учетом </w:t>
+      </w:r>
+      <w:r>
+        <w:rPr>
+          <w:rFonts w:ascii="Arial" w:hAnsi="Arial" w:cs="Arial"/>
+        </w:rPr>
+        <w:t xml:space="preserve">всех </w:t>
+      </w:r>
+      <w:r>
+        <w:rPr>
+          <w:rFonts w:ascii="Arial" w:hAnsi="Arial" w:cs="Arial"/>
+        </w:rPr>
+        <w:t>действующих работников), с декабря 2026 года – 23, в 2027 году штатная численность расширяется поэтапно до 30 единиц</w:t>
+      </w:r>
+      <w:r>
+        <w:rPr>
+          <w:rFonts w:ascii="Arial" w:hAnsi="Arial" w:cs="Arial"/>
+        </w:rPr>
+        <w:t xml:space="preserve"> (с учетом всех действующих работников,</w:t>
+      </w:r>
+      <w:r>
+        <w:rPr>
+          <w:rFonts w:ascii="Arial" w:hAnsi="Arial" w:cs="Arial"/>
+        </w:rPr>
+        <w:t xml:space="preserve"> без учета вакантной должности Заместителя Главного исполнительного директора</w:t>
+      </w:r>
+      <w:r>
+        <w:rPr>
+          <w:rFonts w:ascii="Arial" w:hAnsi="Arial" w:cs="Arial"/>
+        </w:rPr>
+        <w:t>)</w:t>
+      </w:r>
+      <w:r>
+        <w:rPr>
+          <w:rFonts w:ascii="Arial" w:hAnsi="Arial" w:cs="Arial"/>
+        </w:rPr>
+        <w:t>; штатные единицы замещаются в пределах поступившего финансирования. Функции юриста, системного администратора, разработчика, режиссера, копирайтера, социолога и менеджера по работе с креаторами обеспечиваются на условиях аутсорсинга и в штатное расписание не входят. Прием работников и определение условий оплаты их труда относятся к полномочиям Председателя Управляющего совета (пункт 8.3 Положения), изменения в Приложение Б вносятся приказом Главного исполнительного директора после согласования с Верховным попечителем</w:t>
+      </w:r>
+      <w:r>
+        <w:rPr>
+          <w:rFonts w:ascii="Arial" w:hAnsi="Arial" w:cs="Arial"/>
+        </w:rPr>
+        <w:t>. В связи с</w:t>
+      </w:r>
+      <w:r>
+        <w:rPr>
+          <w:rFonts w:ascii="Arial" w:hAnsi="Arial" w:cs="Arial"/>
+        </w:rPr>
+        <w:t xml:space="preserve"> расширением деятельности Фонда и</w:t>
+      </w:r>
+      <w:r>
+        <w:rPr>
+          <w:rFonts w:ascii="Arial" w:hAnsi="Arial" w:cs="Arial"/>
+        </w:rPr>
+        <w:t xml:space="preserve"> </w:t>
+      </w:r>
+      <w:r>
+        <w:rPr>
+          <w:rFonts w:ascii="Arial" w:hAnsi="Arial" w:cs="Arial"/>
+        </w:rPr>
+        <w:t xml:space="preserve">добавлением новых функций, предлагается пересмотреть функционал действующих работников Фонда, переименовать должности (при необходимости) и перезаключить трудовые договоры</w:t>
+      </w:r>
+      <w:r>
+        <w:rPr>
+          <w:rFonts w:ascii="Arial" w:hAnsi="Arial" w:cs="Arial"/>
+        </w:rPr>
+        <w:t xml:space="preserve"/>
+      </w:r>
+      <w:r>
+        <w:rPr>
+          <w:rFonts w:ascii="Arial" w:hAnsi="Arial" w:cs="Arial"/>
+        </w:rPr>
+        <w:t xml:space="preserve"/>
+      </w:r>
+      <w:r>
+        <w:rPr>
+          <w:rFonts w:ascii="Arial" w:hAnsi="Arial" w:cs="Arial"/>
+        </w:rPr>
+        <w:t xml:space="preserve"/>
+      </w:r>
+      <w:r>
+        <w:rPr>
+          <w:rFonts w:ascii="Arial" w:hAnsi="Arial" w:cs="Arial"/>
+        </w:rPr>
+        <w:t xml:space="preserve"/>
+      </w:r>
+      <w:r>
+        <w:rPr>
+          <w:rFonts w:ascii="Arial" w:hAnsi="Arial" w:cs="Arial"/>
+        </w:rPr>
+        <w:t xml:space="preserve"/>
+      </w:r>
+      <w:r>
+        <w:rPr>
+          <w:rFonts w:ascii="Arial" w:hAnsi="Arial" w:cs="Arial"/>
+        </w:rPr>
+        <w:t xml:space="preserve"/>
+      </w:r>
+      <w:r>
+        <w:rPr>
+          <w:rFonts w:ascii="Arial" w:hAnsi="Arial" w:cs="Arial"/>
+        </w:rPr>
+        <w:t xml:space="preserve"/>
+      </w:r>
+      <w:r>
+        <w:rPr>
+          <w:rFonts w:ascii="Arial" w:hAnsi="Arial" w:cs="Arial"/>
+        </w:rPr>
+        <w:t>.</w:t>
+      </w:r>
+    </w:p>
+    <w:p>
+      <w:pPr>
+        <w:tabs>
+          <w:tab w:val="left" w:pos="426"/>
+          <w:tab w:val="left" w:pos="1276"/>
+        </w:tabs>
+        <w:spacing w:after="0" w:line="240" w:lineRule="auto"/>
+        <w:jc w:val="both"/>
+        <w:rPr>
+          <w:rFonts w:ascii="Arial" w:hAnsi="Arial" w:cs="Arial"/>
+        </w:rPr>
+      </w:pPr>
+      <w:r>
+        <w:rPr>
+          <w:rFonts w:ascii="Arial" w:hAnsi="Arial" w:cs="Arial"/>
+        </w:rPr>
+        <w:tab/>
+      </w:r>
+    </w:p>
+    <w:p>
+      <w:pPr>
+        <w:tabs>
+          <w:tab w:val="left" w:pos="426"/>
+          <w:tab w:val="left" w:pos="1276"/>
+        </w:tabs>
+        <w:spacing w:after="0" w:line="240" w:lineRule="auto"/>
+        <w:jc w:val="both"/>
+        <w:rPr>
+          <w:rFonts w:ascii="Arial" w:hAnsi="Arial" w:cs="Arial"/>
+        </w:rPr>
+      </w:pPr>
+      <w:r>
+        <w:rPr>
+          <w:rFonts w:ascii="Arial" w:hAnsi="Arial" w:cs="Arial"/>
+        </w:rPr>
+        <w:t>Все члены Управляющего совета проголосовали «ЗА» по вопросу 2.</w:t>
       </w:r>
     </w:p>
     <w:p>
@@ -844,72 +1111,7 @@
         </w:rPr>
       </w:pPr>
     </w:p>
-    <w:p>
-      <w:pPr>
-        <w:suppressAutoHyphens w:val="0"/>
-        <w:spacing w:after="0" w:line="240" w:lineRule="auto"/>
-        <w:jc w:val="both"/>
-        <w:rPr>
-          <w:rFonts w:ascii="Arial" w:hAnsi="Arial" w:cs="Arial"/>
-        </w:rPr>
-      </w:pPr>
-      <w:r>
-        <w:rPr>
-          <w:rFonts w:ascii="Arial" w:hAnsi="Arial" w:cs="Arial"/>
-          <w:b/>
-        </w:rPr>
-        <w:t>По вопросу 2 Повестки</w:t>
-      </w:r>
-      <w:r>
-        <w:rPr>
-          <w:rFonts w:ascii="Arial" w:hAnsi="Arial" w:cs="Arial"/>
-          <w:b/>
-        </w:rPr>
-        <w:t xml:space="preserve"> о расширении направлений деятельности Фонда выступил Главный исполнительный директор, Руководитель Проектного офиса Ерлік Қаражан. Фонд участвует в реализации инициатив «Таза Қазақстан», развивает направление ESG, получает запросы на оценку климатических и экологических рисков и на подготовку аналитических материалов по климатической повестке. Действующий перечень целей Фонда (часть 3 Устава) эти направления прямо не охватывает.</w:t>
-      </w:r>
-    </w:p>
-    <w:p>
-      <w:pPr>
-        <w:suppressAutoHyphens w:val="0"/>
-        <w:spacing w:after="0" w:line="240" w:lineRule="auto"/>
-        <w:jc w:val="both"/>
-        <w:rPr>
-          <w:rFonts w:ascii="Arial" w:hAnsi="Arial" w:cs="Arial"/>
-        </w:rPr>
-      </w:pPr>
-      <w:bookmarkStart w:id="1" w:name="_Hlk206662525"/>
-      <w:r>
-        <w:rPr>
-          <w:rFonts w:ascii="Arial" w:hAnsi="Arial" w:cs="Arial"/>
-        </w:rPr>
-        <w:tab/>
-        <w:t xml:space="preserve">Далее выступил Заместитель Главного исполнительного директора по административным вопросам Мурат Темирбеков и предложил </w:t>
-      </w:r>
-      <w:r>
-        <w:rPr>
-          <w:rFonts w:ascii="Arial" w:hAnsi="Arial" w:cs="Arial"/>
-        </w:rPr>
-        <w:t>в соответствии с проектом Стратегии развития Фонда на 2026–2035 годы, одобренным по вопросу 1 Повестки, и заключенными</w:t>
-      </w:r>
-      <w:r>
-        <w:rPr>
-          <w:rFonts w:ascii="Arial" w:hAnsi="Arial" w:cs="Arial"/>
-        </w:rPr>
-        <w:t xml:space="preserve"> меморандумами о сотрудничестве дополнить цели Фонда следующими направлениями: участие в реализации национальных и региональных экологических инициатив, в том числе «Таза Қазақстан»; содействие внедрению принципов ESG; оценка климатических и экологических рисков; аналитика по климатическим вопросам; образовательная деятельность; экспертное сопровождение проектов и программ; </w:t>
-      </w:r>
-      <w:r>
-        <w:rPr>
-          <w:rFonts w:ascii="Arial" w:hAnsi="Arial" w:cs="Arial"/>
-        </w:rPr>
-        <w:t>региональные климатические и экологические проекты и инициативы, в том числе организация саммитов, конференций, форумов и иных мероприятий, и сопровождение инициатив Регионального экологического саммита 2026 года</w:t>
-      </w:r>
-      <w:r>
-        <w:rPr>
-          <w:rFonts w:ascii="Arial" w:hAnsi="Arial" w:cs="Arial"/>
-        </w:rPr>
-        <w:t>; климатическое финансирование и углеродные рынки; грантовая поддержка экологических проектов; охрана окружающей среды (отходы, воздух, водные ресурсы, деградация земель); цифровые решения для мониторинга экологических данных; вовлечение детей и молодежи, программа «Зеленые школы»; популяризация экологических инициатив. Также предложено закрепить в Уставе наименования, используемые в официальных коммуникациях, в том числе «Проектный офис для Центральной Азии по изменению климата и зеленой энергетике». Изменения в Устав и Положение вносятся Учредителем после письменного согласия Верховного попечителя (пункт 5.1 Устава, раздел 15 Положения).</w:t>
-      </w:r>
-    </w:p>
+    <w:bookmarkEnd w:id="0"/>
     <w:p>
       <w:pPr>
         <w:tabs>
@@ -925,38 +1127,17 @@
       <w:r>
         <w:rPr>
           <w:rFonts w:ascii="Arial" w:hAnsi="Arial" w:cs="Arial"/>
-        </w:rPr>
-        <w:tab/>
-        <w:t xml:space="preserve">Все члены Управляющего совета проголосовали «ЗА» </w:t>
-      </w:r>
-      <w:r>
-        <w:rPr>
-          <w:rFonts w:ascii="Arial" w:hAnsi="Arial" w:cs="Arial"/>
-        </w:rPr>
-        <w:t>по вопросу 2 о расширении</w:t>
-      </w:r>
-      <w:r>
-        <w:rPr>
-          <w:rFonts w:ascii="Arial" w:hAnsi="Arial" w:cs="Arial"/>
-        </w:rPr>
-        <w:t xml:space="preserve"> направлений деятельности Фонда.</w:t>
-      </w:r>
-    </w:p>
-    <w:p>
-      <w:pPr>
-        <w:tabs>
-          <w:tab w:val="left" w:pos="426"/>
-          <w:tab w:val="left" w:pos="851"/>
-        </w:tabs>
-        <w:spacing w:after="0" w:line="240" w:lineRule="auto"/>
-        <w:jc w:val="both"/>
-        <w:rPr>
-          <w:rFonts w:ascii="Arial" w:hAnsi="Arial" w:cs="Arial"/>
-          <w:highlight w:val="yellow"/>
-        </w:rPr>
-      </w:pPr>
-    </w:p>
-    <w:bookmarkEnd w:id="1"/>
+          <w:b/>
+        </w:rPr>
+        <w:t>По вопросу 3 Повестки</w:t>
+      </w:r>
+      <w:r>
+        <w:rPr>
+          <w:rFonts w:ascii="Arial" w:hAnsi="Arial" w:cs="Arial"/>
+        </w:rPr>
+        <w:t xml:space="preserve"> об одобрении бюджета Фонда на IV квартал 2026 года выступила Финансовый директор-Главный бухгалтер ЦАКФ Майра Оразбаева и представила проект бюджета (приложение 2) на сумму 252,4 млн тенге, в том числе: организационное обеспечение деятельности Фонда и Проектного офиса – 182,3 млн тенге с учетом НДС, в том числе на первоочередные проекты (158,6 млн тенге без НДС), первоочередные проекты Проектного офиса – 70,1 млн тенге. Организационное обеспечение включает расходы на персонал (18 штатных единиц со 2 ноября 2026 года), услуги на условиях аутсорсинга, аренду и оснащение офиса, командировки по Республике Казахстан, страхование работников, цифровые инструменты, таргетированную рекламу и полиграфию, обязательства по оплате труда и налогам за июль–октябрь 2026 года (37,5 млн тенге), а также резерв 10 процентов.</w:t>
+      </w:r>
+    </w:p>
     <w:p>
       <w:pPr>
         <w:tabs>
@@ -972,10 +1153,8 @@
       <w:r>
         <w:rPr>
           <w:rFonts w:ascii="Arial" w:hAnsi="Arial" w:cs="Arial"/>
-          <w:b/>
-          <w:bCs/>
-        </w:rPr>
-        <w:t>По вопросу 3 Повестки о включении в структуру Фонда Проектного офиса для Центральной Азии по изменению климата и зеленой энергетике, Учебного центра и Экспертного совета выступил Советник по стратегии и науке Александр Кононец и предложил для реализации новых направлений включить в структуру Фонда: Учебный центр – для обучения, повышения квалификации и развития потенциала специалистов в области охраны окружающей среды, изменения климата, устойчивого развития и ESG; Экспертный совет – консультативно-совещательный орган из числа ведущих отечественных и зарубежных экспертов для экспертизы проектов, программ и аналитических материалов Фонда. Также предложено оформить в качестве структурного подразделения Фонда Проектный офис для Центральной Азии по изменению климата и зеленой энергетике, который организован в рамках Фонда во исполнение инициативы Президента Республики Казахстан, озвученной на 78-й сессии Генеральной Ассамблеи ООН, и до настоящего времени действовал номинально, без закрепления в структуре Фонда. Статус, задачи и порядок работы Проектного офиса для Центральной Азии, Учебного центра и Экспертного совета определяются положениями, утверждаемыми Управляющим советом.</w:t>
+        </w:rPr>
+        <w:t>Предварительный расчет направлен в Министерство экологии и природных ресурсов Республики Казахстан письмом Фонда от 12 октября 2026 года № 02/373. Министерством предложено рассмотреть возможность использования для запуска Проектного офиса части чистого дохода АО «Жасыл Даму» (около 250 млн тенге), остающегося в его распоряжении после выплаты дивидендов (письмо от 14 октября 2026 года № 01-10/5089-И). Бюджет на 2027 год вносится на рассмотрение Управляющего совета отдельно. Исполнение бюджета осуществляется в пределах поступившего финансирования.</w:t>
       </w:r>
     </w:p>
     <w:p>
@@ -990,51 +1169,6 @@
           <w:rFonts w:ascii="Arial" w:hAnsi="Arial" w:cs="Arial"/>
         </w:rPr>
       </w:pPr>
-      <w:r>
-        <w:rPr>
-          <w:rFonts w:ascii="Arial" w:hAnsi="Arial" w:cs="Arial"/>
-        </w:rPr>
-        <w:tab/>
-        <w:t xml:space="preserve">Все члены Управляющего совета проголосовали «ЗА» </w:t>
-      </w:r>
-      <w:r>
-        <w:rPr>
-          <w:rFonts w:ascii="Arial" w:hAnsi="Arial" w:cs="Arial"/>
-        </w:rPr>
-        <w:t>по вопросу 3 о включении</w:t>
-      </w:r>
-      <w:r>
-        <w:rPr>
-          <w:rFonts w:ascii="Arial" w:hAnsi="Arial" w:cs="Arial"/>
-        </w:rPr>
-        <w:t xml:space="preserve"> </w:t>
-      </w:r>
-      <w:r>
-        <w:rPr>
-          <w:rFonts w:ascii="Arial" w:hAnsi="Arial" w:cs="Arial"/>
-        </w:rPr>
-        <w:t>в структуру Фонда Проектного офиса для Центральной Азии по изменению климата и зеленой энергетике, Учебного центра и Экспертного совета</w:t>
-      </w:r>
-      <w:r>
-        <w:rPr>
-          <w:rFonts w:ascii="Arial" w:hAnsi="Arial" w:cs="Arial"/>
-        </w:rPr>
-        <w:t>.</w:t>
-      </w:r>
-    </w:p>
-    <w:p>
-      <w:pPr>
-        <w:tabs>
-          <w:tab w:val="left" w:pos="426"/>
-          <w:tab w:val="left" w:pos="851"/>
-        </w:tabs>
-        <w:spacing w:after="0" w:line="240" w:lineRule="auto"/>
-        <w:jc w:val="both"/>
-        <w:rPr>
-          <w:rFonts w:ascii="Arial" w:hAnsi="Arial" w:cs="Arial"/>
-          <w:highlight w:val="yellow"/>
-        </w:rPr>
-      </w:pPr>
     </w:p>
     <w:p>
       <w:pPr>
@@ -1048,13 +1182,13 @@
           <w:rFonts w:ascii="Arial" w:hAnsi="Arial" w:cs="Arial"/>
         </w:rPr>
       </w:pPr>
-      <w:r>
-        <w:rPr>
-          <w:rFonts w:ascii="Arial" w:hAnsi="Arial" w:cs="Arial"/>
-          <w:b/>
-          <w:bCs/>
-        </w:rPr>
-        <w:t>По вопросу 4 Повестки об одобрении проектов новых редакций Устава и Положения Фонда выступил Заместитель Главного исполнительного директора по административным вопросам Мурат Темирбеков и представил проекты новых редакций Устава и Положения Фонда со сравнительными таблицами, подготовленные во исполнение решения Управляющего совета от 19 февраля 2026 года (протокол № 7) о ревизии Устава и Положения и с учетом решений по вопросам 1–3 Повестки. Проект Устава дополняет цели Фонда (новая часть 4, подпункты 8–20 пункта 4.1), закрепляет формирование структуры Фонда решением Управляющего совета (пункт 4.2) и наименования Фонда на трех языках (пункт 1.2). Проект Положения, помимо соответствующих норм (подпункт 1) пункта 1.1, пункты 8.7 и 8.8), содержит предложения по исключению из зоны ответственности Верховного попечителя / Попечительского совета организационных и иных «рутинных» обязанностей, по уточнению статуса и полномочий Верховного попечителя, Попечительского и Управляющего советов. Изменения вносятся Учредителем – Частной компанией «Climate Action Company Limited» путем письменного уведомления Фонда после получения письменного согласия Верховного попечителя (пункт 5.1 Устава, раздел 15 Положения).</w:t>
+      <w:bookmarkStart w:id="1" w:name="_GoBack"/>
+      <w:bookmarkEnd w:id="1"/>
+      <w:r>
+        <w:rPr>
+          <w:rFonts w:ascii="Arial" w:hAnsi="Arial" w:cs="Arial"/>
+        </w:rPr>
+        <w:t>Все члены Управляющего совета проголосовали «ЗА» по вопросу 3.</w:t>
       </w:r>
     </w:p>
     <w:p>
@@ -1069,12 +1203,6 @@
           <w:rFonts w:ascii="Arial" w:hAnsi="Arial" w:cs="Arial"/>
         </w:rPr>
       </w:pPr>
-      <w:r>
-        <w:rPr>
-          <w:rFonts w:ascii="Arial" w:hAnsi="Arial" w:cs="Arial"/>
-        </w:rPr>
-        <w:t>Все члены Управляющего совета проголосовали «ЗА» по вопросу 4 об одобрении проектов новых редакций Устава и Положения Фонда и о внесении их на письменное согласие Верховному попечителю и последующее решение Учредителю.</w:t>
-      </w:r>
     </w:p>
     <w:p>
       <w:pPr>
@@ -1091,6 +1219,167 @@
       <w:r>
         <w:rPr>
           <w:rFonts w:ascii="Arial" w:hAnsi="Arial" w:cs="Arial"/>
+          <w:b/>
+        </w:rPr>
+        <w:t>По вопросу 4 Повестки</w:t>
+      </w:r>
+      <w:r>
+        <w:rPr>
+          <w:rFonts w:ascii="Arial" w:hAnsi="Arial" w:cs="Arial"/>
+        </w:rPr>
+        <w:t xml:space="preserve"> об утверждении плана закупок выступил Заместитель Главного исполнительного директора по административным вопросам Мурат Темирбеков и </w:t>
+      </w:r>
+      <w:r>
+        <w:rPr>
+          <w:rFonts w:ascii="Arial" w:hAnsi="Arial" w:cs="Arial"/>
+        </w:rPr>
+        <w:lastRenderedPageBreak/>
+        <w:t xml:space="preserve">представил проект </w:t>
+      </w:r>
+      <w:r>
+        <w:rPr>
+          <w:rFonts w:ascii="Arial" w:hAnsi="Arial" w:cs="Arial"/>
+        </w:rPr>
+        <w:t>плана закупок товаров, работ и услуг на IV квартал 2026 года</w:t>
+      </w:r>
+      <w:r>
+        <w:rPr>
+          <w:rFonts w:ascii="Arial" w:hAnsi="Arial" w:cs="Arial"/>
+        </w:rPr>
+        <w:t xml:space="preserve"> (приложение 3): 73 позиции на сумму 137,7 млн тенге с учетом НДС, в том числе услуги, работы по реализации проектов – 81,3 млн тенге. Состав лотов, количество закупаемых товаров, работ и услуг могут изменяться в пределах утвержденной суммы плана закупок. План сформирован на основе бюджета, одобренного по вопросу 3; способы закупок определены в соответствии с Правилами закупок Фонда.</w:t>
+      </w:r>
+    </w:p>
+    <w:p>
+      <w:pPr>
+        <w:tabs>
+          <w:tab w:val="left" w:pos="426"/>
+          <w:tab w:val="left" w:pos="1276"/>
+        </w:tabs>
+        <w:spacing w:after="0" w:line="240" w:lineRule="auto"/>
+        <w:jc w:val="both"/>
+        <w:rPr>
+          <w:rFonts w:ascii="Arial" w:hAnsi="Arial" w:cs="Arial"/>
+        </w:rPr>
+      </w:pPr>
+    </w:p>
+    <w:p>
+      <w:pPr>
+        <w:tabs>
+          <w:tab w:val="left" w:pos="426"/>
+          <w:tab w:val="left" w:pos="1276"/>
+        </w:tabs>
+        <w:spacing w:after="0" w:line="240" w:lineRule="auto"/>
+        <w:jc w:val="both"/>
+        <w:rPr>
+          <w:rFonts w:ascii="Arial" w:hAnsi="Arial" w:cs="Arial"/>
+        </w:rPr>
+      </w:pPr>
+      <w:r>
+        <w:rPr>
+          <w:rFonts w:ascii="Arial" w:hAnsi="Arial" w:cs="Arial"/>
+        </w:rPr>
+        <w:t>Все члены Управляющего совета проголосовали «ЗА» по вопросу 4.</w:t>
+      </w:r>
+    </w:p>
+    <w:p>
+      <w:pPr>
+        <w:tabs>
+          <w:tab w:val="left" w:pos="426"/>
+          <w:tab w:val="left" w:pos="1276"/>
+        </w:tabs>
+        <w:spacing w:after="0" w:line="240" w:lineRule="auto"/>
+        <w:jc w:val="both"/>
+        <w:rPr>
+          <w:rFonts w:ascii="Arial" w:hAnsi="Arial" w:cs="Arial"/>
+        </w:rPr>
+      </w:pPr>
+    </w:p>
+    <w:p>
+      <w:pPr>
+        <w:tabs>
+          <w:tab w:val="left" w:pos="426"/>
+          <w:tab w:val="left" w:pos="1276"/>
+        </w:tabs>
+        <w:spacing w:after="0" w:line="240" w:lineRule="auto"/>
+        <w:jc w:val="both"/>
+        <w:rPr>
+          <w:rFonts w:ascii="Arial" w:hAnsi="Arial" w:cs="Arial"/>
+        </w:rPr>
+      </w:pPr>
+      <w:r>
+        <w:rPr>
+          <w:rFonts w:ascii="Arial" w:hAnsi="Arial" w:cs="Arial"/>
+          <w:b/>
+        </w:rPr>
+        <w:t>По вопросу 5 Повестки</w:t>
+      </w:r>
+      <w:r>
+        <w:rPr>
+          <w:rFonts w:ascii="Arial" w:hAnsi="Arial" w:cs="Arial"/>
+        </w:rPr>
+        <w:t xml:space="preserve"> об аренде коммерческой недвижимости и переезде офиса Фонда выступил Заместитель Главного исполнительного директора по административным вопросам Мурат Темирбеков и сообщил, что в связи с расширением штатной численности Фонда прорабатывается аренда коммерческой недвижимости в бизнес-центре «Сыганак» (г. Астана, ул. Сыганак, 70), предстоит переезд офиса Фонда. Расходы на аренду предусмотрены в бюджете Фонда на IV квартал 2026 года.</w:t>
+      </w:r>
+    </w:p>
+    <w:p>
+      <w:pPr>
+        <w:tabs>
+          <w:tab w:val="left" w:pos="426"/>
+          <w:tab w:val="left" w:pos="1276"/>
+        </w:tabs>
+        <w:spacing w:after="0" w:line="240" w:lineRule="auto"/>
+        <w:jc w:val="both"/>
+        <w:rPr>
+          <w:rFonts w:ascii="Arial" w:hAnsi="Arial" w:cs="Arial"/>
+        </w:rPr>
+      </w:pPr>
+    </w:p>
+    <w:p>
+      <w:pPr>
+        <w:tabs>
+          <w:tab w:val="left" w:pos="426"/>
+          <w:tab w:val="left" w:pos="1276"/>
+        </w:tabs>
+        <w:spacing w:after="0" w:line="240" w:lineRule="auto"/>
+        <w:jc w:val="both"/>
+        <w:rPr>
+          <w:rFonts w:ascii="Arial" w:hAnsi="Arial" w:cs="Arial"/>
+        </w:rPr>
+      </w:pPr>
+      <w:r>
+        <w:rPr>
+          <w:rFonts w:ascii="Arial" w:hAnsi="Arial" w:cs="Arial"/>
+        </w:rPr>
+        <w:t>Все члены Управляющего совета проголосовали «ЗА» по вопросу 5.</w:t>
+      </w:r>
+    </w:p>
+    <w:p>
+      <w:pPr>
+        <w:tabs>
+          <w:tab w:val="left" w:pos="426"/>
+          <w:tab w:val="left" w:pos="1276"/>
+        </w:tabs>
+        <w:spacing w:after="0" w:line="240" w:lineRule="auto"/>
+        <w:jc w:val="both"/>
+        <w:rPr>
+          <w:rFonts w:ascii="Arial" w:hAnsi="Arial" w:cs="Arial"/>
+        </w:rPr>
+      </w:pPr>
+    </w:p>
+    <w:p>
+      <w:pPr>
+        <w:tabs>
+          <w:tab w:val="left" w:pos="426"/>
+          <w:tab w:val="left" w:pos="1276"/>
+        </w:tabs>
+        <w:spacing w:after="0" w:line="240" w:lineRule="auto"/>
+        <w:jc w:val="both"/>
+        <w:rPr>
+          <w:rFonts w:ascii="Arial" w:hAnsi="Arial" w:cs="Arial"/>
+        </w:rPr>
+      </w:pPr>
+      <w:r>
+        <w:rPr>
+          <w:rFonts w:ascii="Arial" w:hAnsi="Arial" w:cs="Arial"/>
         </w:rPr>
         <w:tab/>
         <w:t>Председатель поблагодарил членов Управляющего совета за единогласное решение вопросов повестки и поручил:</w:t>
@@ -1098,45 +1387,6 @@
     </w:p>
     <w:p>
       <w:pPr>
-        <w:tabs>
-          <w:tab w:val="left" w:pos="426"/>
-          <w:tab w:val="left" w:pos="1276"/>
-        </w:tabs>
-        <w:spacing w:after="0" w:line="240" w:lineRule="auto"/>
-        <w:jc w:val="both"/>
-        <w:rPr>
-          <w:rFonts w:ascii="Arial" w:hAnsi="Arial" w:cs="Arial"/>
-        </w:rPr>
-      </w:pPr>
-      <w:r>
-        <w:rPr>
-          <w:rFonts w:ascii="Arial" w:hAnsi="Arial" w:cs="Arial"/>
-        </w:rPr>
-        <w:t>1) внести проект Стратегии развития Фонда на 2026–2035 годы на утверждение Верховному попечителю ЦАКФ;</w:t>
-      </w:r>
-    </w:p>
-    <w:p>
-      <w:pPr>
-        <w:tabs>
-          <w:tab w:val="left" w:pos="426"/>
-          <w:tab w:val="left" w:pos="1276"/>
-        </w:tabs>
-        <w:spacing w:after="0" w:line="240" w:lineRule="auto"/>
-        <w:jc w:val="both"/>
-        <w:rPr>
-          <w:rFonts w:ascii="Arial" w:hAnsi="Arial" w:cs="Arial"/>
-        </w:rPr>
-      </w:pPr>
-      <w:r>
-        <w:rPr>
-          <w:rFonts w:ascii="Arial" w:hAnsi="Arial" w:cs="Arial"/>
-        </w:rPr>
-        <w:lastRenderedPageBreak/>
-        <w:t>2) внести одобренные проекты новых редакций Устава и Положения Фонда со сравнительными таблицами на письменное согласие Верховному попечителю ЦАКФ, после получения согласия – Учредителю для принятия решения и обеспечить уведомление Регистратора МФЦА;</w:t>
-      </w:r>
-    </w:p>
-    <w:p>
-      <w:pPr>
         <w:spacing w:after="0" w:line="240" w:lineRule="auto"/>
         <w:contextualSpacing/>
         <w:jc w:val="both"/>
@@ -1148,19 +1398,7 @@
         <w:rPr>
           <w:rFonts w:ascii="Arial" w:hAnsi="Arial" w:cs="Arial"/>
         </w:rPr>
-        <w:t xml:space="preserve">3) разработать и внести на утверждение Управляющего совета </w:t>
-      </w:r>
-      <w:r>
-        <w:rPr>
-          <w:rFonts w:ascii="Arial" w:hAnsi="Arial" w:cs="Arial"/>
-        </w:rPr>
-        <w:t>проекты положений о Проектном офисе для Центральной Азии по изменению климата и зеленой энергетике, Учебном центре и Экспертном совете</w:t>
-      </w:r>
-      <w:r>
-        <w:rPr>
-          <w:rFonts w:ascii="Arial" w:hAnsi="Arial" w:cs="Arial"/>
-        </w:rPr>
-        <w:t>;</w:t>
+        <w:t>1) внести проект Стратегии развития Фонда на 2026–2035 годы на утверждение Верховному попечителю ЦАКФ;</w:t>
       </w:r>
     </w:p>
     <w:p>
@@ -1176,12 +1414,11 @@
         <w:rPr>
           <w:rFonts w:ascii="Arial" w:hAnsi="Arial" w:cs="Arial"/>
         </w:rPr>
-        <w:t>4) направить Верховному попечителю ЦАКФ соответствующую информацию о принятых решениях.</w:t>
-      </w:r>
-    </w:p>
-    <w:p>
-      <w:pPr>
-        <w:keepNext/>
+        <w:t>2) внести на согласование Верховному попечителю ЦАКФ новую редакцию Приложения Б к Приказу Верховного попечителя № 1 от 1 июля 2024 года, на утверждение – бюджет Фонда на IV квартал 2026 года;</w:t>
+      </w:r>
+    </w:p>
+    <w:p>
+      <w:pPr>
         <w:spacing w:after="0" w:line="240" w:lineRule="auto"/>
         <w:contextualSpacing/>
         <w:jc w:val="both"/>
@@ -1189,11 +1426,108 @@
           <w:rFonts w:ascii="Arial" w:hAnsi="Arial" w:cs="Arial"/>
         </w:rPr>
       </w:pPr>
+      <w:r>
+        <w:rPr>
+          <w:rFonts w:ascii="Arial" w:hAnsi="Arial" w:cs="Arial"/>
+        </w:rPr>
+        <w:t>3) после согласования Верховным попечителем внести изменения в Приложение Б приказом Главного исполнительного директора;</w:t>
+      </w:r>
+    </w:p>
+    <w:p>
+      <w:pPr>
+        <w:spacing w:after="0" w:line="240" w:lineRule="auto"/>
+        <w:contextualSpacing/>
+        <w:jc w:val="both"/>
+        <w:rPr>
+          <w:rFonts w:ascii="Arial" w:hAnsi="Arial" w:cs="Arial"/>
+        </w:rPr>
+      </w:pPr>
+      <w:r>
+        <w:rPr>
+          <w:rFonts w:ascii="Arial" w:hAnsi="Arial" w:cs="Arial"/>
+        </w:rPr>
+        <w:t>4) обеспечить подбор персонала в соответствии с графиком ввода штатных единиц и в пределах поступившего финансирования;</w:t>
+      </w:r>
+    </w:p>
+    <w:p>
+      <w:pPr>
+        <w:spacing w:after="0" w:line="240" w:lineRule="auto"/>
+        <w:contextualSpacing/>
+        <w:jc w:val="both"/>
+        <w:rPr>
+          <w:rFonts w:ascii="Arial" w:hAnsi="Arial" w:cs="Arial"/>
+        </w:rPr>
+      </w:pPr>
+      <w:r>
+        <w:rPr>
+          <w:rFonts w:ascii="Arial" w:hAnsi="Arial" w:cs="Arial"/>
+        </w:rPr>
+        <w:t>5</w:t>
+      </w:r>
+      <w:r>
+        <w:rPr>
+          <w:rFonts w:ascii="Arial" w:hAnsi="Arial" w:cs="Arial"/>
+        </w:rPr>
+        <w:t>) осуществлять закупки в соответствии с утвержденным планом закупок после утверждения бюджета Верховным попечителем и в пределах поступившего финансирования;</w:t>
+      </w:r>
+    </w:p>
+    <w:p>
+      <w:pPr>
+        <w:spacing w:after="0" w:line="240" w:lineRule="auto"/>
+        <w:contextualSpacing/>
+        <w:jc w:val="both"/>
+        <w:rPr>
+          <w:rFonts w:ascii="Arial" w:hAnsi="Arial" w:cs="Arial"/>
+        </w:rPr>
+      </w:pPr>
+      <w:r>
+        <w:rPr>
+          <w:rFonts w:ascii="Arial" w:hAnsi="Arial" w:cs="Arial"/>
+        </w:rPr>
+        <w:t>6</w:t>
+      </w:r>
+      <w:r>
+        <w:rPr>
+          <w:rFonts w:ascii="Arial" w:hAnsi="Arial" w:cs="Arial"/>
+        </w:rPr>
+        <w:t>) обеспечить заключение договора аренды и переезд офиса Фонда в пределах утвержденного бюджета и поступившего финансирования;</w:t>
+      </w:r>
+    </w:p>
+    <w:p>
+      <w:pPr>
+        <w:spacing w:after="0" w:line="240" w:lineRule="auto"/>
+        <w:contextualSpacing/>
+        <w:jc w:val="both"/>
+        <w:rPr>
+          <w:rFonts w:ascii="Arial" w:hAnsi="Arial" w:cs="Arial"/>
+        </w:rPr>
+      </w:pPr>
+      <w:r>
+        <w:rPr>
+          <w:rFonts w:ascii="Arial" w:hAnsi="Arial" w:cs="Arial"/>
+        </w:rPr>
+        <w:t>7</w:t>
+      </w:r>
+      <w:r>
+        <w:rPr>
+          <w:rFonts w:ascii="Arial" w:hAnsi="Arial" w:cs="Arial"/>
+        </w:rPr>
+        <w:t>) направить Верховному попечителю ЦАКФ соответствующую информацию о принятых решениях.</w:t>
+      </w:r>
+    </w:p>
+    <w:p>
+      <w:pPr>
+        <w:spacing w:after="0" w:line="240" w:lineRule="auto"/>
+        <w:contextualSpacing/>
+        <w:jc w:val="both"/>
+        <w:rPr>
+          <w:rFonts w:ascii="Arial" w:hAnsi="Arial" w:cs="Arial"/>
+        </w:rPr>
+      </w:pPr>
     </w:p>
     <w:p>
       <w:pPr>
         <w:pStyle w:val="ae"/>
-        <w:keepNext/>
         <w:numPr>
           <w:ilvl w:val="0"/>
           <w:numId w:val="2"/>
@@ -1303,7 +1637,6 @@
       </w:tblGrid>
       <w:tr>
         <w:trPr>
-          <w:cantSplit/>
           <w:trHeight w:val="796"/>
         </w:trPr>
         <w:tc>
@@ -1313,7 +1646,6 @@
           <w:p>
             <w:pPr>
               <w:pStyle w:val="1"/>
-              <w:keepNext/>
               <w:spacing w:after="0" w:line="240" w:lineRule="auto"/>
               <w:rPr>
                 <w:rStyle w:val="a3"/>
@@ -1326,7 +1658,6 @@
           <w:p>
             <w:pPr>
               <w:pStyle w:val="1"/>
-              <w:keepNext/>
               <w:spacing w:after="0" w:line="240" w:lineRule="auto"/>
               <w:jc w:val="center"/>
               <w:rPr>
@@ -1375,7 +1706,6 @@
           <w:p>
             <w:pPr>
               <w:pStyle w:val="1"/>
-              <w:keepNext/>
               <w:spacing w:after="0" w:line="240" w:lineRule="auto"/>
               <w:rPr>
                 <w:rStyle w:val="a3"/>
@@ -1396,7 +1726,6 @@
           <w:p>
             <w:pPr>
               <w:pStyle w:val="1"/>
-              <w:keepNext/>
               <w:spacing w:after="0" w:line="240" w:lineRule="auto"/>
               <w:jc w:val="center"/>
               <w:rPr>
@@ -1417,7 +1746,6 @@
           <w:p>
             <w:pPr>
               <w:pStyle w:val="1"/>
-              <w:keepNext/>
               <w:spacing w:after="0" w:line="240" w:lineRule="auto"/>
               <w:jc w:val="center"/>
               <w:rPr>
@@ -1440,7 +1768,6 @@
       </w:tr>
       <w:tr>
         <w:trPr>
-          <w:cantSplit/>
           <w:trHeight w:val="610"/>
         </w:trPr>
         <w:tc>
@@ -1532,6 +1859,2584 @@
     </w:tbl>
     <w:p>
       <w:pPr>
+        <w:pageBreakBefore/>
+        <w:spacing w:after="0"/>
+        <w:jc w:val="right"/>
+        <w:rPr>
+          <w:rFonts w:ascii="Arial" w:hAnsi="Arial" w:cs="Arial"/>
+          <w:sz w:val="24"/>
+        </w:rPr>
+      </w:pPr>
+      <w:r>
+        <w:rPr>
+          <w:rFonts w:ascii="Arial" w:hAnsi="Arial" w:cs="Arial"/>
+          <w:b/>
+          <w:sz w:val="24"/>
+        </w:rPr>
+        <w:lastRenderedPageBreak/>
+        <w:t>Приложение 1</w:t>
+      </w:r>
+    </w:p>
+    <w:p>
+      <w:pPr>
+        <w:spacing w:after="0"/>
+        <w:jc w:val="right"/>
+        <w:rPr>
+          <w:rFonts w:ascii="Arial" w:hAnsi="Arial" w:cs="Arial"/>
+          <w:sz w:val="24"/>
+        </w:rPr>
+      </w:pPr>
+      <w:r>
+        <w:rPr>
+          <w:rFonts w:ascii="Arial" w:hAnsi="Arial" w:cs="Arial"/>
+          <w:sz w:val="24"/>
+        </w:rPr>
+        <w:t>к протоколу № 12 от 30 октября 2026 года</w:t>
+      </w:r>
+    </w:p>
+    <w:p>
+      <w:pPr>
+        <w:spacing w:after="0"/>
+        <w:jc w:val="both"/>
+        <w:rPr>
+          <w:rFonts w:ascii="Arial" w:hAnsi="Arial" w:cs="Arial"/>
+          <w:sz w:val="24"/>
+        </w:rPr>
+      </w:pPr>
+    </w:p>
+    <w:p>
+      <w:pPr>
+        <w:spacing w:after="0"/>
+        <w:jc w:val="center"/>
+        <w:rPr>
+          <w:rFonts w:ascii="Arial" w:hAnsi="Arial" w:cs="Arial"/>
+          <w:sz w:val="24"/>
+        </w:rPr>
+      </w:pPr>
+      <w:r>
+        <w:rPr>
+          <w:rFonts w:ascii="Arial" w:hAnsi="Arial" w:cs="Arial"/>
+          <w:b/>
+          <w:sz w:val="24"/>
+        </w:rPr>
+        <w:t>Новая редакция Приложения Б к Приказу Верховного попечителя № 1 от 1 июля 2024 года</w:t>
+      </w:r>
+    </w:p>
+    <w:p>
+      <w:pPr>
+        <w:spacing w:after="0"/>
+        <w:jc w:val="center"/>
+        <w:rPr>
+          <w:rFonts w:ascii="Arial" w:hAnsi="Arial" w:cs="Arial"/>
+          <w:sz w:val="24"/>
+        </w:rPr>
+      </w:pPr>
+      <w:r>
+        <w:rPr>
+          <w:rFonts w:ascii="Arial" w:hAnsi="Arial" w:cs="Arial"/>
+          <w:b/>
+          <w:sz w:val="24"/>
+        </w:rPr>
+        <w:t>Штатное расписание Центрально-Азиатского Климатического Фонда</w:t>
+      </w:r>
+    </w:p>
+    <w:p>
+      <w:pPr>
+        <w:spacing w:after="0"/>
+        <w:jc w:val="both"/>
+        <w:rPr>
+          <w:rFonts w:ascii="Arial" w:hAnsi="Arial" w:cs="Arial"/>
+          <w:sz w:val="24"/>
+        </w:rPr>
+      </w:pPr>
+      <w:r>
+        <w:rPr>
+          <w:rFonts w:ascii="Arial" w:hAnsi="Arial" w:cs="Arial"/>
+          <w:sz w:val="24"/>
+        </w:rPr>
+        <w:t>Должности и базовая заработная плата работников до вычета всех налогов и других обязательных вычетов.</w:t>
+      </w:r>
+    </w:p>
+    <w:p>
+      <w:pPr>
+        <w:spacing w:after="0"/>
+        <w:jc w:val="both"/>
+        <w:rPr>
+          <w:rFonts w:ascii="Arial" w:hAnsi="Arial" w:cs="Arial"/>
+          <w:sz w:val="24"/>
+        </w:rPr>
+      </w:pPr>
+    </w:p>
+    <w:tbl>
+      <w:tblPr>
+        <w:tblW w:w="9600" w:type="dxa"/>
+        <w:tblInd w:w="-5" w:type="dxa"/>
+        <w:tblBorders>
+          <w:top w:val="single" w:sz="4" w:space="0" w:color="auto"/>
+          <w:left w:val="single" w:sz="4" w:space="0" w:color="auto"/>
+          <w:bottom w:val="single" w:sz="4" w:space="0" w:color="auto"/>
+          <w:right w:val="single" w:sz="4" w:space="0" w:color="auto"/>
+          <w:insideH w:val="single" w:sz="4" w:space="0" w:color="auto"/>
+          <w:insideV w:val="single" w:sz="4" w:space="0" w:color="auto"/>
+        </w:tblBorders>
+        <w:tblLayout w:type="fixed"/>
+        <w:tblLook w:val="0000" w:firstRow="0" w:lastRow="0" w:firstColumn="0" w:lastColumn="0" w:noHBand="0" w:noVBand="0"/>
+      </w:tblPr>
+      <w:tblGrid>
+        <w:gridCol w:w="800"/>
+        <w:gridCol w:w="6000"/>
+        <w:gridCol w:w="2800"/>
+      </w:tblGrid>
+      <w:tr>
+        <w:tc>
+          <w:tcPr>
+            <w:tcW w:w="800" w:type="dxa"/>
+            <w:shd w:val="clear" w:color="auto" w:fill="auto"/>
+          </w:tcPr>
+          <w:p>
+            <w:pPr>
+              <w:spacing w:after="0" w:line="240" w:lineRule="auto"/>
+              <w:rPr>
+                <w:rFonts w:ascii="Arial" w:hAnsi="Arial" w:cs="Arial"/>
+                <w:b/>
+                <w:sz w:val="19"/>
+              </w:rPr>
+            </w:pPr>
+            <w:r>
+              <w:rPr>
+                <w:rFonts w:ascii="Arial" w:hAnsi="Arial" w:cs="Arial"/>
+                <w:b/>
+                <w:sz w:val="19"/>
+              </w:rPr>
+              <w:t>№</w:t>
+            </w:r>
+          </w:p>
+        </w:tc>
+        <w:tc>
+          <w:tcPr>
+            <w:tcW w:w="6000" w:type="dxa"/>
+            <w:shd w:val="clear" w:color="auto" w:fill="auto"/>
+          </w:tcPr>
+          <w:p>
+            <w:pPr>
+              <w:spacing w:after="0" w:line="240" w:lineRule="auto"/>
+              <w:rPr>
+                <w:rFonts w:ascii="Arial" w:hAnsi="Arial" w:cs="Arial"/>
+                <w:b/>
+                <w:sz w:val="19"/>
+              </w:rPr>
+            </w:pPr>
+            <w:r>
+              <w:rPr>
+                <w:rFonts w:ascii="Arial" w:hAnsi="Arial" w:cs="Arial"/>
+                <w:b/>
+                <w:sz w:val="19"/>
+              </w:rPr>
+              <w:t>Должность</w:t>
+            </w:r>
+          </w:p>
+        </w:tc>
+        <w:tc>
+          <w:tcPr>
+            <w:tcW w:w="2800" w:type="dxa"/>
+            <w:shd w:val="clear" w:color="auto" w:fill="auto"/>
+          </w:tcPr>
+          <w:p>
+            <w:pPr>
+              <w:spacing w:after="0" w:line="240" w:lineRule="auto"/>
+              <w:rPr>
+                <w:rFonts w:ascii="Arial" w:hAnsi="Arial" w:cs="Arial"/>
+                <w:b/>
+                <w:sz w:val="19"/>
+              </w:rPr>
+            </w:pPr>
+            <w:r>
+              <w:rPr>
+                <w:rFonts w:ascii="Arial" w:hAnsi="Arial" w:cs="Arial"/>
+                <w:b/>
+                <w:sz w:val="19"/>
+              </w:rPr>
+              <w:t>Базовая заработная плата</w:t>
+            </w:r>
+          </w:p>
+        </w:tc>
+      </w:tr>
+      <w:tr>
+        <w:tc>
+          <w:tcPr>
+            <w:tcW w:w="800" w:type="dxa"/>
+            <w:shd w:val="clear" w:color="auto" w:fill="auto"/>
+          </w:tcPr>
+          <w:p>
+            <w:pPr>
+              <w:spacing w:after="0" w:line="240" w:lineRule="auto"/>
+              <w:rPr>
+                <w:rFonts w:ascii="Arial" w:hAnsi="Arial" w:cs="Arial"/>
+                <w:sz w:val="19"/>
+              </w:rPr>
+            </w:pPr>
+          </w:p>
+        </w:tc>
+        <w:tc>
+          <w:tcPr>
+            <w:tcW w:w="6000" w:type="dxa"/>
+            <w:shd w:val="clear" w:color="auto" w:fill="auto"/>
+          </w:tcPr>
+          <w:p>
+            <w:pPr>
+              <w:spacing w:after="0" w:line="240" w:lineRule="auto"/>
+              <w:rPr>
+                <w:rFonts w:ascii="Arial" w:hAnsi="Arial" w:cs="Arial"/>
+                <w:b/>
+                <w:sz w:val="19"/>
+              </w:rPr>
+            </w:pPr>
+            <w:r>
+              <w:rPr>
+                <w:rFonts w:ascii="Arial" w:hAnsi="Arial" w:cs="Arial"/>
+                <w:b/>
+                <w:sz w:val="19"/>
+              </w:rPr>
+              <w:t>Аппарат Фонда</w:t>
+            </w:r>
+          </w:p>
+        </w:tc>
+        <w:tc>
+          <w:tcPr>
+            <w:tcW w:w="2800" w:type="dxa"/>
+            <w:shd w:val="clear" w:color="auto" w:fill="auto"/>
+          </w:tcPr>
+          <w:p>
+            <w:pPr>
+              <w:spacing w:after="0" w:line="240" w:lineRule="auto"/>
+              <w:rPr>
+                <w:rFonts w:ascii="Arial" w:hAnsi="Arial" w:cs="Arial"/>
+                <w:sz w:val="19"/>
+              </w:rPr>
+            </w:pPr>
+          </w:p>
+        </w:tc>
+      </w:tr>
+      <w:tr>
+        <w:tc>
+          <w:tcPr>
+            <w:tcW w:w="800" w:type="dxa"/>
+            <w:shd w:val="clear" w:color="auto" w:fill="auto"/>
+          </w:tcPr>
+          <w:p>
+            <w:pPr>
+              <w:spacing w:after="0" w:line="240" w:lineRule="auto"/>
+              <w:rPr>
+                <w:rFonts w:ascii="Arial" w:hAnsi="Arial" w:cs="Arial"/>
+                <w:sz w:val="19"/>
+              </w:rPr>
+            </w:pPr>
+            <w:r>
+              <w:rPr>
+                <w:rFonts w:ascii="Arial" w:hAnsi="Arial" w:cs="Arial"/>
+                <w:sz w:val="19"/>
+              </w:rPr>
+              <w:t>1.</w:t>
+            </w:r>
+          </w:p>
+        </w:tc>
+        <w:tc>
+          <w:tcPr>
+            <w:tcW w:w="6000" w:type="dxa"/>
+            <w:shd w:val="clear" w:color="auto" w:fill="auto"/>
+          </w:tcPr>
+          <w:p>
+            <w:pPr>
+              <w:spacing w:after="0" w:line="240" w:lineRule="auto"/>
+              <w:rPr>
+                <w:rFonts w:ascii="Arial" w:hAnsi="Arial" w:cs="Arial"/>
+                <w:sz w:val="19"/>
+              </w:rPr>
+            </w:pPr>
+            <w:r>
+              <w:rPr>
+                <w:rFonts w:ascii="Arial" w:hAnsi="Arial" w:cs="Arial"/>
+                <w:sz w:val="19"/>
+              </w:rPr>
+              <w:t>Советник по стратегии и науке</w:t>
+            </w:r>
+          </w:p>
+        </w:tc>
+        <w:tc>
+          <w:tcPr>
+            <w:tcW w:w="2800" w:type="dxa"/>
+            <w:shd w:val="clear" w:color="auto" w:fill="auto"/>
+          </w:tcPr>
+          <w:p>
+            <w:pPr>
+              <w:spacing w:after="0" w:line="240" w:lineRule="auto"/>
+              <w:rPr>
+                <w:rFonts w:ascii="Arial" w:hAnsi="Arial" w:cs="Arial"/>
+                <w:sz w:val="19"/>
+              </w:rPr>
+            </w:pPr>
+            <w:r>
+              <w:rPr>
+                <w:rFonts w:ascii="Arial" w:hAnsi="Arial" w:cs="Arial"/>
+                <w:sz w:val="19"/>
+              </w:rPr>
+              <w:t>1 400 000,00 KZT</w:t>
+            </w:r>
+          </w:p>
+        </w:tc>
+      </w:tr>
+      <w:tr>
+        <w:tc>
+          <w:tcPr>
+            <w:tcW w:w="800" w:type="dxa"/>
+            <w:shd w:val="clear" w:color="auto" w:fill="auto"/>
+          </w:tcPr>
+          <w:p>
+            <w:pPr>
+              <w:spacing w:after="0" w:line="240" w:lineRule="auto"/>
+              <w:rPr>
+                <w:rFonts w:ascii="Arial" w:hAnsi="Arial" w:cs="Arial"/>
+                <w:sz w:val="19"/>
+              </w:rPr>
+            </w:pPr>
+            <w:r>
+              <w:rPr>
+                <w:rFonts w:ascii="Arial" w:hAnsi="Arial" w:cs="Arial"/>
+                <w:sz w:val="19"/>
+              </w:rPr>
+              <w:t>2.</w:t>
+            </w:r>
+          </w:p>
+        </w:tc>
+        <w:tc>
+          <w:tcPr>
+            <w:tcW w:w="6000" w:type="dxa"/>
+            <w:shd w:val="clear" w:color="auto" w:fill="auto"/>
+          </w:tcPr>
+          <w:p>
+            <w:pPr>
+              <w:spacing w:after="0" w:line="240" w:lineRule="auto"/>
+              <w:rPr>
+                <w:rFonts w:ascii="Arial" w:hAnsi="Arial" w:cs="Arial"/>
+                <w:sz w:val="19"/>
+              </w:rPr>
+            </w:pPr>
+            <w:r>
+              <w:rPr>
+                <w:rFonts w:ascii="Arial" w:hAnsi="Arial" w:cs="Arial"/>
+                <w:sz w:val="19"/>
+              </w:rPr>
+              <w:t>Финансовый директор</w:t>
+            </w:r>
+          </w:p>
+        </w:tc>
+        <w:tc>
+          <w:tcPr>
+            <w:tcW w:w="2800" w:type="dxa"/>
+            <w:shd w:val="clear" w:color="auto" w:fill="auto"/>
+          </w:tcPr>
+          <w:p>
+            <w:pPr>
+              <w:spacing w:after="0" w:line="240" w:lineRule="auto"/>
+              <w:rPr>
+                <w:rFonts w:ascii="Arial" w:hAnsi="Arial" w:cs="Arial"/>
+                <w:sz w:val="19"/>
+              </w:rPr>
+            </w:pPr>
+            <w:r>
+              <w:rPr>
+                <w:rFonts w:ascii="Arial" w:hAnsi="Arial" w:cs="Arial"/>
+                <w:sz w:val="19"/>
+              </w:rPr>
+              <w:t>1 400 000,00 KZT</w:t>
+            </w:r>
+          </w:p>
+        </w:tc>
+      </w:tr>
+      <w:tr>
+        <w:tc>
+          <w:tcPr>
+            <w:tcW w:w="800" w:type="dxa"/>
+            <w:shd w:val="clear" w:color="auto" w:fill="auto"/>
+          </w:tcPr>
+          <w:p>
+            <w:pPr>
+              <w:spacing w:after="0" w:line="240" w:lineRule="auto"/>
+              <w:rPr>
+                <w:rFonts w:ascii="Arial" w:hAnsi="Arial" w:cs="Arial"/>
+                <w:sz w:val="19"/>
+              </w:rPr>
+            </w:pPr>
+            <w:r>
+              <w:rPr>
+                <w:rFonts w:ascii="Arial" w:hAnsi="Arial" w:cs="Arial"/>
+                <w:sz w:val="19"/>
+              </w:rPr>
+              <w:t>3.</w:t>
+            </w:r>
+          </w:p>
+        </w:tc>
+        <w:tc>
+          <w:tcPr>
+            <w:tcW w:w="6000" w:type="dxa"/>
+            <w:shd w:val="clear" w:color="auto" w:fill="auto"/>
+          </w:tcPr>
+          <w:p>
+            <w:pPr>
+              <w:spacing w:after="0" w:line="240" w:lineRule="auto"/>
+              <w:rPr>
+                <w:rFonts w:ascii="Arial" w:hAnsi="Arial" w:cs="Arial"/>
+                <w:sz w:val="19"/>
+              </w:rPr>
+            </w:pPr>
+            <w:r>
+              <w:rPr>
+                <w:rFonts w:ascii="Arial" w:hAnsi="Arial" w:cs="Arial"/>
+                <w:sz w:val="19"/>
+              </w:rPr>
+              <w:t>Бухгалтер</w:t>
+            </w:r>
+          </w:p>
+        </w:tc>
+        <w:tc>
+          <w:tcPr>
+            <w:tcW w:w="2800" w:type="dxa"/>
+            <w:shd w:val="clear" w:color="auto" w:fill="auto"/>
+          </w:tcPr>
+          <w:p>
+            <w:pPr>
+              <w:spacing w:after="0" w:line="240" w:lineRule="auto"/>
+              <w:rPr>
+                <w:rFonts w:ascii="Arial" w:hAnsi="Arial" w:cs="Arial"/>
+                <w:sz w:val="19"/>
+              </w:rPr>
+            </w:pPr>
+            <w:r>
+              <w:rPr>
+                <w:rFonts w:ascii="Arial" w:hAnsi="Arial" w:cs="Arial"/>
+                <w:sz w:val="19"/>
+              </w:rPr>
+              <w:t>700 000,00 KZT</w:t>
+            </w:r>
+          </w:p>
+        </w:tc>
+      </w:tr>
+      <w:tr>
+        <w:tc>
+          <w:tcPr>
+            <w:tcW w:w="800" w:type="dxa"/>
+            <w:shd w:val="clear" w:color="auto" w:fill="auto"/>
+          </w:tcPr>
+          <w:p>
+            <w:pPr>
+              <w:spacing w:after="0" w:line="240" w:lineRule="auto"/>
+              <w:rPr>
+                <w:rFonts w:ascii="Arial" w:hAnsi="Arial" w:cs="Arial"/>
+                <w:sz w:val="19"/>
+              </w:rPr>
+            </w:pPr>
+          </w:p>
+        </w:tc>
+        <w:tc>
+          <w:tcPr>
+            <w:tcW w:w="6000" w:type="dxa"/>
+            <w:shd w:val="clear" w:color="auto" w:fill="auto"/>
+          </w:tcPr>
+          <w:p>
+            <w:pPr>
+              <w:spacing w:after="0" w:line="240" w:lineRule="auto"/>
+              <w:rPr>
+                <w:rFonts w:ascii="Arial" w:hAnsi="Arial" w:cs="Arial"/>
+                <w:b/>
+                <w:sz w:val="19"/>
+              </w:rPr>
+            </w:pPr>
+            <w:r>
+              <w:rPr>
+                <w:rFonts w:ascii="Arial" w:hAnsi="Arial" w:cs="Arial"/>
+                <w:b/>
+                <w:sz w:val="19"/>
+              </w:rPr>
+              <w:t>Проектный офис «Таза Қазақстан»</w:t>
+            </w:r>
+          </w:p>
+        </w:tc>
+        <w:tc>
+          <w:tcPr>
+            <w:tcW w:w="2800" w:type="dxa"/>
+            <w:shd w:val="clear" w:color="auto" w:fill="auto"/>
+          </w:tcPr>
+          <w:p>
+            <w:pPr>
+              <w:spacing w:after="0" w:line="240" w:lineRule="auto"/>
+              <w:rPr>
+                <w:rFonts w:ascii="Arial" w:hAnsi="Arial" w:cs="Arial"/>
+                <w:sz w:val="19"/>
+              </w:rPr>
+            </w:pPr>
+          </w:p>
+        </w:tc>
+      </w:tr>
+      <w:tr>
+        <w:tc>
+          <w:tcPr>
+            <w:tcW w:w="800" w:type="dxa"/>
+            <w:shd w:val="clear" w:color="auto" w:fill="auto"/>
+          </w:tcPr>
+          <w:p>
+            <w:pPr>
+              <w:spacing w:after="0" w:line="240" w:lineRule="auto"/>
+              <w:rPr>
+                <w:rFonts w:ascii="Arial" w:hAnsi="Arial" w:cs="Arial"/>
+                <w:sz w:val="19"/>
+              </w:rPr>
+            </w:pPr>
+            <w:r>
+              <w:rPr>
+                <w:rFonts w:ascii="Arial" w:hAnsi="Arial" w:cs="Arial"/>
+                <w:sz w:val="19"/>
+              </w:rPr>
+              <w:t>4.</w:t>
+            </w:r>
+          </w:p>
+        </w:tc>
+        <w:tc>
+          <w:tcPr>
+            <w:tcW w:w="6000" w:type="dxa"/>
+            <w:shd w:val="clear" w:color="auto" w:fill="auto"/>
+          </w:tcPr>
+          <w:p>
+            <w:pPr>
+              <w:spacing w:after="0" w:line="240" w:lineRule="auto"/>
+              <w:rPr>
+                <w:rFonts w:ascii="Arial" w:hAnsi="Arial" w:cs="Arial"/>
+                <w:sz w:val="19"/>
+              </w:rPr>
+            </w:pPr>
+            <w:r>
+              <w:rPr>
+                <w:rFonts w:ascii="Arial" w:hAnsi="Arial" w:cs="Arial"/>
+                <w:sz w:val="19"/>
+              </w:rPr>
+              <w:t>Руководитель Проектного офиса «Таза Қазақстан»</w:t>
+            </w:r>
+          </w:p>
+        </w:tc>
+        <w:tc>
+          <w:tcPr>
+            <w:tcW w:w="2800" w:type="dxa"/>
+            <w:shd w:val="clear" w:color="auto" w:fill="auto"/>
+          </w:tcPr>
+          <w:p>
+            <w:pPr>
+              <w:spacing w:after="0" w:line="240" w:lineRule="auto"/>
+              <w:rPr>
+                <w:rFonts w:ascii="Arial" w:hAnsi="Arial" w:cs="Arial"/>
+                <w:sz w:val="19"/>
+              </w:rPr>
+            </w:pPr>
+            <w:r>
+              <w:rPr>
+                <w:rFonts w:ascii="Arial" w:hAnsi="Arial" w:cs="Arial"/>
+                <w:sz w:val="19"/>
+              </w:rPr>
+              <w:t>1 400 000,00 KZT</w:t>
+            </w:r>
+          </w:p>
+        </w:tc>
+      </w:tr>
+      <w:tr>
+        <w:tc>
+          <w:tcPr>
+            <w:tcW w:w="800" w:type="dxa"/>
+            <w:shd w:val="clear" w:color="auto" w:fill="auto"/>
+          </w:tcPr>
+          <w:p>
+            <w:pPr>
+              <w:spacing w:after="0" w:line="240" w:lineRule="auto"/>
+              <w:rPr>
+                <w:rFonts w:ascii="Arial" w:hAnsi="Arial" w:cs="Arial"/>
+                <w:sz w:val="19"/>
+              </w:rPr>
+            </w:pPr>
+          </w:p>
+        </w:tc>
+        <w:tc>
+          <w:tcPr>
+            <w:tcW w:w="6000" w:type="dxa"/>
+            <w:shd w:val="clear" w:color="auto" w:fill="auto"/>
+          </w:tcPr>
+          <w:p>
+            <w:pPr>
+              <w:spacing w:after="0" w:line="240" w:lineRule="auto"/>
+              <w:rPr>
+                <w:rFonts w:ascii="Arial" w:hAnsi="Arial" w:cs="Arial"/>
+                <w:b/>
+                <w:sz w:val="19"/>
+              </w:rPr>
+            </w:pPr>
+            <w:r>
+              <w:rPr>
+                <w:rFonts w:ascii="Arial" w:hAnsi="Arial" w:cs="Arial"/>
+                <w:b/>
+                <w:sz w:val="19"/>
+              </w:rPr>
+              <w:t>Департамент социологических исследований и аналитики</w:t>
+            </w:r>
+          </w:p>
+        </w:tc>
+        <w:tc>
+          <w:tcPr>
+            <w:tcW w:w="2800" w:type="dxa"/>
+            <w:shd w:val="clear" w:color="auto" w:fill="auto"/>
+          </w:tcPr>
+          <w:p>
+            <w:pPr>
+              <w:spacing w:after="0" w:line="240" w:lineRule="auto"/>
+              <w:rPr>
+                <w:rFonts w:ascii="Arial" w:hAnsi="Arial" w:cs="Arial"/>
+                <w:sz w:val="19"/>
+              </w:rPr>
+            </w:pPr>
+          </w:p>
+        </w:tc>
+      </w:tr>
+      <w:tr>
+        <w:tc>
+          <w:tcPr>
+            <w:tcW w:w="800" w:type="dxa"/>
+            <w:shd w:val="clear" w:color="auto" w:fill="auto"/>
+          </w:tcPr>
+          <w:p>
+            <w:pPr>
+              <w:spacing w:after="0" w:line="240" w:lineRule="auto"/>
+              <w:rPr>
+                <w:rFonts w:ascii="Arial" w:hAnsi="Arial" w:cs="Arial"/>
+                <w:sz w:val="19"/>
+              </w:rPr>
+            </w:pPr>
+            <w:r>
+              <w:rPr>
+                <w:rFonts w:ascii="Arial" w:hAnsi="Arial" w:cs="Arial"/>
+                <w:sz w:val="19"/>
+              </w:rPr>
+              <w:t>5.</w:t>
+            </w:r>
+          </w:p>
+        </w:tc>
+        <w:tc>
+          <w:tcPr>
+            <w:tcW w:w="6000" w:type="dxa"/>
+            <w:shd w:val="clear" w:color="auto" w:fill="auto"/>
+          </w:tcPr>
+          <w:p>
+            <w:pPr>
+              <w:spacing w:after="0" w:line="240" w:lineRule="auto"/>
+              <w:rPr>
+                <w:rFonts w:ascii="Arial" w:hAnsi="Arial" w:cs="Arial"/>
+                <w:sz w:val="19"/>
+              </w:rPr>
+            </w:pPr>
+            <w:r>
+              <w:rPr>
+                <w:rFonts w:ascii="Arial" w:hAnsi="Arial" w:cs="Arial"/>
+                <w:sz w:val="19"/>
+              </w:rPr>
+              <w:t>Руководитель департамента</w:t>
+            </w:r>
+          </w:p>
+        </w:tc>
+        <w:tc>
+          <w:tcPr>
+            <w:tcW w:w="2800" w:type="dxa"/>
+            <w:shd w:val="clear" w:color="auto" w:fill="auto"/>
+          </w:tcPr>
+          <w:p>
+            <w:pPr>
+              <w:spacing w:after="0" w:line="240" w:lineRule="auto"/>
+              <w:rPr>
+                <w:rFonts w:ascii="Arial" w:hAnsi="Arial" w:cs="Arial"/>
+                <w:sz w:val="19"/>
+              </w:rPr>
+            </w:pPr>
+            <w:r>
+              <w:rPr>
+                <w:rFonts w:ascii="Arial" w:hAnsi="Arial" w:cs="Arial"/>
+                <w:sz w:val="19"/>
+              </w:rPr>
+              <w:t>1 300 000,00 KZT</w:t>
+            </w:r>
+          </w:p>
+        </w:tc>
+      </w:tr>
+      <w:tr>
+        <w:tc>
+          <w:tcPr>
+            <w:tcW w:w="800" w:type="dxa"/>
+            <w:shd w:val="clear" w:color="auto" w:fill="auto"/>
+          </w:tcPr>
+          <w:p>
+            <w:pPr>
+              <w:spacing w:after="0" w:line="240" w:lineRule="auto"/>
+              <w:rPr>
+                <w:rFonts w:ascii="Arial" w:hAnsi="Arial" w:cs="Arial"/>
+                <w:sz w:val="19"/>
+              </w:rPr>
+            </w:pPr>
+            <w:r>
+              <w:rPr>
+                <w:rFonts w:ascii="Arial" w:hAnsi="Arial" w:cs="Arial"/>
+                <w:sz w:val="19"/>
+              </w:rPr>
+              <w:t>6.</w:t>
+            </w:r>
+          </w:p>
+        </w:tc>
+        <w:tc>
+          <w:tcPr>
+            <w:tcW w:w="6000" w:type="dxa"/>
+            <w:shd w:val="clear" w:color="auto" w:fill="auto"/>
+          </w:tcPr>
+          <w:p>
+            <w:pPr>
+              <w:spacing w:after="0" w:line="240" w:lineRule="auto"/>
+              <w:rPr>
+                <w:rFonts w:ascii="Arial" w:hAnsi="Arial" w:cs="Arial"/>
+                <w:sz w:val="19"/>
+              </w:rPr>
+            </w:pPr>
+            <w:r>
+              <w:rPr>
+                <w:rFonts w:ascii="Arial" w:hAnsi="Arial" w:cs="Arial"/>
+                <w:sz w:val="19"/>
+              </w:rPr>
+              <w:t>Главный специалист</w:t>
+            </w:r>
+          </w:p>
+        </w:tc>
+        <w:tc>
+          <w:tcPr>
+            <w:tcW w:w="2800" w:type="dxa"/>
+            <w:shd w:val="clear" w:color="auto" w:fill="auto"/>
+          </w:tcPr>
+          <w:p>
+            <w:pPr>
+              <w:spacing w:after="0" w:line="240" w:lineRule="auto"/>
+              <w:rPr>
+                <w:rFonts w:ascii="Arial" w:hAnsi="Arial" w:cs="Arial"/>
+                <w:sz w:val="19"/>
+              </w:rPr>
+            </w:pPr>
+            <w:r>
+              <w:rPr>
+                <w:rFonts w:ascii="Arial" w:hAnsi="Arial" w:cs="Arial"/>
+                <w:sz w:val="19"/>
+              </w:rPr>
+              <w:t>1 000 000,00 KZT</w:t>
+            </w:r>
+          </w:p>
+        </w:tc>
+      </w:tr>
+      <w:tr>
+        <w:tc>
+          <w:tcPr>
+            <w:tcW w:w="800" w:type="dxa"/>
+            <w:shd w:val="clear" w:color="auto" w:fill="auto"/>
+          </w:tcPr>
+          <w:p>
+            <w:pPr>
+              <w:spacing w:after="0" w:line="240" w:lineRule="auto"/>
+              <w:rPr>
+                <w:rFonts w:ascii="Arial" w:hAnsi="Arial" w:cs="Arial"/>
+                <w:sz w:val="19"/>
+              </w:rPr>
+            </w:pPr>
+            <w:r>
+              <w:rPr>
+                <w:rFonts w:ascii="Arial" w:hAnsi="Arial" w:cs="Arial"/>
+                <w:sz w:val="19"/>
+              </w:rPr>
+              <w:t>7.</w:t>
+            </w:r>
+          </w:p>
+        </w:tc>
+        <w:tc>
+          <w:tcPr>
+            <w:tcW w:w="6000" w:type="dxa"/>
+            <w:shd w:val="clear" w:color="auto" w:fill="auto"/>
+          </w:tcPr>
+          <w:p>
+            <w:pPr>
+              <w:spacing w:after="0" w:line="240" w:lineRule="auto"/>
+              <w:rPr>
+                <w:rFonts w:ascii="Arial" w:hAnsi="Arial" w:cs="Arial"/>
+                <w:sz w:val="19"/>
+              </w:rPr>
+            </w:pPr>
+            <w:r>
+              <w:rPr>
+                <w:rFonts w:ascii="Arial" w:hAnsi="Arial" w:cs="Arial"/>
+                <w:sz w:val="19"/>
+              </w:rPr>
+              <w:t>Главный специалист</w:t>
+            </w:r>
+          </w:p>
+        </w:tc>
+        <w:tc>
+          <w:tcPr>
+            <w:tcW w:w="2800" w:type="dxa"/>
+            <w:shd w:val="clear" w:color="auto" w:fill="auto"/>
+          </w:tcPr>
+          <w:p>
+            <w:pPr>
+              <w:spacing w:after="0" w:line="240" w:lineRule="auto"/>
+              <w:rPr>
+                <w:rFonts w:ascii="Arial" w:hAnsi="Arial" w:cs="Arial"/>
+                <w:sz w:val="19"/>
+              </w:rPr>
+            </w:pPr>
+            <w:r>
+              <w:rPr>
+                <w:rFonts w:ascii="Arial" w:hAnsi="Arial" w:cs="Arial"/>
+                <w:sz w:val="19"/>
+              </w:rPr>
+              <w:t>1 000 000,00 KZT</w:t>
+            </w:r>
+          </w:p>
+        </w:tc>
+      </w:tr>
+      <w:tr>
+        <w:tc>
+          <w:tcPr>
+            <w:tcW w:w="800" w:type="dxa"/>
+            <w:shd w:val="clear" w:color="auto" w:fill="auto"/>
+          </w:tcPr>
+          <w:p>
+            <w:pPr>
+              <w:spacing w:after="0" w:line="240" w:lineRule="auto"/>
+              <w:rPr>
+                <w:rFonts w:ascii="Arial" w:hAnsi="Arial" w:cs="Arial"/>
+                <w:sz w:val="19"/>
+              </w:rPr>
+            </w:pPr>
+            <w:r>
+              <w:rPr>
+                <w:rFonts w:ascii="Arial" w:hAnsi="Arial" w:cs="Arial"/>
+                <w:sz w:val="19"/>
+              </w:rPr>
+              <w:t>8.</w:t>
+            </w:r>
+          </w:p>
+        </w:tc>
+        <w:tc>
+          <w:tcPr>
+            <w:tcW w:w="6000" w:type="dxa"/>
+            <w:shd w:val="clear" w:color="auto" w:fill="auto"/>
+          </w:tcPr>
+          <w:p>
+            <w:pPr>
+              <w:spacing w:after="0" w:line="240" w:lineRule="auto"/>
+              <w:rPr>
+                <w:rFonts w:ascii="Arial" w:hAnsi="Arial" w:cs="Arial"/>
+                <w:sz w:val="19"/>
+              </w:rPr>
+            </w:pPr>
+            <w:r>
+              <w:rPr>
+                <w:rFonts w:ascii="Arial" w:hAnsi="Arial" w:cs="Arial"/>
+                <w:sz w:val="19"/>
+              </w:rPr>
+              <w:t>Ведущий специалист</w:t>
+            </w:r>
+          </w:p>
+        </w:tc>
+        <w:tc>
+          <w:tcPr>
+            <w:tcW w:w="2800" w:type="dxa"/>
+            <w:shd w:val="clear" w:color="auto" w:fill="auto"/>
+          </w:tcPr>
+          <w:p>
+            <w:pPr>
+              <w:spacing w:after="0" w:line="240" w:lineRule="auto"/>
+              <w:rPr>
+                <w:rFonts w:ascii="Arial" w:hAnsi="Arial" w:cs="Arial"/>
+                <w:sz w:val="19"/>
+              </w:rPr>
+            </w:pPr>
+            <w:r>
+              <w:rPr>
+                <w:rFonts w:ascii="Arial" w:hAnsi="Arial" w:cs="Arial"/>
+                <w:sz w:val="19"/>
+              </w:rPr>
+              <w:t>700 000,00 KZT</w:t>
+            </w:r>
+          </w:p>
+        </w:tc>
+      </w:tr>
+      <w:tr>
+        <w:tc>
+          <w:tcPr>
+            <w:tcW w:w="800" w:type="dxa"/>
+            <w:shd w:val="clear" w:color="auto" w:fill="auto"/>
+          </w:tcPr>
+          <w:p>
+            <w:pPr>
+              <w:spacing w:after="0" w:line="240" w:lineRule="auto"/>
+              <w:rPr>
+                <w:rFonts w:ascii="Arial" w:hAnsi="Arial" w:cs="Arial"/>
+                <w:sz w:val="19"/>
+              </w:rPr>
+            </w:pPr>
+          </w:p>
+        </w:tc>
+        <w:tc>
+          <w:tcPr>
+            <w:tcW w:w="6000" w:type="dxa"/>
+            <w:shd w:val="clear" w:color="auto" w:fill="auto"/>
+          </w:tcPr>
+          <w:p>
+            <w:pPr>
+              <w:spacing w:after="0" w:line="240" w:lineRule="auto"/>
+              <w:rPr>
+                <w:rFonts w:ascii="Arial" w:hAnsi="Arial" w:cs="Arial"/>
+                <w:b/>
+                <w:sz w:val="19"/>
+              </w:rPr>
+            </w:pPr>
+            <w:r>
+              <w:rPr>
+                <w:rFonts w:ascii="Arial" w:hAnsi="Arial" w:cs="Arial"/>
+                <w:b/>
+                <w:sz w:val="19"/>
+              </w:rPr>
+              <w:t>Департамент проектного управления и региональной координации</w:t>
+            </w:r>
+          </w:p>
+        </w:tc>
+        <w:tc>
+          <w:tcPr>
+            <w:tcW w:w="2800" w:type="dxa"/>
+            <w:shd w:val="clear" w:color="auto" w:fill="auto"/>
+          </w:tcPr>
+          <w:p>
+            <w:pPr>
+              <w:spacing w:after="0" w:line="240" w:lineRule="auto"/>
+              <w:rPr>
+                <w:rFonts w:ascii="Arial" w:hAnsi="Arial" w:cs="Arial"/>
+                <w:sz w:val="19"/>
+              </w:rPr>
+            </w:pPr>
+          </w:p>
+        </w:tc>
+      </w:tr>
+      <w:tr>
+        <w:tc>
+          <w:tcPr>
+            <w:tcW w:w="800" w:type="dxa"/>
+            <w:shd w:val="clear" w:color="auto" w:fill="auto"/>
+          </w:tcPr>
+          <w:p>
+            <w:pPr>
+              <w:spacing w:after="0" w:line="240" w:lineRule="auto"/>
+              <w:rPr>
+                <w:rFonts w:ascii="Arial" w:hAnsi="Arial" w:cs="Arial"/>
+                <w:sz w:val="19"/>
+              </w:rPr>
+            </w:pPr>
+            <w:r>
+              <w:rPr>
+                <w:rFonts w:ascii="Arial" w:hAnsi="Arial" w:cs="Arial"/>
+                <w:sz w:val="19"/>
+              </w:rPr>
+              <w:t>9.</w:t>
+            </w:r>
+          </w:p>
+        </w:tc>
+        <w:tc>
+          <w:tcPr>
+            <w:tcW w:w="6000" w:type="dxa"/>
+            <w:shd w:val="clear" w:color="auto" w:fill="auto"/>
+          </w:tcPr>
+          <w:p>
+            <w:pPr>
+              <w:spacing w:after="0" w:line="240" w:lineRule="auto"/>
+              <w:rPr>
+                <w:rFonts w:ascii="Arial" w:hAnsi="Arial" w:cs="Arial"/>
+                <w:sz w:val="19"/>
+              </w:rPr>
+            </w:pPr>
+            <w:r>
+              <w:rPr>
+                <w:rFonts w:ascii="Arial" w:hAnsi="Arial" w:cs="Arial"/>
+                <w:sz w:val="19"/>
+              </w:rPr>
+              <w:t>Директор департамента</w:t>
+            </w:r>
+          </w:p>
+        </w:tc>
+        <w:tc>
+          <w:tcPr>
+            <w:tcW w:w="2800" w:type="dxa"/>
+            <w:shd w:val="clear" w:color="auto" w:fill="auto"/>
+          </w:tcPr>
+          <w:p>
+            <w:pPr>
+              <w:spacing w:after="0" w:line="240" w:lineRule="auto"/>
+              <w:rPr>
+                <w:rFonts w:ascii="Arial" w:hAnsi="Arial" w:cs="Arial"/>
+                <w:sz w:val="19"/>
+              </w:rPr>
+            </w:pPr>
+            <w:r>
+              <w:rPr>
+                <w:rFonts w:ascii="Arial" w:hAnsi="Arial" w:cs="Arial"/>
+                <w:sz w:val="19"/>
+              </w:rPr>
+              <w:t>1 300 000,00 KZT</w:t>
+            </w:r>
+          </w:p>
+        </w:tc>
+      </w:tr>
+      <w:tr>
+        <w:tc>
+          <w:tcPr>
+            <w:tcW w:w="800" w:type="dxa"/>
+            <w:shd w:val="clear" w:color="auto" w:fill="auto"/>
+          </w:tcPr>
+          <w:p>
+            <w:pPr>
+              <w:spacing w:after="0" w:line="240" w:lineRule="auto"/>
+              <w:rPr>
+                <w:rFonts w:ascii="Arial" w:hAnsi="Arial" w:cs="Arial"/>
+                <w:sz w:val="19"/>
+              </w:rPr>
+            </w:pPr>
+            <w:r>
+              <w:rPr>
+                <w:rFonts w:ascii="Arial" w:hAnsi="Arial" w:cs="Arial"/>
+                <w:sz w:val="19"/>
+              </w:rPr>
+              <w:t>10.</w:t>
+            </w:r>
+          </w:p>
+        </w:tc>
+        <w:tc>
+          <w:tcPr>
+            <w:tcW w:w="6000" w:type="dxa"/>
+            <w:shd w:val="clear" w:color="auto" w:fill="auto"/>
+          </w:tcPr>
+          <w:p>
+            <w:pPr>
+              <w:spacing w:after="0" w:line="240" w:lineRule="auto"/>
+              <w:rPr>
+                <w:rFonts w:ascii="Arial" w:hAnsi="Arial" w:cs="Arial"/>
+                <w:sz w:val="19"/>
+              </w:rPr>
+            </w:pPr>
+            <w:r>
+              <w:rPr>
+                <w:rFonts w:ascii="Arial" w:hAnsi="Arial" w:cs="Arial"/>
+                <w:sz w:val="19"/>
+              </w:rPr>
+              <w:t>Заместитель директора департамента</w:t>
+            </w:r>
+          </w:p>
+        </w:tc>
+        <w:tc>
+          <w:tcPr>
+            <w:tcW w:w="2800" w:type="dxa"/>
+            <w:shd w:val="clear" w:color="auto" w:fill="auto"/>
+          </w:tcPr>
+          <w:p>
+            <w:pPr>
+              <w:spacing w:after="0" w:line="240" w:lineRule="auto"/>
+              <w:rPr>
+                <w:rFonts w:ascii="Arial" w:hAnsi="Arial" w:cs="Arial"/>
+                <w:sz w:val="19"/>
+              </w:rPr>
+            </w:pPr>
+            <w:r>
+              <w:rPr>
+                <w:rFonts w:ascii="Arial" w:hAnsi="Arial" w:cs="Arial"/>
+                <w:sz w:val="19"/>
+              </w:rPr>
+              <w:t>1 100 000,00 KZT</w:t>
+            </w:r>
+          </w:p>
+        </w:tc>
+      </w:tr>
+      <w:tr>
+        <w:tc>
+          <w:tcPr>
+            <w:tcW w:w="800" w:type="dxa"/>
+            <w:shd w:val="clear" w:color="auto" w:fill="auto"/>
+          </w:tcPr>
+          <w:p>
+            <w:pPr>
+              <w:spacing w:after="0" w:line="240" w:lineRule="auto"/>
+              <w:rPr>
+                <w:rFonts w:ascii="Arial" w:hAnsi="Arial" w:cs="Arial"/>
+                <w:sz w:val="19"/>
+              </w:rPr>
+            </w:pPr>
+            <w:r>
+              <w:rPr>
+                <w:rFonts w:ascii="Arial" w:hAnsi="Arial" w:cs="Arial"/>
+                <w:sz w:val="19"/>
+              </w:rPr>
+              <w:t>11.</w:t>
+            </w:r>
+          </w:p>
+        </w:tc>
+        <w:tc>
+          <w:tcPr>
+            <w:tcW w:w="6000" w:type="dxa"/>
+            <w:shd w:val="clear" w:color="auto" w:fill="auto"/>
+          </w:tcPr>
+          <w:p>
+            <w:pPr>
+              <w:spacing w:after="0" w:line="240" w:lineRule="auto"/>
+              <w:rPr>
+                <w:rFonts w:ascii="Arial" w:hAnsi="Arial" w:cs="Arial"/>
+                <w:sz w:val="19"/>
+              </w:rPr>
+            </w:pPr>
+            <w:r>
+              <w:rPr>
+                <w:rFonts w:ascii="Arial" w:hAnsi="Arial" w:cs="Arial"/>
+                <w:sz w:val="19"/>
+              </w:rPr>
+              <w:t>Главный специалист</w:t>
+            </w:r>
+          </w:p>
+        </w:tc>
+        <w:tc>
+          <w:tcPr>
+            <w:tcW w:w="2800" w:type="dxa"/>
+            <w:shd w:val="clear" w:color="auto" w:fill="auto"/>
+          </w:tcPr>
+          <w:p>
+            <w:pPr>
+              <w:spacing w:after="0" w:line="240" w:lineRule="auto"/>
+              <w:rPr>
+                <w:rFonts w:ascii="Arial" w:hAnsi="Arial" w:cs="Arial"/>
+                <w:sz w:val="19"/>
+              </w:rPr>
+            </w:pPr>
+            <w:r>
+              <w:rPr>
+                <w:rFonts w:ascii="Arial" w:hAnsi="Arial" w:cs="Arial"/>
+                <w:sz w:val="19"/>
+              </w:rPr>
+              <w:t>1 000 000,00 KZT</w:t>
+            </w:r>
+          </w:p>
+        </w:tc>
+      </w:tr>
+      <w:tr>
+        <w:tc>
+          <w:tcPr>
+            <w:tcW w:w="800" w:type="dxa"/>
+            <w:shd w:val="clear" w:color="auto" w:fill="auto"/>
+          </w:tcPr>
+          <w:p>
+            <w:pPr>
+              <w:spacing w:after="0" w:line="240" w:lineRule="auto"/>
+              <w:rPr>
+                <w:rFonts w:ascii="Arial" w:hAnsi="Arial" w:cs="Arial"/>
+                <w:sz w:val="19"/>
+              </w:rPr>
+            </w:pPr>
+            <w:r>
+              <w:rPr>
+                <w:rFonts w:ascii="Arial" w:hAnsi="Arial" w:cs="Arial"/>
+                <w:sz w:val="19"/>
+              </w:rPr>
+              <w:t>12.</w:t>
+            </w:r>
+          </w:p>
+        </w:tc>
+        <w:tc>
+          <w:tcPr>
+            <w:tcW w:w="6000" w:type="dxa"/>
+            <w:shd w:val="clear" w:color="auto" w:fill="auto"/>
+          </w:tcPr>
+          <w:p>
+            <w:pPr>
+              <w:spacing w:after="0" w:line="240" w:lineRule="auto"/>
+              <w:rPr>
+                <w:rFonts w:ascii="Arial" w:hAnsi="Arial" w:cs="Arial"/>
+                <w:sz w:val="19"/>
+              </w:rPr>
+            </w:pPr>
+            <w:r>
+              <w:rPr>
+                <w:rFonts w:ascii="Arial" w:hAnsi="Arial" w:cs="Arial"/>
+                <w:sz w:val="19"/>
+              </w:rPr>
+              <w:t>Главный специалист</w:t>
+            </w:r>
+          </w:p>
+        </w:tc>
+        <w:tc>
+          <w:tcPr>
+            <w:tcW w:w="2800" w:type="dxa"/>
+            <w:shd w:val="clear" w:color="auto" w:fill="auto"/>
+          </w:tcPr>
+          <w:p>
+            <w:pPr>
+              <w:spacing w:after="0" w:line="240" w:lineRule="auto"/>
+              <w:rPr>
+                <w:rFonts w:ascii="Arial" w:hAnsi="Arial" w:cs="Arial"/>
+                <w:sz w:val="19"/>
+              </w:rPr>
+            </w:pPr>
+            <w:r>
+              <w:rPr>
+                <w:rFonts w:ascii="Arial" w:hAnsi="Arial" w:cs="Arial"/>
+                <w:sz w:val="19"/>
+              </w:rPr>
+              <w:t>1 000 000,00 KZT</w:t>
+            </w:r>
+          </w:p>
+        </w:tc>
+      </w:tr>
+      <w:tr>
+        <w:tc>
+          <w:tcPr>
+            <w:tcW w:w="800" w:type="dxa"/>
+            <w:shd w:val="clear" w:color="auto" w:fill="auto"/>
+          </w:tcPr>
+          <w:p>
+            <w:pPr>
+              <w:spacing w:after="0" w:line="240" w:lineRule="auto"/>
+              <w:rPr>
+                <w:rFonts w:ascii="Arial" w:hAnsi="Arial" w:cs="Arial"/>
+                <w:sz w:val="19"/>
+              </w:rPr>
+            </w:pPr>
+            <w:r>
+              <w:rPr>
+                <w:rFonts w:ascii="Arial" w:hAnsi="Arial" w:cs="Arial"/>
+                <w:sz w:val="19"/>
+              </w:rPr>
+              <w:t>13.</w:t>
+            </w:r>
+          </w:p>
+        </w:tc>
+        <w:tc>
+          <w:tcPr>
+            <w:tcW w:w="6000" w:type="dxa"/>
+            <w:shd w:val="clear" w:color="auto" w:fill="auto"/>
+          </w:tcPr>
+          <w:p>
+            <w:pPr>
+              <w:spacing w:after="0" w:line="240" w:lineRule="auto"/>
+              <w:rPr>
+                <w:rFonts w:ascii="Arial" w:hAnsi="Arial" w:cs="Arial"/>
+                <w:sz w:val="19"/>
+              </w:rPr>
+            </w:pPr>
+            <w:r>
+              <w:rPr>
+                <w:rFonts w:ascii="Arial" w:hAnsi="Arial" w:cs="Arial"/>
+                <w:sz w:val="19"/>
+              </w:rPr>
+              <w:t>Главный специалист</w:t>
+            </w:r>
+          </w:p>
+        </w:tc>
+        <w:tc>
+          <w:tcPr>
+            <w:tcW w:w="2800" w:type="dxa"/>
+            <w:shd w:val="clear" w:color="auto" w:fill="auto"/>
+          </w:tcPr>
+          <w:p>
+            <w:pPr>
+              <w:spacing w:after="0" w:line="240" w:lineRule="auto"/>
+              <w:rPr>
+                <w:rFonts w:ascii="Arial" w:hAnsi="Arial" w:cs="Arial"/>
+                <w:sz w:val="19"/>
+              </w:rPr>
+            </w:pPr>
+            <w:r>
+              <w:rPr>
+                <w:rFonts w:ascii="Arial" w:hAnsi="Arial" w:cs="Arial"/>
+                <w:sz w:val="19"/>
+              </w:rPr>
+              <w:t>1 000 000,00 KZT</w:t>
+            </w:r>
+          </w:p>
+        </w:tc>
+      </w:tr>
+      <w:tr>
+        <w:tc>
+          <w:tcPr>
+            <w:tcW w:w="800" w:type="dxa"/>
+            <w:shd w:val="clear" w:color="auto" w:fill="auto"/>
+          </w:tcPr>
+          <w:p>
+            <w:pPr>
+              <w:spacing w:after="0" w:line="240" w:lineRule="auto"/>
+              <w:rPr>
+                <w:rFonts w:ascii="Arial" w:hAnsi="Arial" w:cs="Arial"/>
+                <w:sz w:val="19"/>
+              </w:rPr>
+            </w:pPr>
+            <w:r>
+              <w:rPr>
+                <w:rFonts w:ascii="Arial" w:hAnsi="Arial" w:cs="Arial"/>
+                <w:sz w:val="19"/>
+              </w:rPr>
+              <w:t>14.</w:t>
+            </w:r>
+          </w:p>
+        </w:tc>
+        <w:tc>
+          <w:tcPr>
+            <w:tcW w:w="6000" w:type="dxa"/>
+            <w:shd w:val="clear" w:color="auto" w:fill="auto"/>
+          </w:tcPr>
+          <w:p>
+            <w:pPr>
+              <w:spacing w:after="0" w:line="240" w:lineRule="auto"/>
+              <w:rPr>
+                <w:rFonts w:ascii="Arial" w:hAnsi="Arial" w:cs="Arial"/>
+                <w:sz w:val="19"/>
+              </w:rPr>
+            </w:pPr>
+            <w:r>
+              <w:rPr>
+                <w:rFonts w:ascii="Arial" w:hAnsi="Arial" w:cs="Arial"/>
+                <w:sz w:val="19"/>
+              </w:rPr>
+              <w:t>Ведущий специалист</w:t>
+            </w:r>
+          </w:p>
+        </w:tc>
+        <w:tc>
+          <w:tcPr>
+            <w:tcW w:w="2800" w:type="dxa"/>
+            <w:shd w:val="clear" w:color="auto" w:fill="auto"/>
+          </w:tcPr>
+          <w:p>
+            <w:pPr>
+              <w:spacing w:after="0" w:line="240" w:lineRule="auto"/>
+              <w:rPr>
+                <w:rFonts w:ascii="Arial" w:hAnsi="Arial" w:cs="Arial"/>
+                <w:sz w:val="19"/>
+              </w:rPr>
+            </w:pPr>
+            <w:r>
+              <w:rPr>
+                <w:rFonts w:ascii="Arial" w:hAnsi="Arial" w:cs="Arial"/>
+                <w:sz w:val="19"/>
+              </w:rPr>
+              <w:t>1 000 000,00 KZT</w:t>
+            </w:r>
+          </w:p>
+        </w:tc>
+      </w:tr>
+      <w:tr>
+        <w:tc>
+          <w:tcPr>
+            <w:tcW w:w="800" w:type="dxa"/>
+            <w:shd w:val="clear" w:color="auto" w:fill="auto"/>
+          </w:tcPr>
+          <w:p>
+            <w:pPr>
+              <w:spacing w:after="0" w:line="240" w:lineRule="auto"/>
+              <w:rPr>
+                <w:rFonts w:ascii="Arial" w:hAnsi="Arial" w:cs="Arial"/>
+                <w:sz w:val="19"/>
+              </w:rPr>
+            </w:pPr>
+            <w:r>
+              <w:rPr>
+                <w:rFonts w:ascii="Arial" w:hAnsi="Arial" w:cs="Arial"/>
+                <w:sz w:val="19"/>
+              </w:rPr>
+              <w:t>15.</w:t>
+            </w:r>
+          </w:p>
+        </w:tc>
+        <w:tc>
+          <w:tcPr>
+            <w:tcW w:w="6000" w:type="dxa"/>
+            <w:shd w:val="clear" w:color="auto" w:fill="auto"/>
+          </w:tcPr>
+          <w:p>
+            <w:pPr>
+              <w:spacing w:after="0" w:line="240" w:lineRule="auto"/>
+              <w:rPr>
+                <w:rFonts w:ascii="Arial" w:hAnsi="Arial" w:cs="Arial"/>
+                <w:sz w:val="19"/>
+              </w:rPr>
+            </w:pPr>
+            <w:r>
+              <w:rPr>
+                <w:rFonts w:ascii="Arial" w:hAnsi="Arial" w:cs="Arial"/>
+                <w:sz w:val="19"/>
+              </w:rPr>
+              <w:t>Ведущий специалист</w:t>
+            </w:r>
+          </w:p>
+        </w:tc>
+        <w:tc>
+          <w:tcPr>
+            <w:tcW w:w="2800" w:type="dxa"/>
+            <w:shd w:val="clear" w:color="auto" w:fill="auto"/>
+          </w:tcPr>
+          <w:p>
+            <w:pPr>
+              <w:spacing w:after="0" w:line="240" w:lineRule="auto"/>
+              <w:rPr>
+                <w:rFonts w:ascii="Arial" w:hAnsi="Arial" w:cs="Arial"/>
+                <w:sz w:val="19"/>
+              </w:rPr>
+            </w:pPr>
+            <w:r>
+              <w:rPr>
+                <w:rFonts w:ascii="Arial" w:hAnsi="Arial" w:cs="Arial"/>
+                <w:sz w:val="19"/>
+              </w:rPr>
+              <w:t>700 000,00 KZT</w:t>
+            </w:r>
+          </w:p>
+        </w:tc>
+      </w:tr>
+      <w:tr>
+        <w:tc>
+          <w:tcPr>
+            <w:tcW w:w="800" w:type="dxa"/>
+            <w:shd w:val="clear" w:color="auto" w:fill="auto"/>
+          </w:tcPr>
+          <w:p>
+            <w:pPr>
+              <w:spacing w:after="0" w:line="240" w:lineRule="auto"/>
+              <w:rPr>
+                <w:rFonts w:ascii="Arial" w:hAnsi="Arial" w:cs="Arial"/>
+                <w:sz w:val="19"/>
+              </w:rPr>
+            </w:pPr>
+            <w:r>
+              <w:rPr>
+                <w:rFonts w:ascii="Arial" w:hAnsi="Arial" w:cs="Arial"/>
+                <w:sz w:val="19"/>
+              </w:rPr>
+              <w:t>16.</w:t>
+            </w:r>
+          </w:p>
+        </w:tc>
+        <w:tc>
+          <w:tcPr>
+            <w:tcW w:w="6000" w:type="dxa"/>
+            <w:shd w:val="clear" w:color="auto" w:fill="auto"/>
+          </w:tcPr>
+          <w:p>
+            <w:pPr>
+              <w:spacing w:after="0" w:line="240" w:lineRule="auto"/>
+              <w:rPr>
+                <w:rFonts w:ascii="Arial" w:hAnsi="Arial" w:cs="Arial"/>
+                <w:sz w:val="19"/>
+              </w:rPr>
+            </w:pPr>
+            <w:r>
+              <w:rPr>
+                <w:rFonts w:ascii="Arial" w:hAnsi="Arial" w:cs="Arial"/>
+                <w:sz w:val="19"/>
+              </w:rPr>
+              <w:t>Ведущий специалист</w:t>
+            </w:r>
+          </w:p>
+        </w:tc>
+        <w:tc>
+          <w:tcPr>
+            <w:tcW w:w="2800" w:type="dxa"/>
+            <w:shd w:val="clear" w:color="auto" w:fill="auto"/>
+          </w:tcPr>
+          <w:p>
+            <w:pPr>
+              <w:spacing w:after="0" w:line="240" w:lineRule="auto"/>
+              <w:rPr>
+                <w:rFonts w:ascii="Arial" w:hAnsi="Arial" w:cs="Arial"/>
+                <w:sz w:val="19"/>
+              </w:rPr>
+            </w:pPr>
+            <w:r>
+              <w:rPr>
+                <w:rFonts w:ascii="Arial" w:hAnsi="Arial" w:cs="Arial"/>
+                <w:sz w:val="19"/>
+              </w:rPr>
+              <w:t>700 000,00 KZT</w:t>
+            </w:r>
+          </w:p>
+        </w:tc>
+      </w:tr>
+      <w:tr>
+        <w:tc>
+          <w:tcPr>
+            <w:tcW w:w="800" w:type="dxa"/>
+            <w:shd w:val="clear" w:color="auto" w:fill="auto"/>
+          </w:tcPr>
+          <w:p>
+            <w:pPr>
+              <w:spacing w:after="0" w:line="240" w:lineRule="auto"/>
+              <w:rPr>
+                <w:rFonts w:ascii="Arial" w:hAnsi="Arial" w:cs="Arial"/>
+                <w:sz w:val="19"/>
+              </w:rPr>
+            </w:pPr>
+            <w:r>
+              <w:rPr>
+                <w:rFonts w:ascii="Arial" w:hAnsi="Arial" w:cs="Arial"/>
+                <w:sz w:val="19"/>
+              </w:rPr>
+              <w:t>17.</w:t>
+            </w:r>
+          </w:p>
+        </w:tc>
+        <w:tc>
+          <w:tcPr>
+            <w:tcW w:w="6000" w:type="dxa"/>
+            <w:shd w:val="clear" w:color="auto" w:fill="auto"/>
+          </w:tcPr>
+          <w:p>
+            <w:pPr>
+              <w:spacing w:after="0" w:line="240" w:lineRule="auto"/>
+              <w:rPr>
+                <w:rFonts w:ascii="Arial" w:hAnsi="Arial" w:cs="Arial"/>
+                <w:sz w:val="19"/>
+              </w:rPr>
+            </w:pPr>
+            <w:r>
+              <w:rPr>
+                <w:rFonts w:ascii="Arial" w:hAnsi="Arial" w:cs="Arial"/>
+                <w:sz w:val="19"/>
+              </w:rPr>
+              <w:t>Ведущий специалист</w:t>
+            </w:r>
+          </w:p>
+        </w:tc>
+        <w:tc>
+          <w:tcPr>
+            <w:tcW w:w="2800" w:type="dxa"/>
+            <w:shd w:val="clear" w:color="auto" w:fill="auto"/>
+          </w:tcPr>
+          <w:p>
+            <w:pPr>
+              <w:spacing w:after="0" w:line="240" w:lineRule="auto"/>
+              <w:rPr>
+                <w:rFonts w:ascii="Arial" w:hAnsi="Arial" w:cs="Arial"/>
+                <w:sz w:val="19"/>
+              </w:rPr>
+            </w:pPr>
+            <w:r>
+              <w:rPr>
+                <w:rFonts w:ascii="Arial" w:hAnsi="Arial" w:cs="Arial"/>
+                <w:sz w:val="19"/>
+              </w:rPr>
+              <w:t>700 000,00 KZT</w:t>
+            </w:r>
+          </w:p>
+        </w:tc>
+      </w:tr>
+      <w:tr>
+        <w:tc>
+          <w:tcPr>
+            <w:tcW w:w="800" w:type="dxa"/>
+            <w:shd w:val="clear" w:color="auto" w:fill="auto"/>
+          </w:tcPr>
+          <w:p>
+            <w:pPr>
+              <w:spacing w:after="0" w:line="240" w:lineRule="auto"/>
+              <w:rPr>
+                <w:rFonts w:ascii="Arial" w:hAnsi="Arial" w:cs="Arial"/>
+                <w:sz w:val="19"/>
+              </w:rPr>
+            </w:pPr>
+            <w:r>
+              <w:rPr>
+                <w:rFonts w:ascii="Arial" w:hAnsi="Arial" w:cs="Arial"/>
+                <w:sz w:val="19"/>
+              </w:rPr>
+              <w:t>18.</w:t>
+            </w:r>
+          </w:p>
+        </w:tc>
+        <w:tc>
+          <w:tcPr>
+            <w:tcW w:w="6000" w:type="dxa"/>
+            <w:shd w:val="clear" w:color="auto" w:fill="auto"/>
+          </w:tcPr>
+          <w:p>
+            <w:pPr>
+              <w:spacing w:after="0" w:line="240" w:lineRule="auto"/>
+              <w:rPr>
+                <w:rFonts w:ascii="Arial" w:hAnsi="Arial" w:cs="Arial"/>
+                <w:sz w:val="19"/>
+              </w:rPr>
+            </w:pPr>
+            <w:r>
+              <w:rPr>
+                <w:rFonts w:ascii="Arial" w:hAnsi="Arial" w:cs="Arial"/>
+                <w:sz w:val="19"/>
+              </w:rPr>
+              <w:t>Ведущий специалист</w:t>
+            </w:r>
+          </w:p>
+        </w:tc>
+        <w:tc>
+          <w:tcPr>
+            <w:tcW w:w="2800" w:type="dxa"/>
+            <w:shd w:val="clear" w:color="auto" w:fill="auto"/>
+          </w:tcPr>
+          <w:p>
+            <w:pPr>
+              <w:spacing w:after="0" w:line="240" w:lineRule="auto"/>
+              <w:rPr>
+                <w:rFonts w:ascii="Arial" w:hAnsi="Arial" w:cs="Arial"/>
+                <w:sz w:val="19"/>
+              </w:rPr>
+            </w:pPr>
+            <w:r>
+              <w:rPr>
+                <w:rFonts w:ascii="Arial" w:hAnsi="Arial" w:cs="Arial"/>
+                <w:sz w:val="19"/>
+              </w:rPr>
+              <w:t>700 000,00 KZT</w:t>
+            </w:r>
+          </w:p>
+        </w:tc>
+      </w:tr>
+      <w:tr>
+        <w:tc>
+          <w:tcPr>
+            <w:tcW w:w="800" w:type="dxa"/>
+            <w:shd w:val="clear" w:color="auto" w:fill="auto"/>
+          </w:tcPr>
+          <w:p>
+            <w:pPr>
+              <w:spacing w:after="0" w:line="240" w:lineRule="auto"/>
+              <w:rPr>
+                <w:rFonts w:ascii="Arial" w:hAnsi="Arial" w:cs="Arial"/>
+                <w:sz w:val="19"/>
+              </w:rPr>
+            </w:pPr>
+          </w:p>
+        </w:tc>
+        <w:tc>
+          <w:tcPr>
+            <w:tcW w:w="6000" w:type="dxa"/>
+            <w:shd w:val="clear" w:color="auto" w:fill="auto"/>
+          </w:tcPr>
+          <w:p>
+            <w:pPr>
+              <w:spacing w:after="0" w:line="240" w:lineRule="auto"/>
+              <w:rPr>
+                <w:rFonts w:ascii="Arial" w:hAnsi="Arial" w:cs="Arial"/>
+                <w:b/>
+                <w:sz w:val="19"/>
+              </w:rPr>
+            </w:pPr>
+            <w:r>
+              <w:rPr>
+                <w:rFonts w:ascii="Arial" w:hAnsi="Arial" w:cs="Arial"/>
+                <w:b/>
+                <w:sz w:val="19"/>
+              </w:rPr>
+              <w:t>Департамент цифрового развития</w:t>
+            </w:r>
+          </w:p>
+        </w:tc>
+        <w:tc>
+          <w:tcPr>
+            <w:tcW w:w="2800" w:type="dxa"/>
+            <w:shd w:val="clear" w:color="auto" w:fill="auto"/>
+          </w:tcPr>
+          <w:p>
+            <w:pPr>
+              <w:spacing w:after="0" w:line="240" w:lineRule="auto"/>
+              <w:rPr>
+                <w:rFonts w:ascii="Arial" w:hAnsi="Arial" w:cs="Arial"/>
+                <w:sz w:val="19"/>
+              </w:rPr>
+            </w:pPr>
+          </w:p>
+        </w:tc>
+      </w:tr>
+      <w:tr>
+        <w:tc>
+          <w:tcPr>
+            <w:tcW w:w="800" w:type="dxa"/>
+            <w:shd w:val="clear" w:color="auto" w:fill="auto"/>
+          </w:tcPr>
+          <w:p>
+            <w:pPr>
+              <w:spacing w:after="0" w:line="240" w:lineRule="auto"/>
+              <w:rPr>
+                <w:rFonts w:ascii="Arial" w:hAnsi="Arial" w:cs="Arial"/>
+                <w:sz w:val="19"/>
+              </w:rPr>
+            </w:pPr>
+            <w:r>
+              <w:rPr>
+                <w:rFonts w:ascii="Arial" w:hAnsi="Arial" w:cs="Arial"/>
+                <w:sz w:val="19"/>
+              </w:rPr>
+              <w:t>19.</w:t>
+            </w:r>
+          </w:p>
+        </w:tc>
+        <w:tc>
+          <w:tcPr>
+            <w:tcW w:w="6000" w:type="dxa"/>
+            <w:shd w:val="clear" w:color="auto" w:fill="auto"/>
+          </w:tcPr>
+          <w:p>
+            <w:pPr>
+              <w:spacing w:after="0" w:line="240" w:lineRule="auto"/>
+              <w:rPr>
+                <w:rFonts w:ascii="Arial" w:hAnsi="Arial" w:cs="Arial"/>
+                <w:sz w:val="19"/>
+              </w:rPr>
+            </w:pPr>
+            <w:r>
+              <w:rPr>
+                <w:rFonts w:ascii="Arial" w:hAnsi="Arial" w:cs="Arial"/>
+                <w:sz w:val="19"/>
+              </w:rPr>
+              <w:t>Руководитель департамента</w:t>
+            </w:r>
+          </w:p>
+        </w:tc>
+        <w:tc>
+          <w:tcPr>
+            <w:tcW w:w="2800" w:type="dxa"/>
+            <w:shd w:val="clear" w:color="auto" w:fill="auto"/>
+          </w:tcPr>
+          <w:p>
+            <w:pPr>
+              <w:spacing w:after="0" w:line="240" w:lineRule="auto"/>
+              <w:rPr>
+                <w:rFonts w:ascii="Arial" w:hAnsi="Arial" w:cs="Arial"/>
+                <w:sz w:val="19"/>
+              </w:rPr>
+            </w:pPr>
+            <w:r>
+              <w:rPr>
+                <w:rFonts w:ascii="Arial" w:hAnsi="Arial" w:cs="Arial"/>
+                <w:sz w:val="19"/>
+              </w:rPr>
+              <w:t>1 300 000,00 KZT</w:t>
+            </w:r>
+          </w:p>
+        </w:tc>
+      </w:tr>
+      <w:tr>
+        <w:tc>
+          <w:tcPr>
+            <w:tcW w:w="800" w:type="dxa"/>
+            <w:shd w:val="clear" w:color="auto" w:fill="auto"/>
+          </w:tcPr>
+          <w:p>
+            <w:pPr>
+              <w:spacing w:after="0" w:line="240" w:lineRule="auto"/>
+              <w:rPr>
+                <w:rFonts w:ascii="Arial" w:hAnsi="Arial" w:cs="Arial"/>
+                <w:sz w:val="19"/>
+              </w:rPr>
+            </w:pPr>
+          </w:p>
+        </w:tc>
+        <w:tc>
+          <w:tcPr>
+            <w:tcW w:w="6000" w:type="dxa"/>
+            <w:shd w:val="clear" w:color="auto" w:fill="auto"/>
+          </w:tcPr>
+          <w:p>
+            <w:pPr>
+              <w:spacing w:after="0" w:line="240" w:lineRule="auto"/>
+              <w:rPr>
+                <w:rFonts w:ascii="Arial" w:hAnsi="Arial" w:cs="Arial"/>
+                <w:b/>
+                <w:sz w:val="19"/>
+              </w:rPr>
+            </w:pPr>
+            <w:r>
+              <w:rPr>
+                <w:rFonts w:ascii="Arial" w:hAnsi="Arial" w:cs="Arial"/>
+                <w:b/>
+                <w:sz w:val="19"/>
+              </w:rPr>
+              <w:t>Группа «Коммуникация и креатив»</w:t>
+            </w:r>
+          </w:p>
+        </w:tc>
+        <w:tc>
+          <w:tcPr>
+            <w:tcW w:w="2800" w:type="dxa"/>
+            <w:shd w:val="clear" w:color="auto" w:fill="auto"/>
+          </w:tcPr>
+          <w:p>
+            <w:pPr>
+              <w:spacing w:after="0" w:line="240" w:lineRule="auto"/>
+              <w:rPr>
+                <w:rFonts w:ascii="Arial" w:hAnsi="Arial" w:cs="Arial"/>
+                <w:sz w:val="19"/>
+              </w:rPr>
+            </w:pPr>
+          </w:p>
+        </w:tc>
+      </w:tr>
+      <w:tr>
+        <w:tc>
+          <w:tcPr>
+            <w:tcW w:w="800" w:type="dxa"/>
+            <w:shd w:val="clear" w:color="auto" w:fill="auto"/>
+          </w:tcPr>
+          <w:p>
+            <w:pPr>
+              <w:spacing w:after="0" w:line="240" w:lineRule="auto"/>
+              <w:rPr>
+                <w:rFonts w:ascii="Arial" w:hAnsi="Arial" w:cs="Arial"/>
+                <w:sz w:val="19"/>
+              </w:rPr>
+            </w:pPr>
+            <w:r>
+              <w:rPr>
+                <w:rFonts w:ascii="Arial" w:hAnsi="Arial" w:cs="Arial"/>
+                <w:sz w:val="19"/>
+              </w:rPr>
+              <w:t>20.</w:t>
+            </w:r>
+          </w:p>
+        </w:tc>
+        <w:tc>
+          <w:tcPr>
+            <w:tcW w:w="6000" w:type="dxa"/>
+            <w:shd w:val="clear" w:color="auto" w:fill="auto"/>
+          </w:tcPr>
+          <w:p>
+            <w:pPr>
+              <w:spacing w:after="0" w:line="240" w:lineRule="auto"/>
+              <w:rPr>
+                <w:rFonts w:ascii="Arial" w:hAnsi="Arial" w:cs="Arial"/>
+                <w:sz w:val="19"/>
+              </w:rPr>
+            </w:pPr>
+            <w:r>
+              <w:rPr>
+                <w:rFonts w:ascii="Arial" w:hAnsi="Arial" w:cs="Arial"/>
+                <w:sz w:val="19"/>
+              </w:rPr>
+              <w:t>Руководитель группы</w:t>
+            </w:r>
+          </w:p>
+        </w:tc>
+        <w:tc>
+          <w:tcPr>
+            <w:tcW w:w="2800" w:type="dxa"/>
+            <w:shd w:val="clear" w:color="auto" w:fill="auto"/>
+          </w:tcPr>
+          <w:p>
+            <w:pPr>
+              <w:spacing w:after="0" w:line="240" w:lineRule="auto"/>
+              <w:rPr>
+                <w:rFonts w:ascii="Arial" w:hAnsi="Arial" w:cs="Arial"/>
+                <w:sz w:val="19"/>
+              </w:rPr>
+            </w:pPr>
+            <w:r>
+              <w:rPr>
+                <w:rFonts w:ascii="Arial" w:hAnsi="Arial" w:cs="Arial"/>
+                <w:sz w:val="19"/>
+              </w:rPr>
+              <w:t>1 300 000,00 KZT</w:t>
+            </w:r>
+          </w:p>
+        </w:tc>
+      </w:tr>
+      <w:tr>
+        <w:tc>
+          <w:tcPr>
+            <w:tcW w:w="800" w:type="dxa"/>
+            <w:shd w:val="clear" w:color="auto" w:fill="auto"/>
+          </w:tcPr>
+          <w:p>
+            <w:pPr>
+              <w:spacing w:after="0" w:line="240" w:lineRule="auto"/>
+              <w:rPr>
+                <w:rFonts w:ascii="Arial" w:hAnsi="Arial" w:cs="Arial"/>
+                <w:sz w:val="19"/>
+              </w:rPr>
+            </w:pPr>
+            <w:r>
+              <w:rPr>
+                <w:rFonts w:ascii="Arial" w:hAnsi="Arial" w:cs="Arial"/>
+                <w:sz w:val="19"/>
+              </w:rPr>
+              <w:t>21.</w:t>
+            </w:r>
+          </w:p>
+        </w:tc>
+        <w:tc>
+          <w:tcPr>
+            <w:tcW w:w="6000" w:type="dxa"/>
+            <w:shd w:val="clear" w:color="auto" w:fill="auto"/>
+          </w:tcPr>
+          <w:p>
+            <w:pPr>
+              <w:spacing w:after="0" w:line="240" w:lineRule="auto"/>
+              <w:rPr>
+                <w:rFonts w:ascii="Arial" w:hAnsi="Arial" w:cs="Arial"/>
+                <w:sz w:val="19"/>
+              </w:rPr>
+            </w:pPr>
+            <w:r>
+              <w:rPr>
+                <w:rFonts w:ascii="Arial" w:hAnsi="Arial" w:cs="Arial"/>
+                <w:sz w:val="19"/>
+              </w:rPr>
+              <w:t>Главный специалист</w:t>
+            </w:r>
+          </w:p>
+        </w:tc>
+        <w:tc>
+          <w:tcPr>
+            <w:tcW w:w="2800" w:type="dxa"/>
+            <w:shd w:val="clear" w:color="auto" w:fill="auto"/>
+          </w:tcPr>
+          <w:p>
+            <w:pPr>
+              <w:spacing w:after="0" w:line="240" w:lineRule="auto"/>
+              <w:rPr>
+                <w:rFonts w:ascii="Arial" w:hAnsi="Arial" w:cs="Arial"/>
+                <w:sz w:val="19"/>
+              </w:rPr>
+            </w:pPr>
+            <w:r>
+              <w:rPr>
+                <w:rFonts w:ascii="Arial" w:hAnsi="Arial" w:cs="Arial"/>
+                <w:sz w:val="19"/>
+              </w:rPr>
+              <w:t>1 000 000,00 KZT</w:t>
+            </w:r>
+          </w:p>
+        </w:tc>
+      </w:tr>
+      <w:tr>
+        <w:tc>
+          <w:tcPr>
+            <w:tcW w:w="800" w:type="dxa"/>
+            <w:shd w:val="clear" w:color="auto" w:fill="auto"/>
+          </w:tcPr>
+          <w:p>
+            <w:pPr>
+              <w:spacing w:after="0" w:line="240" w:lineRule="auto"/>
+              <w:rPr>
+                <w:rFonts w:ascii="Arial" w:hAnsi="Arial" w:cs="Arial"/>
+                <w:sz w:val="19"/>
+              </w:rPr>
+            </w:pPr>
+            <w:r>
+              <w:rPr>
+                <w:rFonts w:ascii="Arial" w:hAnsi="Arial" w:cs="Arial"/>
+                <w:sz w:val="19"/>
+              </w:rPr>
+              <w:t>22.</w:t>
+            </w:r>
+          </w:p>
+        </w:tc>
+        <w:tc>
+          <w:tcPr>
+            <w:tcW w:w="6000" w:type="dxa"/>
+            <w:shd w:val="clear" w:color="auto" w:fill="auto"/>
+          </w:tcPr>
+          <w:p>
+            <w:pPr>
+              <w:spacing w:after="0" w:line="240" w:lineRule="auto"/>
+              <w:rPr>
+                <w:rFonts w:ascii="Arial" w:hAnsi="Arial" w:cs="Arial"/>
+                <w:sz w:val="19"/>
+              </w:rPr>
+            </w:pPr>
+            <w:r>
+              <w:rPr>
+                <w:rFonts w:ascii="Arial" w:hAnsi="Arial" w:cs="Arial"/>
+                <w:sz w:val="19"/>
+              </w:rPr>
+              <w:t>Ведущий специалист</w:t>
+            </w:r>
+          </w:p>
+        </w:tc>
+        <w:tc>
+          <w:tcPr>
+            <w:tcW w:w="2800" w:type="dxa"/>
+            <w:shd w:val="clear" w:color="auto" w:fill="auto"/>
+          </w:tcPr>
+          <w:p>
+            <w:pPr>
+              <w:spacing w:after="0" w:line="240" w:lineRule="auto"/>
+              <w:rPr>
+                <w:rFonts w:ascii="Arial" w:hAnsi="Arial" w:cs="Arial"/>
+                <w:sz w:val="19"/>
+              </w:rPr>
+            </w:pPr>
+            <w:r>
+              <w:rPr>
+                <w:rFonts w:ascii="Arial" w:hAnsi="Arial" w:cs="Arial"/>
+                <w:sz w:val="19"/>
+              </w:rPr>
+              <w:t>1 000 000,00 KZT</w:t>
+            </w:r>
+          </w:p>
+        </w:tc>
+      </w:tr>
+      <w:tr>
+        <w:tc>
+          <w:tcPr>
+            <w:tcW w:w="800" w:type="dxa"/>
+            <w:shd w:val="clear" w:color="auto" w:fill="auto"/>
+          </w:tcPr>
+          <w:p>
+            <w:pPr>
+              <w:spacing w:after="0" w:line="240" w:lineRule="auto"/>
+              <w:rPr>
+                <w:rFonts w:ascii="Arial" w:hAnsi="Arial" w:cs="Arial"/>
+                <w:sz w:val="19"/>
+              </w:rPr>
+            </w:pPr>
+            <w:r>
+              <w:rPr>
+                <w:rFonts w:ascii="Arial" w:hAnsi="Arial" w:cs="Arial"/>
+                <w:sz w:val="19"/>
+              </w:rPr>
+              <w:t>23.</w:t>
+            </w:r>
+          </w:p>
+        </w:tc>
+        <w:tc>
+          <w:tcPr>
+            <w:tcW w:w="6000" w:type="dxa"/>
+            <w:shd w:val="clear" w:color="auto" w:fill="auto"/>
+          </w:tcPr>
+          <w:p>
+            <w:pPr>
+              <w:spacing w:after="0" w:line="240" w:lineRule="auto"/>
+              <w:rPr>
+                <w:rFonts w:ascii="Arial" w:hAnsi="Arial" w:cs="Arial"/>
+                <w:sz w:val="19"/>
+              </w:rPr>
+            </w:pPr>
+            <w:r>
+              <w:rPr>
+                <w:rFonts w:ascii="Arial" w:hAnsi="Arial" w:cs="Arial"/>
+                <w:sz w:val="19"/>
+              </w:rPr>
+              <w:t>Ведущий специалист</w:t>
+            </w:r>
+          </w:p>
+        </w:tc>
+        <w:tc>
+          <w:tcPr>
+            <w:tcW w:w="2800" w:type="dxa"/>
+            <w:shd w:val="clear" w:color="auto" w:fill="auto"/>
+          </w:tcPr>
+          <w:p>
+            <w:pPr>
+              <w:spacing w:after="0" w:line="240" w:lineRule="auto"/>
+              <w:rPr>
+                <w:rFonts w:ascii="Arial" w:hAnsi="Arial" w:cs="Arial"/>
+                <w:sz w:val="19"/>
+              </w:rPr>
+            </w:pPr>
+            <w:r>
+              <w:rPr>
+                <w:rFonts w:ascii="Arial" w:hAnsi="Arial" w:cs="Arial"/>
+                <w:sz w:val="19"/>
+              </w:rPr>
+              <w:t>700 000,00 KZT</w:t>
+            </w:r>
+          </w:p>
+        </w:tc>
+      </w:tr>
+      <w:tr>
+        <w:tc>
+          <w:tcPr>
+            <w:tcW w:w="800" w:type="dxa"/>
+            <w:shd w:val="clear" w:color="auto" w:fill="auto"/>
+          </w:tcPr>
+          <w:p>
+            <w:pPr>
+              <w:spacing w:after="0" w:line="240" w:lineRule="auto"/>
+              <w:rPr>
+                <w:rFonts w:ascii="Arial" w:hAnsi="Arial" w:cs="Arial"/>
+                <w:sz w:val="19"/>
+              </w:rPr>
+            </w:pPr>
+            <w:r>
+              <w:rPr>
+                <w:rFonts w:ascii="Arial" w:hAnsi="Arial" w:cs="Arial"/>
+                <w:sz w:val="19"/>
+              </w:rPr>
+              <w:t>24.</w:t>
+            </w:r>
+          </w:p>
+        </w:tc>
+        <w:tc>
+          <w:tcPr>
+            <w:tcW w:w="6000" w:type="dxa"/>
+            <w:shd w:val="clear" w:color="auto" w:fill="auto"/>
+          </w:tcPr>
+          <w:p>
+            <w:pPr>
+              <w:spacing w:after="0" w:line="240" w:lineRule="auto"/>
+              <w:rPr>
+                <w:rFonts w:ascii="Arial" w:hAnsi="Arial" w:cs="Arial"/>
+                <w:sz w:val="19"/>
+              </w:rPr>
+            </w:pPr>
+            <w:r>
+              <w:rPr>
+                <w:rFonts w:ascii="Arial" w:hAnsi="Arial" w:cs="Arial"/>
+                <w:sz w:val="19"/>
+              </w:rPr>
+              <w:t>Ведущий специалист</w:t>
+            </w:r>
+          </w:p>
+        </w:tc>
+        <w:tc>
+          <w:tcPr>
+            <w:tcW w:w="2800" w:type="dxa"/>
+            <w:shd w:val="clear" w:color="auto" w:fill="auto"/>
+          </w:tcPr>
+          <w:p>
+            <w:pPr>
+              <w:spacing w:after="0" w:line="240" w:lineRule="auto"/>
+              <w:rPr>
+                <w:rFonts w:ascii="Arial" w:hAnsi="Arial" w:cs="Arial"/>
+                <w:sz w:val="19"/>
+              </w:rPr>
+            </w:pPr>
+            <w:r>
+              <w:rPr>
+                <w:rFonts w:ascii="Arial" w:hAnsi="Arial" w:cs="Arial"/>
+                <w:sz w:val="19"/>
+              </w:rPr>
+              <w:t>700 000,00 KZT</w:t>
+            </w:r>
+          </w:p>
+        </w:tc>
+      </w:tr>
+      <w:tr>
+        <w:tc>
+          <w:tcPr>
+            <w:tcW w:w="800" w:type="dxa"/>
+            <w:shd w:val="clear" w:color="auto" w:fill="auto"/>
+          </w:tcPr>
+          <w:p>
+            <w:pPr>
+              <w:spacing w:after="0" w:line="240" w:lineRule="auto"/>
+              <w:rPr>
+                <w:rFonts w:ascii="Arial" w:hAnsi="Arial" w:cs="Arial"/>
+                <w:sz w:val="19"/>
+              </w:rPr>
+            </w:pPr>
+          </w:p>
+        </w:tc>
+        <w:tc>
+          <w:tcPr>
+            <w:tcW w:w="6000" w:type="dxa"/>
+            <w:shd w:val="clear" w:color="auto" w:fill="auto"/>
+          </w:tcPr>
+          <w:p>
+            <w:pPr>
+              <w:spacing w:after="0" w:line="240" w:lineRule="auto"/>
+              <w:rPr>
+                <w:rFonts w:ascii="Arial" w:hAnsi="Arial" w:cs="Arial"/>
+                <w:b/>
+                <w:sz w:val="19"/>
+              </w:rPr>
+            </w:pPr>
+            <w:r>
+              <w:rPr>
+                <w:rFonts w:ascii="Arial" w:hAnsi="Arial" w:cs="Arial"/>
+                <w:b/>
+                <w:sz w:val="19"/>
+              </w:rPr>
+              <w:t>Проектный офис для Центральной Азии по изменению климата и зеленой энергетике</w:t>
+            </w:r>
+          </w:p>
+        </w:tc>
+        <w:tc>
+          <w:tcPr>
+            <w:tcW w:w="2800" w:type="dxa"/>
+            <w:shd w:val="clear" w:color="auto" w:fill="auto"/>
+          </w:tcPr>
+          <w:p>
+            <w:pPr>
+              <w:spacing w:after="0" w:line="240" w:lineRule="auto"/>
+              <w:rPr>
+                <w:rFonts w:ascii="Arial" w:hAnsi="Arial" w:cs="Arial"/>
+                <w:sz w:val="19"/>
+              </w:rPr>
+            </w:pPr>
+          </w:p>
+        </w:tc>
+      </w:tr>
+      <w:tr>
+        <w:tc>
+          <w:tcPr>
+            <w:tcW w:w="800" w:type="dxa"/>
+            <w:shd w:val="clear" w:color="auto" w:fill="auto"/>
+          </w:tcPr>
+          <w:p>
+            <w:pPr>
+              <w:spacing w:after="0" w:line="240" w:lineRule="auto"/>
+              <w:rPr>
+                <w:rFonts w:ascii="Arial" w:hAnsi="Arial" w:cs="Arial"/>
+                <w:sz w:val="19"/>
+              </w:rPr>
+            </w:pPr>
+            <w:r>
+              <w:rPr>
+                <w:rFonts w:ascii="Arial" w:hAnsi="Arial" w:cs="Arial"/>
+                <w:sz w:val="19"/>
+              </w:rPr>
+              <w:t>25.</w:t>
+            </w:r>
+          </w:p>
+        </w:tc>
+        <w:tc>
+          <w:tcPr>
+            <w:tcW w:w="6000" w:type="dxa"/>
+            <w:shd w:val="clear" w:color="auto" w:fill="auto"/>
+          </w:tcPr>
+          <w:p>
+            <w:pPr>
+              <w:spacing w:after="0" w:line="240" w:lineRule="auto"/>
+              <w:rPr>
+                <w:rFonts w:ascii="Arial" w:hAnsi="Arial" w:cs="Arial"/>
+                <w:sz w:val="19"/>
+              </w:rPr>
+            </w:pPr>
+            <w:r>
+              <w:rPr>
+                <w:rFonts w:ascii="Arial" w:hAnsi="Arial" w:cs="Arial"/>
+                <w:sz w:val="19"/>
+              </w:rPr>
+              <w:t>Заместитель руководителя Проектного офиса</w:t>
+            </w:r>
+          </w:p>
+        </w:tc>
+        <w:tc>
+          <w:tcPr>
+            <w:tcW w:w="2800" w:type="dxa"/>
+            <w:shd w:val="clear" w:color="auto" w:fill="auto"/>
+          </w:tcPr>
+          <w:p>
+            <w:pPr>
+              <w:spacing w:after="0" w:line="240" w:lineRule="auto"/>
+              <w:rPr>
+                <w:rFonts w:ascii="Arial" w:hAnsi="Arial" w:cs="Arial"/>
+                <w:sz w:val="19"/>
+              </w:rPr>
+            </w:pPr>
+            <w:r>
+              <w:rPr>
+                <w:rFonts w:ascii="Arial" w:hAnsi="Arial" w:cs="Arial"/>
+                <w:sz w:val="19"/>
+              </w:rPr>
+              <w:t>1 000 000,00 KZT</w:t>
+            </w:r>
+          </w:p>
+        </w:tc>
+      </w:tr>
+      <w:tr>
+        <w:tc>
+          <w:tcPr>
+            <w:tcW w:w="800" w:type="dxa"/>
+            <w:shd w:val="clear" w:color="auto" w:fill="auto"/>
+          </w:tcPr>
+          <w:p>
+            <w:pPr>
+              <w:spacing w:after="0" w:line="240" w:lineRule="auto"/>
+              <w:rPr>
+                <w:rFonts w:ascii="Arial" w:hAnsi="Arial" w:cs="Arial"/>
+                <w:sz w:val="19"/>
+              </w:rPr>
+            </w:pPr>
+            <w:r>
+              <w:rPr>
+                <w:rFonts w:ascii="Arial" w:hAnsi="Arial" w:cs="Arial"/>
+                <w:sz w:val="19"/>
+              </w:rPr>
+              <w:t>26.</w:t>
+            </w:r>
+          </w:p>
+        </w:tc>
+        <w:tc>
+          <w:tcPr>
+            <w:tcW w:w="6000" w:type="dxa"/>
+            <w:shd w:val="clear" w:color="auto" w:fill="auto"/>
+          </w:tcPr>
+          <w:p>
+            <w:pPr>
+              <w:spacing w:after="0" w:line="240" w:lineRule="auto"/>
+              <w:rPr>
+                <w:rFonts w:ascii="Arial" w:hAnsi="Arial" w:cs="Arial"/>
+                <w:sz w:val="19"/>
+              </w:rPr>
+            </w:pPr>
+            <w:r>
+              <w:rPr>
+                <w:rFonts w:ascii="Arial" w:hAnsi="Arial" w:cs="Arial"/>
+                <w:sz w:val="19"/>
+              </w:rPr>
+              <w:t>Менеджер проектов</w:t>
+            </w:r>
+          </w:p>
+        </w:tc>
+        <w:tc>
+          <w:tcPr>
+            <w:tcW w:w="2800" w:type="dxa"/>
+            <w:shd w:val="clear" w:color="auto" w:fill="auto"/>
+          </w:tcPr>
+          <w:p>
+            <w:pPr>
+              <w:spacing w:after="0" w:line="240" w:lineRule="auto"/>
+              <w:rPr>
+                <w:rFonts w:ascii="Arial" w:hAnsi="Arial" w:cs="Arial"/>
+                <w:sz w:val="19"/>
+              </w:rPr>
+            </w:pPr>
+            <w:r>
+              <w:rPr>
+                <w:rFonts w:ascii="Arial" w:hAnsi="Arial" w:cs="Arial"/>
+                <w:sz w:val="19"/>
+              </w:rPr>
+              <w:t>800 000,00 KZT</w:t>
+            </w:r>
+          </w:p>
+        </w:tc>
+      </w:tr>
+      <w:tr>
+        <w:tc>
+          <w:tcPr>
+            <w:tcW w:w="800" w:type="dxa"/>
+            <w:shd w:val="clear" w:color="auto" w:fill="auto"/>
+          </w:tcPr>
+          <w:p>
+            <w:pPr>
+              <w:spacing w:after="0" w:line="240" w:lineRule="auto"/>
+              <w:rPr>
+                <w:rFonts w:ascii="Arial" w:hAnsi="Arial" w:cs="Arial"/>
+                <w:sz w:val="19"/>
+              </w:rPr>
+            </w:pPr>
+            <w:r>
+              <w:rPr>
+                <w:rFonts w:ascii="Arial" w:hAnsi="Arial" w:cs="Arial"/>
+                <w:sz w:val="19"/>
+              </w:rPr>
+              <w:t>27.</w:t>
+            </w:r>
+          </w:p>
+        </w:tc>
+        <w:tc>
+          <w:tcPr>
+            <w:tcW w:w="6000" w:type="dxa"/>
+            <w:shd w:val="clear" w:color="auto" w:fill="auto"/>
+          </w:tcPr>
+          <w:p>
+            <w:pPr>
+              <w:spacing w:after="0" w:line="240" w:lineRule="auto"/>
+              <w:rPr>
+                <w:rFonts w:ascii="Arial" w:hAnsi="Arial" w:cs="Arial"/>
+                <w:sz w:val="19"/>
+              </w:rPr>
+            </w:pPr>
+            <w:r>
+              <w:rPr>
+                <w:rFonts w:ascii="Arial" w:hAnsi="Arial" w:cs="Arial"/>
+                <w:sz w:val="19"/>
+              </w:rPr>
+              <w:t>Менеджер проектов</w:t>
+            </w:r>
+          </w:p>
+        </w:tc>
+        <w:tc>
+          <w:tcPr>
+            <w:tcW w:w="2800" w:type="dxa"/>
+            <w:shd w:val="clear" w:color="auto" w:fill="auto"/>
+          </w:tcPr>
+          <w:p>
+            <w:pPr>
+              <w:spacing w:after="0" w:line="240" w:lineRule="auto"/>
+              <w:rPr>
+                <w:rFonts w:ascii="Arial" w:hAnsi="Arial" w:cs="Arial"/>
+                <w:sz w:val="19"/>
+              </w:rPr>
+            </w:pPr>
+            <w:r>
+              <w:rPr>
+                <w:rFonts w:ascii="Arial" w:hAnsi="Arial" w:cs="Arial"/>
+                <w:sz w:val="19"/>
+              </w:rPr>
+              <w:t>800 000,00 KZT</w:t>
+            </w:r>
+          </w:p>
+        </w:tc>
+      </w:tr>
+      <w:tr>
+        <w:tc>
+          <w:tcPr>
+            <w:tcW w:w="800" w:type="dxa"/>
+            <w:shd w:val="clear" w:color="auto" w:fill="auto"/>
+          </w:tcPr>
+          <w:p>
+            <w:pPr>
+              <w:spacing w:after="0" w:line="240" w:lineRule="auto"/>
+              <w:rPr>
+                <w:rFonts w:ascii="Arial" w:hAnsi="Arial" w:cs="Arial"/>
+                <w:sz w:val="19"/>
+              </w:rPr>
+            </w:pPr>
+            <w:r>
+              <w:rPr>
+                <w:rFonts w:ascii="Arial" w:hAnsi="Arial" w:cs="Arial"/>
+                <w:sz w:val="19"/>
+              </w:rPr>
+              <w:t>28.</w:t>
+            </w:r>
+          </w:p>
+        </w:tc>
+        <w:tc>
+          <w:tcPr>
+            <w:tcW w:w="6000" w:type="dxa"/>
+            <w:shd w:val="clear" w:color="auto" w:fill="auto"/>
+          </w:tcPr>
+          <w:p>
+            <w:pPr>
+              <w:spacing w:after="0" w:line="240" w:lineRule="auto"/>
+              <w:rPr>
+                <w:rFonts w:ascii="Arial" w:hAnsi="Arial" w:cs="Arial"/>
+                <w:sz w:val="19"/>
+              </w:rPr>
+            </w:pPr>
+            <w:r>
+              <w:rPr>
+                <w:rFonts w:ascii="Arial" w:hAnsi="Arial" w:cs="Arial"/>
+                <w:sz w:val="19"/>
+              </w:rPr>
+              <w:t>Менеджер проектов</w:t>
+            </w:r>
+          </w:p>
+        </w:tc>
+        <w:tc>
+          <w:tcPr>
+            <w:tcW w:w="2800" w:type="dxa"/>
+            <w:shd w:val="clear" w:color="auto" w:fill="auto"/>
+          </w:tcPr>
+          <w:p>
+            <w:pPr>
+              <w:spacing w:after="0" w:line="240" w:lineRule="auto"/>
+              <w:rPr>
+                <w:rFonts w:ascii="Arial" w:hAnsi="Arial" w:cs="Arial"/>
+                <w:sz w:val="19"/>
+              </w:rPr>
+            </w:pPr>
+            <w:r>
+              <w:rPr>
+                <w:rFonts w:ascii="Arial" w:hAnsi="Arial" w:cs="Arial"/>
+                <w:sz w:val="19"/>
+              </w:rPr>
+              <w:t>800 000,00 KZT</w:t>
+            </w:r>
+          </w:p>
+        </w:tc>
+      </w:tr>
+      <w:tr>
+        <w:tc>
+          <w:tcPr>
+            <w:tcW w:w="800" w:type="dxa"/>
+            <w:shd w:val="clear" w:color="auto" w:fill="auto"/>
+          </w:tcPr>
+          <w:p>
+            <w:pPr>
+              <w:spacing w:after="0" w:line="240" w:lineRule="auto"/>
+              <w:rPr>
+                <w:rFonts w:ascii="Arial" w:hAnsi="Arial" w:cs="Arial"/>
+                <w:b/>
+                <w:sz w:val="19"/>
+              </w:rPr>
+            </w:pPr>
+          </w:p>
+        </w:tc>
+        <w:tc>
+          <w:tcPr>
+            <w:tcW w:w="6000" w:type="dxa"/>
+            <w:shd w:val="clear" w:color="auto" w:fill="auto"/>
+          </w:tcPr>
+          <w:p>
+            <w:pPr>
+              <w:spacing w:after="0" w:line="240" w:lineRule="auto"/>
+              <w:rPr>
+                <w:rFonts w:ascii="Arial" w:hAnsi="Arial" w:cs="Arial"/>
+                <w:b/>
+                <w:sz w:val="19"/>
+              </w:rPr>
+            </w:pPr>
+            <w:r>
+              <w:rPr>
+                <w:rFonts w:ascii="Arial" w:hAnsi="Arial" w:cs="Arial"/>
+                <w:b/>
+                <w:sz w:val="19"/>
+              </w:rPr>
+              <w:t>Итого: 28 штатных единиц</w:t>
+            </w:r>
+          </w:p>
+        </w:tc>
+        <w:tc>
+          <w:tcPr>
+            <w:tcW w:w="2800" w:type="dxa"/>
+            <w:shd w:val="clear" w:color="auto" w:fill="auto"/>
+          </w:tcPr>
+          <w:p>
+            <w:pPr>
+              <w:spacing w:after="0" w:line="240" w:lineRule="auto"/>
+              <w:rPr>
+                <w:rFonts w:ascii="Arial" w:hAnsi="Arial" w:cs="Arial"/>
+                <w:b/>
+                <w:sz w:val="19"/>
+              </w:rPr>
+            </w:pPr>
+            <w:r>
+              <w:rPr>
+                <w:rFonts w:ascii="Arial" w:hAnsi="Arial" w:cs="Arial"/>
+                <w:b/>
+                <w:sz w:val="19"/>
+              </w:rPr>
+              <w:t>27 500 000,00 KZT</w:t>
+            </w:r>
+          </w:p>
+        </w:tc>
+      </w:tr>
+    </w:tbl>
+    <w:p>
+      <w:pPr>
+        <w:spacing w:after="0"/>
+        <w:jc w:val="both"/>
+        <w:rPr>
+          <w:rFonts w:ascii="Arial" w:hAnsi="Arial" w:cs="Arial"/>
+          <w:sz w:val="24"/>
+        </w:rPr>
+      </w:pPr>
+    </w:p>
+    <w:p>
+      <w:pPr>
+        <w:pageBreakBefore/>
         <w:spacing w:after="0" w:line="240" w:lineRule="auto"/>
         <w:jc w:val="center"/>
         <w:rPr>
@@ -1542,271 +4447,12 @@
           <w:szCs w:val="24"/>
         </w:rPr>
       </w:pPr>
-    </w:p>
-    <w:p>
-      <w:pPr>
-        <w:spacing w:after="0" w:line="240" w:lineRule="auto"/>
-        <w:jc w:val="center"/>
-        <w:rPr>
-          <w:rFonts w:ascii="Arial" w:hAnsi="Arial" w:cs="Arial"/>
-          <w:b/>
-          <w:bCs/>
-          <w:sz w:val="24"/>
-          <w:szCs w:val="24"/>
-        </w:rPr>
-      </w:pPr>
-    </w:p>
-    <w:p>
-      <w:pPr>
-        <w:spacing w:after="0" w:line="240" w:lineRule="auto"/>
-        <w:jc w:val="center"/>
-        <w:rPr>
-          <w:rFonts w:ascii="Arial" w:hAnsi="Arial" w:cs="Arial"/>
-          <w:b/>
-          <w:bCs/>
-          <w:sz w:val="24"/>
-          <w:szCs w:val="24"/>
-        </w:rPr>
-      </w:pPr>
-    </w:p>
-    <w:p>
-      <w:pPr>
-        <w:spacing w:after="0" w:line="240" w:lineRule="auto"/>
-        <w:jc w:val="center"/>
-        <w:rPr>
-          <w:rFonts w:ascii="Arial" w:hAnsi="Arial" w:cs="Arial"/>
-          <w:b/>
-          <w:bCs/>
-          <w:sz w:val="24"/>
-          <w:szCs w:val="24"/>
-        </w:rPr>
-      </w:pPr>
-    </w:p>
-    <w:p>
-      <w:pPr>
-        <w:spacing w:after="0" w:line="240" w:lineRule="auto"/>
-        <w:jc w:val="center"/>
-        <w:rPr>
-          <w:rFonts w:ascii="Arial" w:hAnsi="Arial" w:cs="Arial"/>
-          <w:b/>
-          <w:bCs/>
-          <w:sz w:val="24"/>
-          <w:szCs w:val="24"/>
-        </w:rPr>
-      </w:pPr>
-    </w:p>
-    <w:p>
-      <w:pPr>
-        <w:spacing w:after="0" w:line="240" w:lineRule="auto"/>
-        <w:jc w:val="center"/>
-        <w:rPr>
-          <w:rFonts w:ascii="Arial" w:hAnsi="Arial" w:cs="Arial"/>
-          <w:b/>
-          <w:bCs/>
-          <w:sz w:val="24"/>
-          <w:szCs w:val="24"/>
-        </w:rPr>
-      </w:pPr>
-    </w:p>
-    <w:p>
-      <w:pPr>
-        <w:spacing w:after="0" w:line="240" w:lineRule="auto"/>
-        <w:jc w:val="center"/>
-        <w:rPr>
-          <w:rFonts w:ascii="Arial" w:hAnsi="Arial" w:cs="Arial"/>
-          <w:b/>
-          <w:bCs/>
-          <w:sz w:val="24"/>
-          <w:szCs w:val="24"/>
-        </w:rPr>
-      </w:pPr>
-    </w:p>
-    <w:p>
-      <w:pPr>
-        <w:spacing w:after="0" w:line="240" w:lineRule="auto"/>
-        <w:jc w:val="center"/>
-        <w:rPr>
-          <w:rFonts w:ascii="Arial" w:hAnsi="Arial" w:cs="Arial"/>
-          <w:b/>
-          <w:bCs/>
-          <w:sz w:val="24"/>
-          <w:szCs w:val="24"/>
-        </w:rPr>
-      </w:pPr>
-    </w:p>
-    <w:p>
-      <w:pPr>
-        <w:spacing w:after="0" w:line="240" w:lineRule="auto"/>
-        <w:jc w:val="center"/>
-        <w:rPr>
-          <w:rFonts w:ascii="Arial" w:hAnsi="Arial" w:cs="Arial"/>
-          <w:b/>
-          <w:bCs/>
-          <w:sz w:val="24"/>
-          <w:szCs w:val="24"/>
-        </w:rPr>
-      </w:pPr>
-    </w:p>
-    <w:p>
-      <w:pPr>
-        <w:spacing w:after="0" w:line="240" w:lineRule="auto"/>
-        <w:jc w:val="center"/>
-        <w:rPr>
-          <w:rFonts w:ascii="Arial" w:hAnsi="Arial" w:cs="Arial"/>
-          <w:b/>
-          <w:bCs/>
-          <w:sz w:val="24"/>
-          <w:szCs w:val="24"/>
-        </w:rPr>
-      </w:pPr>
-    </w:p>
-    <w:p>
-      <w:pPr>
-        <w:spacing w:after="0" w:line="240" w:lineRule="auto"/>
-        <w:jc w:val="center"/>
-        <w:rPr>
-          <w:rFonts w:ascii="Arial" w:hAnsi="Arial" w:cs="Arial"/>
-          <w:b/>
-          <w:bCs/>
-          <w:sz w:val="24"/>
-          <w:szCs w:val="24"/>
-        </w:rPr>
-      </w:pPr>
-    </w:p>
-    <w:p>
-      <w:pPr>
-        <w:spacing w:after="0" w:line="240" w:lineRule="auto"/>
-        <w:jc w:val="center"/>
-        <w:rPr>
-          <w:rFonts w:ascii="Arial" w:hAnsi="Arial" w:cs="Arial"/>
-          <w:b/>
-          <w:bCs/>
-          <w:sz w:val="24"/>
-          <w:szCs w:val="24"/>
-        </w:rPr>
-      </w:pPr>
-    </w:p>
-    <w:p>
-      <w:pPr>
-        <w:spacing w:after="0" w:line="240" w:lineRule="auto"/>
-        <w:jc w:val="center"/>
-        <w:rPr>
-          <w:rFonts w:ascii="Arial" w:hAnsi="Arial" w:cs="Arial"/>
-          <w:b/>
-          <w:bCs/>
-          <w:sz w:val="24"/>
-          <w:szCs w:val="24"/>
-        </w:rPr>
-      </w:pPr>
-    </w:p>
-    <w:p>
-      <w:pPr>
-        <w:spacing w:after="0" w:line="240" w:lineRule="auto"/>
-        <w:jc w:val="center"/>
-        <w:rPr>
-          <w:rFonts w:ascii="Arial" w:hAnsi="Arial" w:cs="Arial"/>
-          <w:b/>
-          <w:bCs/>
-          <w:sz w:val="24"/>
-          <w:szCs w:val="24"/>
-        </w:rPr>
-      </w:pPr>
-    </w:p>
-    <w:p>
-      <w:pPr>
-        <w:spacing w:after="0" w:line="240" w:lineRule="auto"/>
-        <w:jc w:val="center"/>
-        <w:rPr>
-          <w:rFonts w:ascii="Arial" w:hAnsi="Arial" w:cs="Arial"/>
-          <w:b/>
-          <w:bCs/>
-          <w:sz w:val="24"/>
-          <w:szCs w:val="24"/>
-        </w:rPr>
-      </w:pPr>
-    </w:p>
-    <w:p>
-      <w:pPr>
-        <w:spacing w:after="0" w:line="240" w:lineRule="auto"/>
-        <w:jc w:val="center"/>
-        <w:rPr>
-          <w:rFonts w:ascii="Arial" w:hAnsi="Arial" w:cs="Arial"/>
-          <w:b/>
-          <w:bCs/>
-          <w:sz w:val="24"/>
-          <w:szCs w:val="24"/>
-        </w:rPr>
-      </w:pPr>
-    </w:p>
-    <w:p>
-      <w:pPr>
-        <w:spacing w:after="0" w:line="240" w:lineRule="auto"/>
-        <w:jc w:val="center"/>
-        <w:rPr>
-          <w:rFonts w:ascii="Arial" w:hAnsi="Arial" w:cs="Arial"/>
-          <w:b/>
-          <w:bCs/>
-          <w:sz w:val="24"/>
-          <w:szCs w:val="24"/>
-        </w:rPr>
-      </w:pPr>
-    </w:p>
-    <w:p>
-      <w:pPr>
-        <w:spacing w:after="0" w:line="240" w:lineRule="auto"/>
-        <w:jc w:val="center"/>
-        <w:rPr>
-          <w:rFonts w:ascii="Arial" w:hAnsi="Arial" w:cs="Arial"/>
-          <w:b/>
-          <w:bCs/>
-          <w:sz w:val="24"/>
-          <w:szCs w:val="24"/>
-        </w:rPr>
-      </w:pPr>
-    </w:p>
-    <w:p>
-      <w:pPr>
-        <w:spacing w:after="0" w:line="240" w:lineRule="auto"/>
-        <w:jc w:val="center"/>
-        <w:rPr>
-          <w:rFonts w:ascii="Arial" w:hAnsi="Arial" w:cs="Arial"/>
-          <w:b/>
-          <w:bCs/>
-          <w:sz w:val="24"/>
-          <w:szCs w:val="24"/>
-        </w:rPr>
-      </w:pPr>
-    </w:p>
-    <w:p>
-      <w:pPr>
-        <w:spacing w:after="0" w:line="240" w:lineRule="auto"/>
-        <w:jc w:val="center"/>
-        <w:rPr>
-          <w:rFonts w:ascii="Arial" w:hAnsi="Arial" w:cs="Arial"/>
-          <w:b/>
-          <w:bCs/>
-          <w:sz w:val="24"/>
-          <w:szCs w:val="24"/>
-        </w:rPr>
-      </w:pPr>
-    </w:p>
-    <w:p>
-      <w:pPr>
-        <w:spacing w:after="0" w:line="240" w:lineRule="auto"/>
-        <w:jc w:val="center"/>
-        <w:rPr>
-          <w:rFonts w:ascii="Arial" w:hAnsi="Arial" w:cs="Arial"/>
-          <w:b/>
-          <w:bCs/>
-          <w:sz w:val="24"/>
-          <w:szCs w:val="24"/>
-        </w:rPr>
-      </w:pPr>
       <w:r>
         <w:rPr>
           <w:noProof/>
           <w:lang w:eastAsia="ru-RU"/>
         </w:rPr>
+        <w:lastRenderedPageBreak/>
         <w:drawing>
           <wp:inline distT="0" distB="0" distL="0" distR="0" wp14:anchorId="37D72828" wp14:editId="542C5A13">
             <wp:extent cx="2035175" cy="689610"/>
@@ -1921,13 +4567,12 @@
           <w:szCs w:val="24"/>
           <w:lang w:val="en-US"/>
         </w:rPr>
-        <w:t>General Meeting of the Management Council of the Central Asia Climate Foundation (CACF)</w:t>
-      </w:r>
-    </w:p>
-    <w:p>
-      <w:pPr>
-        <w:spacing w:after="0" w:line="240" w:lineRule="auto"/>
-        <w:contextualSpacing/>
+        <w:t xml:space="preserve">General Meeting of the Management Council </w:t>
+      </w:r>
+    </w:p>
+    <w:p>
+      <w:pPr>
+        <w:spacing w:after="0" w:line="240" w:lineRule="auto"/>
         <w:jc w:val="center"/>
         <w:rPr>
           <w:rFonts w:ascii="Arial" w:hAnsi="Arial" w:cs="Arial"/>
@@ -1938,6 +4583,17 @@
           <w:lang w:val="en-US"/>
         </w:rPr>
       </w:pPr>
+      <w:r>
+        <w:rPr>
+          <w:rFonts w:ascii="Arial" w:hAnsi="Arial" w:cs="Arial"/>
+          <w:b/>
+          <w:bCs/>
+          <w:sz w:val="24"/>
+          <w:szCs w:val="24"/>
+          <w:lang w:val="en-US"/>
+        </w:rPr>
+        <w:t>of the Central Asia Climate Foundation (CACF)</w:t>
+      </w:r>
     </w:p>
     <w:p>
       <w:pPr>
@@ -1946,18 +4602,33 @@
         <w:jc w:val="center"/>
         <w:rPr>
           <w:rFonts w:ascii="Arial" w:hAnsi="Arial" w:cs="Arial"/>
+          <w:b/>
+          <w:bCs/>
           <w:sz w:val="24"/>
           <w:szCs w:val="24"/>
           <w:lang w:val="en-US"/>
         </w:rPr>
       </w:pPr>
-      <w:r>
+    </w:p>
+    <w:p>
+      <w:pPr>
+        <w:spacing w:after="0" w:line="240" w:lineRule="auto"/>
+        <w:contextualSpacing/>
+        <w:jc w:val="center"/>
         <w:rPr>
           <w:rFonts w:ascii="Arial" w:hAnsi="Arial" w:cs="Arial"/>
           <w:sz w:val="24"/>
           <w:szCs w:val="24"/>
           <w:lang w:val="en-US"/>
         </w:rPr>
+      </w:pPr>
+      <w:r>
+        <w:rPr>
+          <w:rFonts w:ascii="Arial" w:hAnsi="Arial" w:cs="Arial"/>
+          <w:sz w:val="24"/>
+          <w:szCs w:val="24"/>
+          <w:lang w:val="en-US"/>
+        </w:rPr>
         <w:t>No. 12</w:t>
       </w:r>
     </w:p>
@@ -1980,7 +4651,16 @@
           <w:szCs w:val="24"/>
           <w:lang w:val="en-US"/>
         </w:rPr>
-        <w:t>Thursday, July 30, 2026, 10:00 a.m.</w:t>
+        <w:t xml:space="preserve">Friday, 30 October 2026, </w:t>
+      </w:r>
+      <w:r>
+        <w:rPr>
+          <w:rFonts w:ascii="Arial" w:hAnsi="Arial" w:cs="Arial"/>
+          <w:sz w:val="24"/>
+          <w:szCs w:val="24"/>
+          <w:lang w:val="en-US"/>
+        </w:rPr>
+        <w:t>12:00 p.m.</w:t>
       </w:r>
     </w:p>
     <w:p>
@@ -2059,7 +4739,6 @@
           <w:bCs/>
           <w:lang w:val="en-US"/>
         </w:rPr>
-        <w:lastRenderedPageBreak/>
         <w:t>PARTICIPANTS:</w:t>
       </w:r>
     </w:p>
@@ -2197,7 +4876,7 @@
           <w:rFonts w:ascii="Arial" w:hAnsi="Arial" w:cs="Arial"/>
           <w:lang w:val="en-US"/>
         </w:rPr>
-        <w:t>3. Mr. Alexander Kononets – Advisor on Strategy and Science.</w:t>
+        <w:t>3. Mr. Alexander Kononets – Strategy and R&amp;D Adviser.</w:t>
       </w:r>
     </w:p>
     <w:p>
@@ -2245,6 +4924,16 @@
         </w:rPr>
         <w:t>4. Ms. Maira Orazbayeva – CACF Financial Director-Chief Accountant.</w:t>
       </w:r>
+    </w:p>
+    <w:p>
+      <w:pPr>
+        <w:spacing w:after="0" w:line="240" w:lineRule="auto"/>
+        <w:contextualSpacing/>
+        <w:rPr>
+          <w:rFonts w:ascii="Arial" w:hAnsi="Arial" w:cs="Arial"/>
+          <w:lang w:val="en-US"/>
+        </w:rPr>
+      </w:pPr>
     </w:p>
     <w:p>
       <w:pPr>
@@ -2282,7 +4971,7 @@
       <w:pPr>
         <w:pStyle w:val="a9"/>
         <w:spacing w:after="0" w:line="240" w:lineRule="auto"/>
-        <w:ind w:left="720" w:hanging="360"/>
+        <w:ind w:left="567"/>
         <w:contextualSpacing/>
         <w:rPr>
           <w:rFonts w:ascii="Arial" w:hAnsi="Arial" w:cs="Arial"/>
@@ -2301,7 +4990,7 @@
       <w:pPr>
         <w:pStyle w:val="a9"/>
         <w:spacing w:after="0" w:line="240" w:lineRule="auto"/>
-        <w:ind w:left="720" w:hanging="360"/>
+        <w:ind w:left="567"/>
         <w:contextualSpacing/>
         <w:rPr>
           <w:rFonts w:ascii="Arial" w:hAnsi="Arial" w:cs="Arial"/>
@@ -2313,14 +5002,14 @@
           <w:rFonts w:ascii="Arial" w:hAnsi="Arial" w:cs="Arial"/>
           <w:lang w:val="en-US"/>
         </w:rPr>
-        <w:t>2. On the expansion of the areas of activity of the Foundation.</w:t>
+        <w:t>2. On the amendment of the staff schedule of the Foundation.</w:t>
       </w:r>
     </w:p>
     <w:p>
       <w:pPr>
         <w:pStyle w:val="a9"/>
         <w:spacing w:after="0" w:line="240" w:lineRule="auto"/>
-        <w:ind w:left="720" w:hanging="360"/>
+        <w:ind w:left="567"/>
         <w:contextualSpacing/>
         <w:rPr>
           <w:rFonts w:ascii="Arial" w:hAnsi="Arial" w:cs="Arial"/>
@@ -2332,14 +5021,14 @@
           <w:rFonts w:ascii="Arial" w:hAnsi="Arial" w:cs="Arial"/>
           <w:lang w:val="en-US"/>
         </w:rPr>
-        <w:t>3. On the inclusion of the Project Office for Central Asia on climate change and green energy, the Training Centre and the Expert Council in the structure of the Foundation.</w:t>
+        <w:t>3. On the approval of the budget of the Foundation for the fourth quarter of 2026.</w:t>
       </w:r>
     </w:p>
     <w:p>
       <w:pPr>
         <w:pStyle w:val="a9"/>
         <w:spacing w:after="0" w:line="240" w:lineRule="auto"/>
-        <w:ind w:left="720" w:hanging="360"/>
+        <w:ind w:left="567"/>
         <w:contextualSpacing/>
         <w:rPr>
           <w:rFonts w:ascii="Arial" w:hAnsi="Arial" w:cs="Arial"/>
@@ -2351,7 +5040,26 @@
           <w:rFonts w:ascii="Arial" w:hAnsi="Arial" w:cs="Arial"/>
           <w:lang w:val="en-US"/>
         </w:rPr>
-        <w:t>4. On the endorsement of the draft new versions of the Charter and the By-laws of the Foundation.</w:t>
+        <w:t>4. On the approval of the procurement plan for goods, works and services for the fourth quarter of 2026.</w:t>
+      </w:r>
+    </w:p>
+    <w:p>
+      <w:pPr>
+        <w:pStyle w:val="a9"/>
+        <w:spacing w:after="0" w:line="240" w:lineRule="auto"/>
+        <w:ind w:left="567"/>
+        <w:contextualSpacing/>
+        <w:rPr>
+          <w:rFonts w:ascii="Arial" w:hAnsi="Arial" w:cs="Arial"/>
+          <w:lang w:val="en-US"/>
+        </w:rPr>
+      </w:pPr>
+      <w:r>
+        <w:rPr>
+          <w:rFonts w:ascii="Arial" w:hAnsi="Arial" w:cs="Arial"/>
+          <w:lang w:val="en-US"/>
+        </w:rPr>
+        <w:t>5. On the lease of commercial real estate and the relocation of the office of the Foundation.</w:t>
       </w:r>
     </w:p>
     <w:p>
@@ -2362,6 +5070,19 @@
         <w:contextualSpacing/>
         <w:rPr>
           <w:rFonts w:ascii="Arial" w:hAnsi="Arial" w:cs="Arial"/>
+          <w:lang w:val="en-US"/>
+        </w:rPr>
+      </w:pPr>
+    </w:p>
+    <w:p>
+      <w:pPr>
+        <w:pStyle w:val="ae"/>
+        <w:spacing w:after="0" w:line="240" w:lineRule="auto"/>
+        <w:rPr>
+          <w:rFonts w:ascii="Arial" w:hAnsi="Arial" w:cs="Arial"/>
+          <w:b/>
+          <w:bCs/>
+          <w:shd w:val="clear" w:color="auto" w:fill="81D41A"/>
           <w:lang w:val="en-US"/>
         </w:rPr>
       </w:pPr>
@@ -2475,7 +5196,7 @@
           <w:rFonts w:ascii="Arial" w:hAnsi="Arial" w:cs="Arial"/>
           <w:lang w:val="en-US"/>
         </w:rPr>
-        <w:t>1.3. The Secretary reported that all appointed members of the Management Council of the CACF were present and that a quorum was present to hold the meeting.</w:t>
+        <w:t>1.3. The Secretary reported that 2/3 of the Management Council of the CACF were present and that a quorum was present to hold the meeting. The members of the Management Council unanimously waived notice of the meeting (paragraph 10.4 of the By-laws).</w:t>
       </w:r>
     </w:p>
     <w:p>
@@ -2535,7 +5256,7 @@
           <w:iCs/>
           <w:lang w:val="en-US"/>
         </w:rPr>
-        <w:t>(Yerlik Karazhan, Murat Temirbekov, Alexander Kononets)</w:t>
+        <w:t>(Yerlik Karazhan, Murat Temirbekov, Alexander Kononets, Maira Orazbayeva)</w:t>
       </w:r>
     </w:p>
     <w:p>
@@ -2561,17 +5282,31 @@
         <w:jc w:val="both"/>
         <w:rPr>
           <w:rFonts w:ascii="Arial" w:hAnsi="Arial" w:cs="Arial"/>
+          <w:lang w:val="en-US"/>
+        </w:rPr>
+      </w:pPr>
+      <w:r>
+        <w:rPr>
+          <w:rFonts w:ascii="Arial" w:hAnsi="Arial" w:cs="Arial"/>
           <w:b/>
           <w:lang w:val="en-US"/>
         </w:rPr>
-      </w:pPr>
-      <w:r>
-        <w:rPr>
-          <w:rFonts w:ascii="Arial" w:hAnsi="Arial" w:cs="Arial"/>
-          <w:b/>
-          <w:lang w:val="en-US"/>
-        </w:rPr>
-        <w:t>On item 1 of the Agenda on the Development Strategy of the Foundation for 2026–2035, the Advisor on Strategy and Science, Alexander Kononets, spoke and presented the draft Development Strategy of Private Foundation «Central Asia Climate Foundation» and the Project Office for Central Asia on climate change and green energy for 2026–2035. The Strategy provides for the transition from an organisation established to implement projects to a permanent Central Asian institution on climate change, sustainable development, green energy and environmental protection, and for the phased development of the Foundation: 2026–2027 – ensuring the sustainability of operations and building the project portfolio; until 2028 – establishing the Green Think Tank of Central Asia; until 2035 – forming the leading regional expert and operational platform of Central Asia. The implementation of the Strategy requires updating the Charter and the By-laws of the Foundation and specifying the areas of its statutory activity. The development strategy of the Foundation is approved by the Guardian Council, including individually by the Supreme Guardian (subparagraph a) of paragraph 3.2 of the By-laws).</w:t>
+        <w:t>On item 1 of the Agenda</w:t>
+      </w:r>
+      <w:r>
+        <w:rPr>
+          <w:rFonts w:ascii="Arial" w:hAnsi="Arial" w:cs="Arial"/>
+          <w:lang w:val="en-US"/>
+        </w:rPr>
+        <w:t xml:space="preserve"> on the Development Strategy of the Foundation for 2026–2035, the Strategy and R&amp;D Adviser, Alexander Kononets, spoke and presented the draft Development Strategy of Private Foundation «Central Asia Climate Foundation» and the Project Office for Central Asia on climate change and green energy for 2026–2035. The Strategy provides for the transition from an organisation established to implement projects to a permanent Central Asian institution on climate change, sustainable development, green energy and environmental protection, </w:t>
+      </w:r>
+      <w:r>
+        <w:rPr>
+          <w:rFonts w:ascii="Arial" w:hAnsi="Arial" w:cs="Arial"/>
+          <w:lang w:val="en-US"/>
+        </w:rPr>
+        <w:lastRenderedPageBreak/>
+        <w:t>and for the phased development of the Foundation: 2026–2027 – ensuring the sustainability of operations and building the project portfolio; until 2028 – establishing the Green Think Tank of Central Asia; until 2035 – forming the leading regional expert and operational platform of Central Asia. The development strategy of the Foundation is approved by the Guardian Council, including individually by the Supreme Guardian (subparagraph a) of paragraph 3.2 of the By-laws).</w:t>
       </w:r>
     </w:p>
     <w:p>
@@ -2592,7 +5327,86 @@
           <w:rFonts w:ascii="Arial" w:hAnsi="Arial" w:cs="Arial"/>
           <w:lang w:val="en-US"/>
         </w:rPr>
-        <w:t>All members of the Management Council voted "FOR" on item 1 on the endorsement of the draft Development Strategy of the Foundation for 2026–2035 and its submission to the Supreme Guardian for approval.</w:t>
+        <w:t xml:space="preserve">All members of the Management Council voted "FOR" on item 1.</w:t>
+      </w:r>
+    </w:p>
+    <w:p>
+      <w:pPr>
+        <w:tabs>
+          <w:tab w:val="left" w:pos="426"/>
+          <w:tab w:val="left" w:pos="1276"/>
+        </w:tabs>
+        <w:spacing w:after="0" w:line="240" w:lineRule="auto"/>
+        <w:jc w:val="both"/>
+        <w:rPr>
+          <w:rFonts w:ascii="Arial" w:hAnsi="Arial" w:cs="Arial"/>
+          <w:lang w:val="en-US"/>
+        </w:rPr>
+      </w:pPr>
+    </w:p>
+    <w:p>
+      <w:pPr>
+        <w:suppressAutoHyphens w:val="0"/>
+        <w:spacing w:after="0" w:line="240" w:lineRule="auto"/>
+        <w:jc w:val="both"/>
+        <w:rPr>
+          <w:rFonts w:ascii="Arial" w:hAnsi="Arial" w:cs="Arial"/>
+          <w:lang w:val="en-US"/>
+        </w:rPr>
+      </w:pPr>
+      <w:r>
+        <w:rPr>
+          <w:rFonts w:ascii="Arial" w:hAnsi="Arial" w:cs="Arial"/>
+          <w:b/>
+          <w:lang w:val="en-US"/>
+        </w:rPr>
+        <w:t>On item 2 of the Agenda</w:t>
+      </w:r>
+      <w:r>
+        <w:rPr>
+          <w:rFonts w:ascii="Arial" w:hAnsi="Arial" w:cs="Arial"/>
+          <w:lang w:val="en-US"/>
+        </w:rPr>
+        <w:t xml:space="preserve"> on the amendment of the staff schedule of the Foundation, the Chief Executive Officer, Head of the Project Office, Yerlik Karazhan, spoke. By letter No. 02/373 dated 12 October 2026 the Foundation proposed to the Ministry of Ecology and Natural Resources of the Republic of Kazakhstan to establish and host the Project Office «Taza Qazaqstan» at the Foundation. By letter No. 01-10/5089-I dated 14 October 2026 the Ministry submitted to the Vice-President of the Republic of Kazakhstan, Mr. E. T. Karin, a proposal to host a permanent Project Office at the Foundation, financed mainly from sponsorship and other extra-budgetary funds. The Vice-President of the Republic of Kazakhstan agreed with the proposed approaches and instructed to continue the work (resolution No. 26-5068 dated 19 October 2026). The implementation of this instruction requires an increase in the staff number of the Foundation.</w:t>
+      </w:r>
+    </w:p>
+    <w:p>
+      <w:pPr>
+        <w:suppressAutoHyphens w:val="0"/>
+        <w:spacing w:after="0" w:line="240" w:lineRule="auto"/>
+        <w:jc w:val="both"/>
+        <w:rPr>
+          <w:rFonts w:ascii="Arial" w:hAnsi="Arial" w:cs="Arial"/>
+          <w:lang w:val="en-US"/>
+        </w:rPr>
+      </w:pPr>
+      <w:r>
+        <w:rPr>
+          <w:rFonts w:ascii="Arial" w:hAnsi="Arial" w:cs="Arial"/>
+          <w:lang w:val="en-US"/>
+        </w:rPr>
+        <w:t xml:space="preserve">Next, the Deputy Chief Executive Officer for Administrative Issues, Murat Temirbekov, spoke and presented the new version of Annex B (Staff Schedule) to the Order of the Supreme Guardian No. 1 dated 1 July 2024 (Annex 1): 28 positions. From 2 November 2026 the staff number will be 22 positions (including all current employees), from December 2026 – 23, and in 2027 the staff number is expanded in stages to 30 positions (including all current employees, excluding the vacant position of the Deputy Chief Executive Officer); the positions are filled within the financing received. The functions of the lawyer, system administrator, developer, film director, copywriter, sociologist and creators manager are outsourced and are not included in the staff schedule. The employment of staff and the determination of their remuneration fall within the powers of the Chairman of the Management Council (paragraph 8.3 of the By-laws); amendments to Annex B are made by order of the Chief Executive Officer upon agreement with the Supreme Guardian. In connection with the expansion of the activities of the Foundation and the addition of new functions, it is proposed to review the functions of the current employees of the Foundation, to rename the positions (if necessary) and to re-conclude the employment contracts.</w:t>
+      </w:r>
+    </w:p>
+    <w:p>
+      <w:pPr>
+        <w:tabs>
+          <w:tab w:val="left" w:pos="426"/>
+          <w:tab w:val="left" w:pos="1276"/>
+        </w:tabs>
+        <w:spacing w:after="0" w:line="240" w:lineRule="auto"/>
+        <w:jc w:val="both"/>
+        <w:rPr>
+          <w:rFonts w:ascii="Arial" w:hAnsi="Arial" w:cs="Arial"/>
+          <w:lang w:val="en-US"/>
+        </w:rPr>
+      </w:pPr>
+      <w:r>
+        <w:rPr>
+          <w:rFonts w:ascii="Arial" w:hAnsi="Arial" w:cs="Arial"/>
+          <w:lang w:val="en-US"/>
+        </w:rPr>
+        <w:t>All members of the Management Council voted "FOR" on item 2.</w:t>
       </w:r>
     </w:p>
     <w:p>
@@ -2612,94 +5426,6 @@
     </w:p>
     <w:p>
       <w:pPr>
-        <w:suppressAutoHyphens w:val="0"/>
-        <w:spacing w:after="0" w:line="240" w:lineRule="auto"/>
-        <w:jc w:val="both"/>
-        <w:rPr>
-          <w:rFonts w:ascii="Arial" w:hAnsi="Arial" w:cs="Arial"/>
-          <w:lang w:val="en-US"/>
-        </w:rPr>
-      </w:pPr>
-      <w:r>
-        <w:rPr>
-          <w:rFonts w:ascii="Arial" w:hAnsi="Arial" w:cs="Arial"/>
-          <w:b/>
-          <w:lang w:val="en-US"/>
-        </w:rPr>
-        <w:t>On item 2 of the Agenda</w:t>
-      </w:r>
-      <w:r>
-        <w:rPr>
-          <w:rFonts w:ascii="Arial" w:hAnsi="Arial" w:cs="Arial"/>
-          <w:b/>
-          <w:lang w:val="en-US"/>
-        </w:rPr>
-        <w:t xml:space="preserve"> on the expansion of the areas of activity of the Foundation, the Chief Executive Officer, Head of the Project Office, Yerlik Karazhan, spoke. The Foundation participates in the implementation of the «Taza Qazaqstan» initiatives, develops the ESG area and receives requests for climate and environmental risk assessment and for analytical materials on the climate agenda. The current list of objects of the Foundation (Part 3 of the Charter) does not expressly cover these areas.</w:t>
-      </w:r>
-    </w:p>
-    <w:p>
-      <w:pPr>
-        <w:suppressAutoHyphens w:val="0"/>
-        <w:spacing w:after="0" w:line="240" w:lineRule="auto"/>
-        <w:jc w:val="both"/>
-        <w:rPr>
-          <w:rFonts w:ascii="Arial" w:hAnsi="Arial" w:cs="Arial"/>
-          <w:lang w:val="en-US"/>
-        </w:rPr>
-      </w:pPr>
-      <w:r>
-        <w:rPr>
-          <w:rFonts w:ascii="Arial" w:hAnsi="Arial" w:cs="Arial"/>
-          <w:lang w:val="en-US"/>
-        </w:rPr>
-        <w:t xml:space="preserve">Next, the Deputy Chief Executive Officer for Administrative Issues, Murat Temirbekov, spoke and proposed, </w:t>
-      </w:r>
-      <w:r>
-        <w:rPr>
-          <w:rFonts w:ascii="Arial" w:hAnsi="Arial" w:cs="Arial"/>
-          <w:lang w:val="en-US"/>
-        </w:rPr>
-        <w:t>in accordance with the draft Development Strategy of the Foundation for 2026–2035 endorsed under item 1 of the Agenda and the memoranda</w:t>
-      </w:r>
-      <w:r>
-        <w:rPr>
-          <w:rFonts w:ascii="Arial" w:hAnsi="Arial" w:cs="Arial"/>
-          <w:lang w:val="en-US"/>
-        </w:rPr>
-        <w:t xml:space="preserve"> of cooperation concluded, to supplement the objects of the Foundation with the following areas: participation in the implementation </w:t>
-      </w:r>
-      <w:r>
-        <w:rPr>
-          <w:rFonts w:ascii="Arial" w:hAnsi="Arial" w:cs="Arial"/>
-          <w:lang w:val="en-US"/>
-        </w:rPr>
-        <w:lastRenderedPageBreak/>
-        <w:t xml:space="preserve">of national and regional environmental initiatives, including «Taza Qazaqstan»; promotion of ESG principles; climate and environmental risk assessment; analytics on climate issues; educational activities; expert support of projects and programmes; </w:t>
-      </w:r>
-      <w:r>
-        <w:rPr>
-          <w:rFonts w:ascii="Arial" w:hAnsi="Arial" w:cs="Arial"/>
-          <w:lang w:val="en-US"/>
-        </w:rPr>
-        <w:t xml:space="preserve">regional climate and environmental projects and initiatives, including organisation of summits, conferences, forums and other events, and follow-up of the initiatives of the </w:t>
-      </w:r>
-      <w:r>
-        <w:rPr>
-          <w:rFonts w:ascii="Arial" w:hAnsi="Arial" w:cs="Arial"/>
-          <w:lang w:val="en-US"/>
-        </w:rPr>
-        <w:t>Regional Environmental Summit 2026</w:t>
-      </w:r>
-      <w:r>
-        <w:rPr>
-          <w:rFonts w:ascii="Arial" w:hAnsi="Arial" w:cs="Arial"/>
-          <w:lang w:val="en-US"/>
-        </w:rPr>
-        <w:t>; climate finance and carbon markets; grant support for environmental projects; environmental protection (waste, air, water resources, land degradation); digital solutions for environmental data monitoring; engagement of children and youth, the Green Schools programme; promotion of environmental initiatives. It was also proposed to set out in the Charter the names used in official communications, including «Project Office for Central Asia on climate change and green energy». Amendments to the Charter and the By-laws are made by the Founder with the written consent of the Supreme Guardian (section 5.1 of the Charter, section 15 of the By-laws).</w:t>
-      </w:r>
-    </w:p>
-    <w:p>
-      <w:pPr>
         <w:tabs>
           <w:tab w:val="left" w:pos="426"/>
           <w:tab w:val="left" w:pos="1276"/>
@@ -2714,39 +5440,18 @@
       <w:r>
         <w:rPr>
           <w:rFonts w:ascii="Arial" w:hAnsi="Arial" w:cs="Arial"/>
-          <w:lang w:val="en-US"/>
-        </w:rPr>
-        <w:t xml:space="preserve">All members of the Management Council voted "FOR" </w:t>
-      </w:r>
-      <w:r>
-        <w:rPr>
-          <w:rFonts w:ascii="Arial" w:hAnsi="Arial" w:cs="Arial"/>
-          <w:lang w:val="en-US"/>
-        </w:rPr>
-        <w:t>on item 2 on the expansion</w:t>
-      </w:r>
-      <w:r>
-        <w:rPr>
-          <w:rFonts w:ascii="Arial" w:hAnsi="Arial" w:cs="Arial"/>
-          <w:lang w:val="en-US"/>
-        </w:rPr>
-        <w:t xml:space="preserve"> of the areas of activity of the Foundation.</w:t>
-      </w:r>
-    </w:p>
-    <w:p>
-      <w:pPr>
-        <w:tabs>
-          <w:tab w:val="left" w:pos="426"/>
-          <w:tab w:val="left" w:pos="851"/>
-        </w:tabs>
-        <w:spacing w:after="0" w:line="240" w:lineRule="auto"/>
-        <w:jc w:val="both"/>
-        <w:rPr>
-          <w:rFonts w:ascii="Arial" w:hAnsi="Arial" w:cs="Arial"/>
-          <w:highlight w:val="yellow"/>
-          <w:lang w:val="en-US"/>
-        </w:rPr>
-      </w:pPr>
+          <w:b/>
+          <w:lang w:val="en-US"/>
+        </w:rPr>
+        <w:t xml:space="preserve">On item 3 of the Agenda </w:t>
+      </w:r>
+      <w:r>
+        <w:rPr>
+          <w:rFonts w:ascii="Arial" w:hAnsi="Arial" w:cs="Arial"/>
+          <w:lang w:val="en-US"/>
+        </w:rPr>
+        <w:t>on the approval of the budget of the Foundation for the fourth quarter of 2026, the Financial Director-Chief Accountant of CACF, Maira Orazbayeva, spoke and presented the draft budget (Annex 2) in the amount of 252.4 million tenge, including: organisational support of the Foundation and the Project Office – 182.3 million tenge including VAT, also on priority projects (158.6 million tenge excluding VAT), and priority projects of the Project Office – 70.1 million tenge. Organisational support includes expenses for personnel (18 positions from 2 November 2026), outsourced services, office rent and equipment, business trips within the Republic of Kazakhstan, employee insurance, digital tools, targeted advertising and printed materials, obligations for salaries and taxes for July–October 2026 (37.5 million tenge), as well as a reserve of 10 per cent.</w:t>
+      </w:r>
     </w:p>
     <w:p>
       <w:pPr>
@@ -2764,11 +5469,9 @@
       <w:r>
         <w:rPr>
           <w:rFonts w:ascii="Arial" w:hAnsi="Arial" w:cs="Arial"/>
-          <w:b/>
-          <w:bCs/>
-          <w:lang w:val="en-US"/>
-        </w:rPr>
-        <w:t>On item 3 of the Agenda on the inclusion of the Project Office for Central Asia on climate change and green energy, the Training Centre and the Expert Council in the structure of the Foundation, the Advisor on Strategy and Science, Alexander Kononets, spoke and proposed to include in the structure of the Foundation: the Training Centre – for training, professional development and capacity building of specialists in environmental protection, climate change, sustainable development and ESG; the Expert Council – an advisory body composed of leading national and international experts for the review of projects, programmes and analytical materials of the Foundation. It was also proposed to formalise the Project Office for Central Asia on climate change and green energy as a structural unit of the Foundation; the Project Office was organised within the Foundation pursuant to the initiative of the President of the Republic of Kazakhstan announced at the 78th session of the UN General Assembly and has so far operated nominally, without being reflected in the structure of the Foundation. The status, tasks and procedures of the Project Office for Central Asia, the Training Centre and the Expert Council are determined by regulations approved by the Management Council.</w:t>
+          <w:lang w:val="en-US"/>
+        </w:rPr>
+        <w:t>The preliminary calculation was sent to the Ministry of Ecology and Natural Resources of the Republic of Kazakhstan by letter of the Foundation No. 02/373 dated 12 October 2026. The Ministry has proposed to consider using part of the net income of JSC «Zhasyl Damu» (about 250 million tenge) remaining at its disposal after the payment of dividends for the launch of the Project Office (letter No. 01-10/5089-I dated 14 October 2026). The budget for 2027 is submitted to the Management Council separately. The budget is executed within the financing received.</w:t>
       </w:r>
     </w:p>
     <w:p>
@@ -2784,49 +5487,6 @@
           <w:lang w:val="en-US"/>
         </w:rPr>
       </w:pPr>
-      <w:r>
-        <w:rPr>
-          <w:rFonts w:ascii="Arial" w:hAnsi="Arial" w:cs="Arial"/>
-          <w:lang w:val="en-US"/>
-        </w:rPr>
-        <w:t xml:space="preserve">All members of the Management Council voted "FOR" </w:t>
-      </w:r>
-      <w:r>
-        <w:rPr>
-          <w:rFonts w:ascii="Arial" w:hAnsi="Arial" w:cs="Arial"/>
-          <w:lang w:val="en-US"/>
-        </w:rPr>
-        <w:t xml:space="preserve">on item 3 on </w:t>
-      </w:r>
-      <w:r>
-        <w:rPr>
-          <w:rFonts w:ascii="Arial" w:hAnsi="Arial" w:cs="Arial"/>
-          <w:lang w:val="en-US"/>
-        </w:rPr>
-        <w:t>the inclusion of the Project Office for Central Asia on climate change and green energy, the Training Centre and the Expert Council in the structure</w:t>
-      </w:r>
-      <w:r>
-        <w:rPr>
-          <w:rFonts w:ascii="Arial" w:hAnsi="Arial" w:cs="Arial"/>
-          <w:lang w:val="en-US"/>
-        </w:rPr>
-        <w:t xml:space="preserve"> of the Foundation.</w:t>
-      </w:r>
-    </w:p>
-    <w:p>
-      <w:pPr>
-        <w:tabs>
-          <w:tab w:val="left" w:pos="426"/>
-          <w:tab w:val="left" w:pos="851"/>
-        </w:tabs>
-        <w:spacing w:after="0" w:line="240" w:lineRule="auto"/>
-        <w:jc w:val="both"/>
-        <w:rPr>
-          <w:rFonts w:ascii="Arial" w:hAnsi="Arial" w:cs="Arial"/>
-          <w:highlight w:val="yellow"/>
-          <w:lang w:val="en-US"/>
-        </w:rPr>
-      </w:pPr>
     </w:p>
     <w:p>
       <w:pPr>
@@ -2844,11 +5504,9 @@
       <w:r>
         <w:rPr>
           <w:rFonts w:ascii="Arial" w:hAnsi="Arial" w:cs="Arial"/>
-          <w:b/>
-          <w:bCs/>
-          <w:lang w:val="en-US"/>
-        </w:rPr>
-        <w:t>On item 4 of the Agenda on the endorsement of the draft new versions of the Charter and the By-laws of the Foundation, the Deputy Chief Executive Officer for Administrative Issues, Murat Temirbekov, spoke and presented the draft new versions of the Charter and the By-laws of the Foundation with comparison tables, prepared pursuant to the decision of the Management Council of 19 February 2026 (Minutes No. 7) on the revision of the Charter and the By-laws and taking into account the decisions on items 1–3 of the Agenda. The draft Charter supplements the objects of the Foundation (new Part 4, subparagraphs 8–20 of paragraph 4.1), provides for the structure of the Foundation to be determined by the Management Council (paragraph 4.2) and sets out the names of the Foundation in three languages (paragraph 1.2). In addition to the relevant provisions (subparagraph 1) of paragraph 1.1, paragraphs 8.7 and 8.8), the draft By-laws contain proposals to relieve the Supreme Guardian / the Guardian Council of organisational and other routine duties and to clarify the status and powers of the Supreme Guardian, the Guardian Council and the Management Council. The amendments are made by the Founder – Private Company «Climate Action Company Limited» by written notice to the Foundation upon the written consent of the Supreme Guardian (section 5.1 of the Charter, section 15 of the By-laws).</w:t>
+          <w:lang w:val="en-US"/>
+        </w:rPr>
+        <w:t xml:space="preserve">All members of the Management Council voted "FOR" on item 3.</w:t>
       </w:r>
     </w:p>
     <w:p>
@@ -2864,13 +5522,6 @@
           <w:lang w:val="en-US"/>
         </w:rPr>
       </w:pPr>
-      <w:r>
-        <w:rPr>
-          <w:rFonts w:ascii="Arial" w:hAnsi="Arial" w:cs="Arial"/>
-          <w:lang w:val="en-US"/>
-        </w:rPr>
-        <w:t>All members of the Management Council voted "FOR" on item 4 on the endorsement of the draft new versions of the Charter and the By-laws of the Foundation and their submission to the Supreme Guardian for written consent and subsequently to the Founder for decision.</w:t>
-      </w:r>
     </w:p>
     <w:p>
       <w:pPr>
@@ -2888,9 +5539,39 @@
       <w:r>
         <w:rPr>
           <w:rFonts w:ascii="Arial" w:hAnsi="Arial" w:cs="Arial"/>
-          <w:lang w:val="en-US"/>
-        </w:rPr>
-        <w:t>The Chairman thanked the members of the Management Council for their unanimous decision on the agenda items and instructed:</w:t>
+          <w:b/>
+          <w:lang w:val="en-US"/>
+        </w:rPr>
+        <w:t>On item 4 of the Agenda</w:t>
+      </w:r>
+      <w:r>
+        <w:rPr>
+          <w:rFonts w:ascii="Arial" w:hAnsi="Arial" w:cs="Arial"/>
+          <w:lang w:val="en-US"/>
+        </w:rPr>
+        <w:t xml:space="preserve"> on the approval of the procurement plan, the Deputy Chief Executive Officer for Administrative Issues, Murat Temirbekov, spoke and presented the draft </w:t>
+      </w:r>
+      <w:r>
+        <w:rPr>
+          <w:rFonts w:ascii="Arial" w:hAnsi="Arial" w:cs="Arial"/>
+          <w:lang w:val="en-US"/>
+        </w:rPr>
+        <w:t>procurement plan for goods, works and services for the fourth quarter of 2026</w:t>
+      </w:r>
+      <w:r>
+        <w:rPr>
+          <w:rFonts w:ascii="Arial" w:hAnsi="Arial" w:cs="Arial"/>
+          <w:lang w:val="en-US"/>
+        </w:rPr>
+        <w:t xml:space="preserve"> (Annex 3): 73 items in the amount of 137.7 million tenge including VAT, including services and works for the implementation of </w:t>
+      </w:r>
+      <w:r>
+        <w:rPr>
+          <w:rFonts w:ascii="Arial" w:hAnsi="Arial" w:cs="Arial"/>
+          <w:lang w:val="en-US"/>
+        </w:rPr>
+        <w:lastRenderedPageBreak/>
+        <w:t>projects – 81.3 million tenge. The composition of lots and the quantities of goods, works and services procured may be changed within the approved amount of the procurement plan. The plan is based on the budget approved under item 3; the procurement methods are determined in accordance with the Procurement Rules of the Foundation.</w:t>
       </w:r>
     </w:p>
     <w:p>
@@ -2906,13 +5587,6 @@
           <w:lang w:val="en-US"/>
         </w:rPr>
       </w:pPr>
-      <w:r>
-        <w:rPr>
-          <w:rFonts w:ascii="Arial" w:hAnsi="Arial" w:cs="Arial"/>
-          <w:lang w:val="en-US"/>
-        </w:rPr>
-        <w:t>1) to submit the draft Development Strategy of the Foundation for 2026–2035 to the Supreme Guardian of the CACF for approval;</w:t>
-      </w:r>
     </w:p>
     <w:p>
       <w:pPr>
@@ -2932,7 +5606,106 @@
           <w:rFonts w:ascii="Arial" w:hAnsi="Arial" w:cs="Arial"/>
           <w:lang w:val="en-US"/>
         </w:rPr>
-        <w:t>2) to submit the endorsed draft new versions of the Charter and the By-laws of the Foundation with comparison tables to the Supreme Guardian of the CACF for written consent and, upon receipt of the consent, to the Founder for decision, and to ensure notification of the AIFC Registrar;</w:t>
+        <w:t xml:space="preserve">All members of the Management Council voted "FOR" on item 4.</w:t>
+      </w:r>
+    </w:p>
+    <w:p>
+      <w:pPr>
+        <w:tabs>
+          <w:tab w:val="left" w:pos="426"/>
+          <w:tab w:val="left" w:pos="1276"/>
+        </w:tabs>
+        <w:spacing w:after="0" w:line="240" w:lineRule="auto"/>
+        <w:jc w:val="both"/>
+        <w:rPr>
+          <w:rFonts w:ascii="Arial" w:hAnsi="Arial" w:cs="Arial"/>
+          <w:lang w:val="en-US"/>
+        </w:rPr>
+      </w:pPr>
+    </w:p>
+    <w:p>
+      <w:pPr>
+        <w:tabs>
+          <w:tab w:val="left" w:pos="426"/>
+          <w:tab w:val="left" w:pos="1276"/>
+        </w:tabs>
+        <w:spacing w:after="0" w:line="240" w:lineRule="auto"/>
+        <w:jc w:val="both"/>
+        <w:rPr>
+          <w:rFonts w:ascii="Arial" w:hAnsi="Arial" w:cs="Arial"/>
+          <w:lang w:val="en-US"/>
+        </w:rPr>
+      </w:pPr>
+      <w:r>
+        <w:rPr>
+          <w:rFonts w:ascii="Arial" w:hAnsi="Arial" w:cs="Arial"/>
+          <w:b/>
+          <w:lang w:val="en-US"/>
+        </w:rPr>
+        <w:t>On item 5 of the Agenda</w:t>
+      </w:r>
+      <w:r>
+        <w:rPr>
+          <w:rFonts w:ascii="Arial" w:hAnsi="Arial" w:cs="Arial"/>
+          <w:lang w:val="en-US"/>
+        </w:rPr>
+        <w:t xml:space="preserve"> on the lease of commercial real estate and the relocation of the office of the Foundation, the Deputy Chief Executive Officer for Administrative Issues, Murat Temirbekov, spoke and reported that, in connection with the increase of the staff number of the Foundation, the lease of commercial real estate in the Syganak business centre (70 Syganak Street, Astana) is being worked out and the office of the Foundation is to be relocated. The lease costs are provided for in the budget of the Foundation for the fourth quarter of 2026.</w:t>
+      </w:r>
+    </w:p>
+    <w:p>
+      <w:pPr>
+        <w:tabs>
+          <w:tab w:val="left" w:pos="426"/>
+          <w:tab w:val="left" w:pos="1276"/>
+        </w:tabs>
+        <w:spacing w:after="0" w:line="240" w:lineRule="auto"/>
+        <w:jc w:val="both"/>
+        <w:rPr>
+          <w:rFonts w:ascii="Arial" w:hAnsi="Arial" w:cs="Arial"/>
+          <w:lang w:val="en-US"/>
+        </w:rPr>
+      </w:pPr>
+      <w:r>
+        <w:rPr>
+          <w:rFonts w:ascii="Arial" w:hAnsi="Arial" w:cs="Arial"/>
+          <w:lang w:val="en-US"/>
+        </w:rPr>
+        <w:t xml:space="preserve">All members of the Management Council voted "FOR" on item 5.</w:t>
+      </w:r>
+    </w:p>
+    <w:p>
+      <w:pPr>
+        <w:tabs>
+          <w:tab w:val="left" w:pos="426"/>
+          <w:tab w:val="left" w:pos="1276"/>
+        </w:tabs>
+        <w:spacing w:after="0" w:line="240" w:lineRule="auto"/>
+        <w:jc w:val="both"/>
+        <w:rPr>
+          <w:rFonts w:ascii="Arial" w:hAnsi="Arial" w:cs="Arial"/>
+          <w:lang w:val="en-US"/>
+        </w:rPr>
+      </w:pPr>
+    </w:p>
+    <w:p>
+      <w:pPr>
+        <w:tabs>
+          <w:tab w:val="left" w:pos="426"/>
+          <w:tab w:val="left" w:pos="1276"/>
+        </w:tabs>
+        <w:spacing w:after="0" w:line="240" w:lineRule="auto"/>
+        <w:jc w:val="both"/>
+        <w:rPr>
+          <w:rFonts w:ascii="Arial" w:hAnsi="Arial" w:cs="Arial"/>
+          <w:lang w:val="en-US"/>
+        </w:rPr>
+      </w:pPr>
+      <w:r>
+        <w:rPr>
+          <w:rFonts w:ascii="Arial" w:hAnsi="Arial" w:cs="Arial"/>
+          <w:lang w:val="en-US"/>
+        </w:rPr>
+        <w:t>The Chairman thanked the members of the Management Council for their unanimous decision on the agenda items and instructed:</w:t>
       </w:r>
     </w:p>
     <w:p>
@@ -2950,21 +5723,7 @@
           <w:rFonts w:ascii="Arial" w:hAnsi="Arial" w:cs="Arial"/>
           <w:lang w:val="en-US"/>
         </w:rPr>
-        <w:t xml:space="preserve">3) to develop and submit to the Management Council for approval </w:t>
-      </w:r>
-      <w:r>
-        <w:rPr>
-          <w:rFonts w:ascii="Arial" w:hAnsi="Arial" w:cs="Arial"/>
-          <w:lang w:val="en-US"/>
-        </w:rPr>
-        <w:t>draft regulations on the Project Office for Central Asia on climate change and green energy, the Training Centre and the Expert Council</w:t>
-      </w:r>
-      <w:r>
-        <w:rPr>
-          <w:rFonts w:ascii="Arial" w:hAnsi="Arial" w:cs="Arial"/>
-          <w:lang w:val="en-US"/>
-        </w:rPr>
-        <w:t>;</w:t>
+        <w:t>1) to submit the draft Development Strategy of the Foundation for 2026–2035 to the Supreme Guardian of the CACF for approval;</w:t>
       </w:r>
     </w:p>
     <w:p>
@@ -2982,12 +5741,11 @@
           <w:rFonts w:ascii="Arial" w:hAnsi="Arial" w:cs="Arial"/>
           <w:lang w:val="en-US"/>
         </w:rPr>
-        <w:t>4) to send the relevant information on the decisions taken to the Supreme Guardian of the Central Asia Climate Foundation.</w:t>
-      </w:r>
-    </w:p>
-    <w:p>
-      <w:pPr>
-        <w:keepNext/>
+        <w:t>2) to submit to the Supreme Guardian of the Central Asia Climate Foundation for agreement the new version of Annex B to the Order of the Supreme Guardian No. 1 dated 1 July 2024, and for approval the budget of the Foundation for the fourth quarter of 2026;</w:t>
+      </w:r>
+    </w:p>
+    <w:p>
+      <w:pPr>
         <w:spacing w:after="0" w:line="240" w:lineRule="auto"/>
         <w:contextualSpacing/>
         <w:jc w:val="both"/>
@@ -2996,10 +5754,99 @@
           <w:lang w:val="en-US"/>
         </w:rPr>
       </w:pPr>
-    </w:p>
-    <w:p>
-      <w:pPr>
-        <w:keepNext/>
+      <w:r>
+        <w:rPr>
+          <w:rFonts w:ascii="Arial" w:hAnsi="Arial" w:cs="Arial"/>
+          <w:lang w:val="en-US"/>
+        </w:rPr>
+        <w:t>3) upon agreement of the Supreme Guardian, to amend Annex B by order of the Chief Executive Officer;</w:t>
+      </w:r>
+    </w:p>
+    <w:p>
+      <w:pPr>
+        <w:spacing w:after="0" w:line="240" w:lineRule="auto"/>
+        <w:contextualSpacing/>
+        <w:jc w:val="both"/>
+        <w:rPr>
+          <w:rFonts w:ascii="Arial" w:hAnsi="Arial" w:cs="Arial"/>
+          <w:lang w:val="en-US"/>
+        </w:rPr>
+      </w:pPr>
+      <w:r>
+        <w:rPr>
+          <w:rFonts w:ascii="Arial" w:hAnsi="Arial" w:cs="Arial"/>
+          <w:lang w:val="en-US"/>
+        </w:rPr>
+        <w:t>4) to ensure the recruitment of staff in accordance with the schedule of introduction of positions and within the financing received;</w:t>
+      </w:r>
+    </w:p>
+    <w:p>
+      <w:pPr>
+        <w:spacing w:after="0" w:line="240" w:lineRule="auto"/>
+        <w:contextualSpacing/>
+        <w:jc w:val="both"/>
+        <w:rPr>
+          <w:rFonts w:ascii="Arial" w:hAnsi="Arial" w:cs="Arial"/>
+          <w:lang w:val="en-US"/>
+        </w:rPr>
+      </w:pPr>
+      <w:r>
+        <w:rPr>
+          <w:rFonts w:ascii="Arial" w:hAnsi="Arial" w:cs="Arial"/>
+          <w:lang w:val="en-US"/>
+        </w:rPr>
+        <w:t xml:space="preserve">5) to carry out procurement in accordance with the approved procurement plan after the approval of the budget by the Supreme Guardian and within the financing received;</w:t>
+      </w:r>
+    </w:p>
+    <w:p>
+      <w:pPr>
+        <w:spacing w:after="0" w:line="240" w:lineRule="auto"/>
+        <w:contextualSpacing/>
+        <w:jc w:val="both"/>
+        <w:rPr>
+          <w:rFonts w:ascii="Arial" w:hAnsi="Arial" w:cs="Arial"/>
+          <w:lang w:val="en-US"/>
+        </w:rPr>
+      </w:pPr>
+      <w:r>
+        <w:rPr>
+          <w:rFonts w:ascii="Arial" w:hAnsi="Arial" w:cs="Arial"/>
+          <w:lang w:val="en-US"/>
+        </w:rPr>
+        <w:t xml:space="preserve">6) to ensure the conclusion of the lease agreement and the relocation of the office of the Foundation within the approved budget and the financing received;</w:t>
+      </w:r>
+    </w:p>
+    <w:p>
+      <w:pPr>
+        <w:spacing w:after="0" w:line="240" w:lineRule="auto"/>
+        <w:contextualSpacing/>
+        <w:jc w:val="both"/>
+        <w:rPr>
+          <w:rFonts w:ascii="Arial" w:hAnsi="Arial" w:cs="Arial"/>
+          <w:lang w:val="en-US"/>
+        </w:rPr>
+      </w:pPr>
+      <w:r>
+        <w:rPr>
+          <w:rFonts w:ascii="Arial" w:hAnsi="Arial" w:cs="Arial"/>
+          <w:lang w:val="en-US"/>
+        </w:rPr>
+        <w:t xml:space="preserve">7) to send the relevant information on the decisions taken to the Supreme Guardian of the Central Asia Climate Foundation.</w:t>
+      </w:r>
+    </w:p>
+    <w:p>
+      <w:pPr>
+        <w:spacing w:after="0" w:line="240" w:lineRule="auto"/>
+        <w:contextualSpacing/>
+        <w:jc w:val="both"/>
+        <w:rPr>
+          <w:rFonts w:ascii="Arial" w:hAnsi="Arial" w:cs="Arial"/>
+          <w:lang w:val="en-US"/>
+        </w:rPr>
+      </w:pPr>
+    </w:p>
+    <w:p>
+      <w:pPr>
         <w:pBdr>
           <w:bottom w:val="single" w:sz="12" w:space="1" w:color="000000"/>
         </w:pBdr>
@@ -3098,7 +5945,6 @@
       </w:tblGrid>
       <w:tr>
         <w:trPr>
-          <w:cantSplit/>
           <w:trHeight w:val="796"/>
         </w:trPr>
         <w:tc>
@@ -3108,7 +5954,6 @@
           <w:p>
             <w:pPr>
               <w:pStyle w:val="1"/>
-              <w:keepNext/>
               <w:spacing w:after="0" w:line="240" w:lineRule="auto"/>
               <w:rPr>
                 <w:rStyle w:val="a3"/>
@@ -3120,7 +5965,6 @@
           <w:p>
             <w:pPr>
               <w:pStyle w:val="1"/>
-              <w:keepNext/>
               <w:spacing w:after="0" w:line="240" w:lineRule="auto"/>
               <w:jc w:val="center"/>
               <w:rPr>
@@ -3148,7 +5992,6 @@
           <w:p>
             <w:pPr>
               <w:pStyle w:val="1"/>
-              <w:keepNext/>
               <w:spacing w:after="0" w:line="240" w:lineRule="auto"/>
               <w:rPr>
                 <w:rStyle w:val="a3"/>
@@ -3168,7 +6011,6 @@
           <w:p>
             <w:pPr>
               <w:pStyle w:val="1"/>
-              <w:keepNext/>
               <w:spacing w:after="0" w:line="240" w:lineRule="auto"/>
               <w:jc w:val="center"/>
               <w:rPr>
@@ -3189,7 +6031,6 @@
           <w:p>
             <w:pPr>
               <w:pStyle w:val="1"/>
-              <w:keepNext/>
               <w:spacing w:after="0" w:line="240" w:lineRule="auto"/>
               <w:jc w:val="center"/>
               <w:rPr>
@@ -3212,7 +6053,6 @@
       </w:tr>
       <w:tr>
         <w:trPr>
-          <w:cantSplit/>
           <w:trHeight w:val="610"/>
         </w:trPr>
         <w:tc>
@@ -3301,6 +6141,2608 @@
           <w:bCs/>
           <w:sz w:val="24"/>
           <w:szCs w:val="24"/>
+        </w:rPr>
+      </w:pPr>
+    </w:p>
+    <w:p>
+      <w:pPr>
+        <w:pageBreakBefore/>
+        <w:spacing w:after="0"/>
+        <w:jc w:val="right"/>
+        <w:rPr>
+          <w:rFonts w:ascii="Arial" w:hAnsi="Arial" w:cs="Arial"/>
+          <w:sz w:val="24"/>
+        </w:rPr>
+      </w:pPr>
+      <w:r>
+        <w:rPr>
+          <w:rFonts w:ascii="Arial" w:hAnsi="Arial" w:cs="Arial"/>
+          <w:b/>
+          <w:sz w:val="24"/>
+        </w:rPr>
+        <w:lastRenderedPageBreak/>
+        <w:t>Annex 1</w:t>
+      </w:r>
+    </w:p>
+    <w:p>
+      <w:pPr>
+        <w:spacing w:after="0"/>
+        <w:jc w:val="right"/>
+        <w:rPr>
+          <w:rFonts w:ascii="Arial" w:hAnsi="Arial" w:cs="Arial"/>
+          <w:sz w:val="24"/>
+          <w:lang w:val="en-US"/>
+        </w:rPr>
+      </w:pPr>
+      <w:r>
+        <w:rPr>
+          <w:rFonts w:ascii="Arial" w:hAnsi="Arial" w:cs="Arial"/>
+          <w:sz w:val="24"/>
+          <w:lang w:val="en-US"/>
+        </w:rPr>
+        <w:t>to the Minutes No. 12 dated 30 October 2026</w:t>
+      </w:r>
+    </w:p>
+    <w:p>
+      <w:pPr>
+        <w:spacing w:after="0"/>
+        <w:jc w:val="both"/>
+        <w:rPr>
+          <w:rFonts w:ascii="Arial" w:hAnsi="Arial" w:cs="Arial"/>
+          <w:sz w:val="24"/>
+          <w:lang w:val="en-US"/>
+        </w:rPr>
+      </w:pPr>
+    </w:p>
+    <w:p>
+      <w:pPr>
+        <w:spacing w:after="0"/>
+        <w:jc w:val="center"/>
+        <w:rPr>
+          <w:rFonts w:ascii="Arial" w:hAnsi="Arial" w:cs="Arial"/>
+          <w:sz w:val="24"/>
+          <w:lang w:val="en-US"/>
+        </w:rPr>
+      </w:pPr>
+      <w:r>
+        <w:rPr>
+          <w:rFonts w:ascii="Arial" w:hAnsi="Arial" w:cs="Arial"/>
+          <w:b/>
+          <w:sz w:val="24"/>
+          <w:lang w:val="en-US"/>
+        </w:rPr>
+        <w:t>New version of Annex B to the Order of the Supreme Guardian No. 1 dated 1 July 2024</w:t>
+      </w:r>
+    </w:p>
+    <w:p>
+      <w:pPr>
+        <w:spacing w:after="0"/>
+        <w:jc w:val="center"/>
+        <w:rPr>
+          <w:rFonts w:ascii="Arial" w:hAnsi="Arial" w:cs="Arial"/>
+          <w:sz w:val="24"/>
+          <w:lang w:val="en-US"/>
+        </w:rPr>
+      </w:pPr>
+      <w:r>
+        <w:rPr>
+          <w:rFonts w:ascii="Arial" w:hAnsi="Arial" w:cs="Arial"/>
+          <w:b/>
+          <w:sz w:val="24"/>
+          <w:lang w:val="en-US"/>
+        </w:rPr>
+        <w:t>Staff Schedule of the Central Asia Climate Foundation</w:t>
+      </w:r>
+    </w:p>
+    <w:p>
+      <w:pPr>
+        <w:spacing w:after="0"/>
+        <w:jc w:val="both"/>
+        <w:rPr>
+          <w:rFonts w:ascii="Arial" w:hAnsi="Arial" w:cs="Arial"/>
+          <w:sz w:val="24"/>
+          <w:lang w:val="en-US"/>
+        </w:rPr>
+      </w:pPr>
+      <w:r>
+        <w:rPr>
+          <w:rFonts w:ascii="Arial" w:hAnsi="Arial" w:cs="Arial"/>
+          <w:sz w:val="24"/>
+          <w:lang w:val="en-US"/>
+        </w:rPr>
+        <w:t>Positions and basic pay of the employees before all taxes and other obligatory deductions.</w:t>
+      </w:r>
+    </w:p>
+    <w:p>
+      <w:pPr>
+        <w:spacing w:after="0"/>
+        <w:jc w:val="both"/>
+        <w:rPr>
+          <w:rFonts w:ascii="Arial" w:hAnsi="Arial" w:cs="Arial"/>
+          <w:sz w:val="24"/>
+          <w:lang w:val="en-US"/>
+        </w:rPr>
+      </w:pPr>
+    </w:p>
+    <w:tbl>
+      <w:tblPr>
+        <w:tblW w:w="9600" w:type="dxa"/>
+        <w:tblInd w:w="-5" w:type="dxa"/>
+        <w:tblBorders>
+          <w:top w:val="single" w:sz="4" w:space="0" w:color="auto"/>
+          <w:left w:val="single" w:sz="4" w:space="0" w:color="auto"/>
+          <w:bottom w:val="single" w:sz="4" w:space="0" w:color="auto"/>
+          <w:right w:val="single" w:sz="4" w:space="0" w:color="auto"/>
+          <w:insideH w:val="single" w:sz="4" w:space="0" w:color="auto"/>
+          <w:insideV w:val="single" w:sz="4" w:space="0" w:color="auto"/>
+        </w:tblBorders>
+        <w:tblLayout w:type="fixed"/>
+        <w:tblLook w:val="0000" w:firstRow="0" w:lastRow="0" w:firstColumn="0" w:lastColumn="0" w:noHBand="0" w:noVBand="0"/>
+      </w:tblPr>
+      <w:tblGrid>
+        <w:gridCol w:w="800"/>
+        <w:gridCol w:w="6000"/>
+        <w:gridCol w:w="2800"/>
+      </w:tblGrid>
+      <w:tr>
+        <w:tc>
+          <w:tcPr>
+            <w:tcW w:w="800" w:type="dxa"/>
+            <w:shd w:val="clear" w:color="auto" w:fill="auto"/>
+          </w:tcPr>
+          <w:p>
+            <w:pPr>
+              <w:spacing w:after="0" w:line="240" w:lineRule="auto"/>
+              <w:rPr>
+                <w:rFonts w:ascii="Arial" w:hAnsi="Arial" w:cs="Arial"/>
+                <w:b/>
+                <w:sz w:val="19"/>
+              </w:rPr>
+            </w:pPr>
+            <w:r>
+              <w:rPr>
+                <w:rFonts w:ascii="Arial" w:hAnsi="Arial" w:cs="Arial"/>
+                <w:b/>
+                <w:sz w:val="19"/>
+              </w:rPr>
+              <w:t>№</w:t>
+            </w:r>
+          </w:p>
+        </w:tc>
+        <w:tc>
+          <w:tcPr>
+            <w:tcW w:w="6000" w:type="dxa"/>
+            <w:shd w:val="clear" w:color="auto" w:fill="auto"/>
+          </w:tcPr>
+          <w:p>
+            <w:pPr>
+              <w:spacing w:after="0" w:line="240" w:lineRule="auto"/>
+              <w:rPr>
+                <w:rFonts w:ascii="Arial" w:hAnsi="Arial" w:cs="Arial"/>
+                <w:b/>
+                <w:sz w:val="19"/>
+              </w:rPr>
+            </w:pPr>
+            <w:r>
+              <w:rPr>
+                <w:rFonts w:ascii="Arial" w:hAnsi="Arial" w:cs="Arial"/>
+                <w:b/>
+                <w:sz w:val="19"/>
+              </w:rPr>
+              <w:t>Position</w:t>
+            </w:r>
+          </w:p>
+        </w:tc>
+        <w:tc>
+          <w:tcPr>
+            <w:tcW w:w="2800" w:type="dxa"/>
+            <w:shd w:val="clear" w:color="auto" w:fill="auto"/>
+          </w:tcPr>
+          <w:p>
+            <w:pPr>
+              <w:spacing w:after="0" w:line="240" w:lineRule="auto"/>
+              <w:rPr>
+                <w:rFonts w:ascii="Arial" w:hAnsi="Arial" w:cs="Arial"/>
+                <w:b/>
+                <w:sz w:val="19"/>
+              </w:rPr>
+            </w:pPr>
+            <w:r>
+              <w:rPr>
+                <w:rFonts w:ascii="Arial" w:hAnsi="Arial" w:cs="Arial"/>
+                <w:b/>
+                <w:sz w:val="19"/>
+              </w:rPr>
+              <w:t>Basic Pay</w:t>
+            </w:r>
+          </w:p>
+        </w:tc>
+      </w:tr>
+      <w:tr>
+        <w:tc>
+          <w:tcPr>
+            <w:tcW w:w="800" w:type="dxa"/>
+            <w:shd w:val="clear" w:color="auto" w:fill="auto"/>
+          </w:tcPr>
+          <w:p>
+            <w:pPr>
+              <w:spacing w:after="0" w:line="240" w:lineRule="auto"/>
+              <w:rPr>
+                <w:rFonts w:ascii="Arial" w:hAnsi="Arial" w:cs="Arial"/>
+                <w:sz w:val="19"/>
+              </w:rPr>
+            </w:pPr>
+          </w:p>
+        </w:tc>
+        <w:tc>
+          <w:tcPr>
+            <w:tcW w:w="6000" w:type="dxa"/>
+            <w:shd w:val="clear" w:color="auto" w:fill="auto"/>
+          </w:tcPr>
+          <w:p>
+            <w:pPr>
+              <w:spacing w:after="0" w:line="240" w:lineRule="auto"/>
+              <w:rPr>
+                <w:rFonts w:ascii="Arial" w:hAnsi="Arial" w:cs="Arial"/>
+                <w:b/>
+                <w:sz w:val="19"/>
+              </w:rPr>
+            </w:pPr>
+            <w:r>
+              <w:rPr>
+                <w:rFonts w:ascii="Arial" w:hAnsi="Arial" w:cs="Arial"/>
+                <w:b/>
+                <w:sz w:val="19"/>
+              </w:rPr>
+              <w:t>Foundation Office</w:t>
+            </w:r>
+          </w:p>
+        </w:tc>
+        <w:tc>
+          <w:tcPr>
+            <w:tcW w:w="2800" w:type="dxa"/>
+            <w:shd w:val="clear" w:color="auto" w:fill="auto"/>
+          </w:tcPr>
+          <w:p>
+            <w:pPr>
+              <w:spacing w:after="0" w:line="240" w:lineRule="auto"/>
+              <w:rPr>
+                <w:rFonts w:ascii="Arial" w:hAnsi="Arial" w:cs="Arial"/>
+                <w:sz w:val="19"/>
+              </w:rPr>
+            </w:pPr>
+          </w:p>
+        </w:tc>
+      </w:tr>
+      <w:tr>
+        <w:tc>
+          <w:tcPr>
+            <w:tcW w:w="800" w:type="dxa"/>
+            <w:shd w:val="clear" w:color="auto" w:fill="auto"/>
+          </w:tcPr>
+          <w:p>
+            <w:pPr>
+              <w:spacing w:after="0" w:line="240" w:lineRule="auto"/>
+              <w:rPr>
+                <w:rFonts w:ascii="Arial" w:hAnsi="Arial" w:cs="Arial"/>
+                <w:sz w:val="19"/>
+              </w:rPr>
+            </w:pPr>
+            <w:r>
+              <w:rPr>
+                <w:rFonts w:ascii="Arial" w:hAnsi="Arial" w:cs="Arial"/>
+                <w:sz w:val="19"/>
+              </w:rPr>
+              <w:t>1.</w:t>
+            </w:r>
+          </w:p>
+        </w:tc>
+        <w:tc>
+          <w:tcPr>
+            <w:tcW w:w="6000" w:type="dxa"/>
+            <w:shd w:val="clear" w:color="auto" w:fill="auto"/>
+          </w:tcPr>
+          <w:p>
+            <w:pPr>
+              <w:spacing w:after="0" w:line="240" w:lineRule="auto"/>
+              <w:rPr>
+                <w:rFonts w:ascii="Arial" w:hAnsi="Arial" w:cs="Arial"/>
+                <w:sz w:val="19"/>
+                <w:lang w:val="en-US"/>
+              </w:rPr>
+            </w:pPr>
+            <w:r>
+              <w:rPr>
+                <w:rFonts w:ascii="Arial" w:hAnsi="Arial" w:cs="Arial"/>
+                <w:sz w:val="19"/>
+                <w:lang w:val="en-US"/>
+              </w:rPr>
+              <w:t>Strategy and R&amp;D Adviser</w:t>
+            </w:r>
+          </w:p>
+        </w:tc>
+        <w:tc>
+          <w:tcPr>
+            <w:tcW w:w="2800" w:type="dxa"/>
+            <w:shd w:val="clear" w:color="auto" w:fill="auto"/>
+          </w:tcPr>
+          <w:p>
+            <w:pPr>
+              <w:spacing w:after="0" w:line="240" w:lineRule="auto"/>
+              <w:rPr>
+                <w:rFonts w:ascii="Arial" w:hAnsi="Arial" w:cs="Arial"/>
+                <w:sz w:val="19"/>
+              </w:rPr>
+            </w:pPr>
+            <w:r>
+              <w:rPr>
+                <w:rFonts w:ascii="Arial" w:hAnsi="Arial" w:cs="Arial"/>
+                <w:sz w:val="19"/>
+              </w:rPr>
+              <w:t>1 400 000,00 KZT</w:t>
+            </w:r>
+          </w:p>
+        </w:tc>
+      </w:tr>
+      <w:tr>
+        <w:tc>
+          <w:tcPr>
+            <w:tcW w:w="800" w:type="dxa"/>
+            <w:shd w:val="clear" w:color="auto" w:fill="auto"/>
+          </w:tcPr>
+          <w:p>
+            <w:pPr>
+              <w:spacing w:after="0" w:line="240" w:lineRule="auto"/>
+              <w:rPr>
+                <w:rFonts w:ascii="Arial" w:hAnsi="Arial" w:cs="Arial"/>
+                <w:sz w:val="19"/>
+              </w:rPr>
+            </w:pPr>
+            <w:r>
+              <w:rPr>
+                <w:rFonts w:ascii="Arial" w:hAnsi="Arial" w:cs="Arial"/>
+                <w:sz w:val="19"/>
+              </w:rPr>
+              <w:t>2.</w:t>
+            </w:r>
+          </w:p>
+        </w:tc>
+        <w:tc>
+          <w:tcPr>
+            <w:tcW w:w="6000" w:type="dxa"/>
+            <w:shd w:val="clear" w:color="auto" w:fill="auto"/>
+          </w:tcPr>
+          <w:p>
+            <w:pPr>
+              <w:spacing w:after="0" w:line="240" w:lineRule="auto"/>
+              <w:rPr>
+                <w:rFonts w:ascii="Arial" w:hAnsi="Arial" w:cs="Arial"/>
+                <w:sz w:val="19"/>
+              </w:rPr>
+            </w:pPr>
+            <w:r>
+              <w:rPr>
+                <w:rFonts w:ascii="Arial" w:hAnsi="Arial" w:cs="Arial"/>
+                <w:sz w:val="19"/>
+              </w:rPr>
+              <w:t>Financial Director</w:t>
+            </w:r>
+          </w:p>
+        </w:tc>
+        <w:tc>
+          <w:tcPr>
+            <w:tcW w:w="2800" w:type="dxa"/>
+            <w:shd w:val="clear" w:color="auto" w:fill="auto"/>
+          </w:tcPr>
+          <w:p>
+            <w:pPr>
+              <w:spacing w:after="0" w:line="240" w:lineRule="auto"/>
+              <w:rPr>
+                <w:rFonts w:ascii="Arial" w:hAnsi="Arial" w:cs="Arial"/>
+                <w:sz w:val="19"/>
+              </w:rPr>
+            </w:pPr>
+            <w:r>
+              <w:rPr>
+                <w:rFonts w:ascii="Arial" w:hAnsi="Arial" w:cs="Arial"/>
+                <w:sz w:val="19"/>
+              </w:rPr>
+              <w:t>1 400 000,00 KZT</w:t>
+            </w:r>
+          </w:p>
+        </w:tc>
+      </w:tr>
+      <w:tr>
+        <w:tc>
+          <w:tcPr>
+            <w:tcW w:w="800" w:type="dxa"/>
+            <w:shd w:val="clear" w:color="auto" w:fill="auto"/>
+          </w:tcPr>
+          <w:p>
+            <w:pPr>
+              <w:spacing w:after="0" w:line="240" w:lineRule="auto"/>
+              <w:rPr>
+                <w:rFonts w:ascii="Arial" w:hAnsi="Arial" w:cs="Arial"/>
+                <w:sz w:val="19"/>
+              </w:rPr>
+            </w:pPr>
+            <w:r>
+              <w:rPr>
+                <w:rFonts w:ascii="Arial" w:hAnsi="Arial" w:cs="Arial"/>
+                <w:sz w:val="19"/>
+              </w:rPr>
+              <w:t>3.</w:t>
+            </w:r>
+          </w:p>
+        </w:tc>
+        <w:tc>
+          <w:tcPr>
+            <w:tcW w:w="6000" w:type="dxa"/>
+            <w:shd w:val="clear" w:color="auto" w:fill="auto"/>
+          </w:tcPr>
+          <w:p>
+            <w:pPr>
+              <w:spacing w:after="0" w:line="240" w:lineRule="auto"/>
+              <w:rPr>
+                <w:rFonts w:ascii="Arial" w:hAnsi="Arial" w:cs="Arial"/>
+                <w:sz w:val="19"/>
+              </w:rPr>
+            </w:pPr>
+            <w:r>
+              <w:rPr>
+                <w:rFonts w:ascii="Arial" w:hAnsi="Arial" w:cs="Arial"/>
+                <w:sz w:val="19"/>
+              </w:rPr>
+              <w:t>Accountant</w:t>
+            </w:r>
+          </w:p>
+        </w:tc>
+        <w:tc>
+          <w:tcPr>
+            <w:tcW w:w="2800" w:type="dxa"/>
+            <w:shd w:val="clear" w:color="auto" w:fill="auto"/>
+          </w:tcPr>
+          <w:p>
+            <w:pPr>
+              <w:spacing w:after="0" w:line="240" w:lineRule="auto"/>
+              <w:rPr>
+                <w:rFonts w:ascii="Arial" w:hAnsi="Arial" w:cs="Arial"/>
+                <w:sz w:val="19"/>
+              </w:rPr>
+            </w:pPr>
+            <w:r>
+              <w:rPr>
+                <w:rFonts w:ascii="Arial" w:hAnsi="Arial" w:cs="Arial"/>
+                <w:sz w:val="19"/>
+              </w:rPr>
+              <w:t>700 000,00 KZT</w:t>
+            </w:r>
+          </w:p>
+        </w:tc>
+      </w:tr>
+      <w:tr>
+        <w:tc>
+          <w:tcPr>
+            <w:tcW w:w="800" w:type="dxa"/>
+            <w:shd w:val="clear" w:color="auto" w:fill="auto"/>
+          </w:tcPr>
+          <w:p>
+            <w:pPr>
+              <w:spacing w:after="0" w:line="240" w:lineRule="auto"/>
+              <w:rPr>
+                <w:rFonts w:ascii="Arial" w:hAnsi="Arial" w:cs="Arial"/>
+                <w:sz w:val="19"/>
+              </w:rPr>
+            </w:pPr>
+          </w:p>
+        </w:tc>
+        <w:tc>
+          <w:tcPr>
+            <w:tcW w:w="6000" w:type="dxa"/>
+            <w:shd w:val="clear" w:color="auto" w:fill="auto"/>
+          </w:tcPr>
+          <w:p>
+            <w:pPr>
+              <w:spacing w:after="0" w:line="240" w:lineRule="auto"/>
+              <w:rPr>
+                <w:rFonts w:ascii="Arial" w:hAnsi="Arial" w:cs="Arial"/>
+                <w:b/>
+                <w:sz w:val="19"/>
+              </w:rPr>
+            </w:pPr>
+            <w:r>
+              <w:rPr>
+                <w:rFonts w:ascii="Arial" w:hAnsi="Arial" w:cs="Arial"/>
+                <w:b/>
+                <w:sz w:val="19"/>
+              </w:rPr>
+              <w:t>Project Office «Taza Qazaqstan»</w:t>
+            </w:r>
+          </w:p>
+        </w:tc>
+        <w:tc>
+          <w:tcPr>
+            <w:tcW w:w="2800" w:type="dxa"/>
+            <w:shd w:val="clear" w:color="auto" w:fill="auto"/>
+          </w:tcPr>
+          <w:p>
+            <w:pPr>
+              <w:spacing w:after="0" w:line="240" w:lineRule="auto"/>
+              <w:rPr>
+                <w:rFonts w:ascii="Arial" w:hAnsi="Arial" w:cs="Arial"/>
+                <w:sz w:val="19"/>
+              </w:rPr>
+            </w:pPr>
+          </w:p>
+        </w:tc>
+      </w:tr>
+      <w:tr>
+        <w:tc>
+          <w:tcPr>
+            <w:tcW w:w="800" w:type="dxa"/>
+            <w:shd w:val="clear" w:color="auto" w:fill="auto"/>
+          </w:tcPr>
+          <w:p>
+            <w:pPr>
+              <w:spacing w:after="0" w:line="240" w:lineRule="auto"/>
+              <w:rPr>
+                <w:rFonts w:ascii="Arial" w:hAnsi="Arial" w:cs="Arial"/>
+                <w:sz w:val="19"/>
+              </w:rPr>
+            </w:pPr>
+            <w:r>
+              <w:rPr>
+                <w:rFonts w:ascii="Arial" w:hAnsi="Arial" w:cs="Arial"/>
+                <w:sz w:val="19"/>
+              </w:rPr>
+              <w:t>4.</w:t>
+            </w:r>
+          </w:p>
+        </w:tc>
+        <w:tc>
+          <w:tcPr>
+            <w:tcW w:w="6000" w:type="dxa"/>
+            <w:shd w:val="clear" w:color="auto" w:fill="auto"/>
+          </w:tcPr>
+          <w:p>
+            <w:pPr>
+              <w:spacing w:after="0" w:line="240" w:lineRule="auto"/>
+              <w:rPr>
+                <w:rFonts w:ascii="Arial" w:hAnsi="Arial" w:cs="Arial"/>
+                <w:sz w:val="19"/>
+                <w:lang w:val="en-US"/>
+              </w:rPr>
+            </w:pPr>
+            <w:r>
+              <w:rPr>
+                <w:rFonts w:ascii="Arial" w:hAnsi="Arial" w:cs="Arial"/>
+                <w:sz w:val="19"/>
+                <w:lang w:val="en-US"/>
+              </w:rPr>
+              <w:t>Head of the Project Office «Taza Qazaqstan»</w:t>
+            </w:r>
+          </w:p>
+        </w:tc>
+        <w:tc>
+          <w:tcPr>
+            <w:tcW w:w="2800" w:type="dxa"/>
+            <w:shd w:val="clear" w:color="auto" w:fill="auto"/>
+          </w:tcPr>
+          <w:p>
+            <w:pPr>
+              <w:spacing w:after="0" w:line="240" w:lineRule="auto"/>
+              <w:rPr>
+                <w:rFonts w:ascii="Arial" w:hAnsi="Arial" w:cs="Arial"/>
+                <w:sz w:val="19"/>
+              </w:rPr>
+            </w:pPr>
+            <w:r>
+              <w:rPr>
+                <w:rFonts w:ascii="Arial" w:hAnsi="Arial" w:cs="Arial"/>
+                <w:sz w:val="19"/>
+              </w:rPr>
+              <w:t>1 400 000,00 KZT</w:t>
+            </w:r>
+          </w:p>
+        </w:tc>
+      </w:tr>
+      <w:tr>
+        <w:tc>
+          <w:tcPr>
+            <w:tcW w:w="800" w:type="dxa"/>
+            <w:shd w:val="clear" w:color="auto" w:fill="auto"/>
+          </w:tcPr>
+          <w:p>
+            <w:pPr>
+              <w:spacing w:after="0" w:line="240" w:lineRule="auto"/>
+              <w:rPr>
+                <w:rFonts w:ascii="Arial" w:hAnsi="Arial" w:cs="Arial"/>
+                <w:sz w:val="19"/>
+              </w:rPr>
+            </w:pPr>
+          </w:p>
+        </w:tc>
+        <w:tc>
+          <w:tcPr>
+            <w:tcW w:w="6000" w:type="dxa"/>
+            <w:shd w:val="clear" w:color="auto" w:fill="auto"/>
+          </w:tcPr>
+          <w:p>
+            <w:pPr>
+              <w:spacing w:after="0" w:line="240" w:lineRule="auto"/>
+              <w:rPr>
+                <w:rFonts w:ascii="Arial" w:hAnsi="Arial" w:cs="Arial"/>
+                <w:b/>
+                <w:sz w:val="19"/>
+                <w:lang w:val="en-US"/>
+              </w:rPr>
+            </w:pPr>
+            <w:r>
+              <w:rPr>
+                <w:rFonts w:ascii="Arial" w:hAnsi="Arial" w:cs="Arial"/>
+                <w:b/>
+                <w:sz w:val="19"/>
+                <w:lang w:val="en-US"/>
+              </w:rPr>
+              <w:t>Department of Sociological Research and Analytics</w:t>
+            </w:r>
+          </w:p>
+        </w:tc>
+        <w:tc>
+          <w:tcPr>
+            <w:tcW w:w="2800" w:type="dxa"/>
+            <w:shd w:val="clear" w:color="auto" w:fill="auto"/>
+          </w:tcPr>
+          <w:p>
+            <w:pPr>
+              <w:spacing w:after="0" w:line="240" w:lineRule="auto"/>
+              <w:rPr>
+                <w:rFonts w:ascii="Arial" w:hAnsi="Arial" w:cs="Arial"/>
+                <w:sz w:val="19"/>
+                <w:lang w:val="en-US"/>
+              </w:rPr>
+            </w:pPr>
+          </w:p>
+        </w:tc>
+      </w:tr>
+      <w:tr>
+        <w:tc>
+          <w:tcPr>
+            <w:tcW w:w="800" w:type="dxa"/>
+            <w:shd w:val="clear" w:color="auto" w:fill="auto"/>
+          </w:tcPr>
+          <w:p>
+            <w:pPr>
+              <w:spacing w:after="0" w:line="240" w:lineRule="auto"/>
+              <w:rPr>
+                <w:rFonts w:ascii="Arial" w:hAnsi="Arial" w:cs="Arial"/>
+                <w:sz w:val="19"/>
+              </w:rPr>
+            </w:pPr>
+            <w:r>
+              <w:rPr>
+                <w:rFonts w:ascii="Arial" w:hAnsi="Arial" w:cs="Arial"/>
+                <w:sz w:val="19"/>
+              </w:rPr>
+              <w:t>5.</w:t>
+            </w:r>
+          </w:p>
+        </w:tc>
+        <w:tc>
+          <w:tcPr>
+            <w:tcW w:w="6000" w:type="dxa"/>
+            <w:shd w:val="clear" w:color="auto" w:fill="auto"/>
+          </w:tcPr>
+          <w:p>
+            <w:pPr>
+              <w:spacing w:after="0" w:line="240" w:lineRule="auto"/>
+              <w:rPr>
+                <w:rFonts w:ascii="Arial" w:hAnsi="Arial" w:cs="Arial"/>
+                <w:sz w:val="19"/>
+              </w:rPr>
+            </w:pPr>
+            <w:r>
+              <w:rPr>
+                <w:rFonts w:ascii="Arial" w:hAnsi="Arial" w:cs="Arial"/>
+                <w:sz w:val="19"/>
+              </w:rPr>
+              <w:t>Head of Department</w:t>
+            </w:r>
+          </w:p>
+        </w:tc>
+        <w:tc>
+          <w:tcPr>
+            <w:tcW w:w="2800" w:type="dxa"/>
+            <w:shd w:val="clear" w:color="auto" w:fill="auto"/>
+          </w:tcPr>
+          <w:p>
+            <w:pPr>
+              <w:spacing w:after="0" w:line="240" w:lineRule="auto"/>
+              <w:rPr>
+                <w:rFonts w:ascii="Arial" w:hAnsi="Arial" w:cs="Arial"/>
+                <w:sz w:val="19"/>
+              </w:rPr>
+            </w:pPr>
+            <w:r>
+              <w:rPr>
+                <w:rFonts w:ascii="Arial" w:hAnsi="Arial" w:cs="Arial"/>
+                <w:sz w:val="19"/>
+              </w:rPr>
+              <w:t>1 300 000,00 KZT</w:t>
+            </w:r>
+          </w:p>
+        </w:tc>
+      </w:tr>
+      <w:tr>
+        <w:tc>
+          <w:tcPr>
+            <w:tcW w:w="800" w:type="dxa"/>
+            <w:shd w:val="clear" w:color="auto" w:fill="auto"/>
+          </w:tcPr>
+          <w:p>
+            <w:pPr>
+              <w:spacing w:after="0" w:line="240" w:lineRule="auto"/>
+              <w:rPr>
+                <w:rFonts w:ascii="Arial" w:hAnsi="Arial" w:cs="Arial"/>
+                <w:sz w:val="19"/>
+              </w:rPr>
+            </w:pPr>
+            <w:r>
+              <w:rPr>
+                <w:rFonts w:ascii="Arial" w:hAnsi="Arial" w:cs="Arial"/>
+                <w:sz w:val="19"/>
+              </w:rPr>
+              <w:t>6.</w:t>
+            </w:r>
+          </w:p>
+        </w:tc>
+        <w:tc>
+          <w:tcPr>
+            <w:tcW w:w="6000" w:type="dxa"/>
+            <w:shd w:val="clear" w:color="auto" w:fill="auto"/>
+          </w:tcPr>
+          <w:p>
+            <w:pPr>
+              <w:spacing w:after="0" w:line="240" w:lineRule="auto"/>
+              <w:rPr>
+                <w:rFonts w:ascii="Arial" w:hAnsi="Arial" w:cs="Arial"/>
+                <w:sz w:val="19"/>
+              </w:rPr>
+            </w:pPr>
+            <w:r>
+              <w:rPr>
+                <w:rFonts w:ascii="Arial" w:hAnsi="Arial" w:cs="Arial"/>
+                <w:sz w:val="19"/>
+              </w:rPr>
+              <w:t>Chief Specialist</w:t>
+            </w:r>
+          </w:p>
+        </w:tc>
+        <w:tc>
+          <w:tcPr>
+            <w:tcW w:w="2800" w:type="dxa"/>
+            <w:shd w:val="clear" w:color="auto" w:fill="auto"/>
+          </w:tcPr>
+          <w:p>
+            <w:pPr>
+              <w:spacing w:after="0" w:line="240" w:lineRule="auto"/>
+              <w:rPr>
+                <w:rFonts w:ascii="Arial" w:hAnsi="Arial" w:cs="Arial"/>
+                <w:sz w:val="19"/>
+              </w:rPr>
+            </w:pPr>
+            <w:r>
+              <w:rPr>
+                <w:rFonts w:ascii="Arial" w:hAnsi="Arial" w:cs="Arial"/>
+                <w:sz w:val="19"/>
+              </w:rPr>
+              <w:t>1 000 000,00 KZT</w:t>
+            </w:r>
+          </w:p>
+        </w:tc>
+      </w:tr>
+      <w:tr>
+        <w:tc>
+          <w:tcPr>
+            <w:tcW w:w="800" w:type="dxa"/>
+            <w:shd w:val="clear" w:color="auto" w:fill="auto"/>
+          </w:tcPr>
+          <w:p>
+            <w:pPr>
+              <w:spacing w:after="0" w:line="240" w:lineRule="auto"/>
+              <w:rPr>
+                <w:rFonts w:ascii="Arial" w:hAnsi="Arial" w:cs="Arial"/>
+                <w:sz w:val="19"/>
+              </w:rPr>
+            </w:pPr>
+            <w:r>
+              <w:rPr>
+                <w:rFonts w:ascii="Arial" w:hAnsi="Arial" w:cs="Arial"/>
+                <w:sz w:val="19"/>
+              </w:rPr>
+              <w:t>7.</w:t>
+            </w:r>
+          </w:p>
+        </w:tc>
+        <w:tc>
+          <w:tcPr>
+            <w:tcW w:w="6000" w:type="dxa"/>
+            <w:shd w:val="clear" w:color="auto" w:fill="auto"/>
+          </w:tcPr>
+          <w:p>
+            <w:pPr>
+              <w:spacing w:after="0" w:line="240" w:lineRule="auto"/>
+              <w:rPr>
+                <w:rFonts w:ascii="Arial" w:hAnsi="Arial" w:cs="Arial"/>
+                <w:sz w:val="19"/>
+              </w:rPr>
+            </w:pPr>
+            <w:r>
+              <w:rPr>
+                <w:rFonts w:ascii="Arial" w:hAnsi="Arial" w:cs="Arial"/>
+                <w:sz w:val="19"/>
+              </w:rPr>
+              <w:t>Chief Specialist</w:t>
+            </w:r>
+          </w:p>
+        </w:tc>
+        <w:tc>
+          <w:tcPr>
+            <w:tcW w:w="2800" w:type="dxa"/>
+            <w:shd w:val="clear" w:color="auto" w:fill="auto"/>
+          </w:tcPr>
+          <w:p>
+            <w:pPr>
+              <w:spacing w:after="0" w:line="240" w:lineRule="auto"/>
+              <w:rPr>
+                <w:rFonts w:ascii="Arial" w:hAnsi="Arial" w:cs="Arial"/>
+                <w:sz w:val="19"/>
+              </w:rPr>
+            </w:pPr>
+            <w:r>
+              <w:rPr>
+                <w:rFonts w:ascii="Arial" w:hAnsi="Arial" w:cs="Arial"/>
+                <w:sz w:val="19"/>
+              </w:rPr>
+              <w:t>1 000 000,00 KZT</w:t>
+            </w:r>
+          </w:p>
+        </w:tc>
+      </w:tr>
+      <w:tr>
+        <w:tc>
+          <w:tcPr>
+            <w:tcW w:w="800" w:type="dxa"/>
+            <w:shd w:val="clear" w:color="auto" w:fill="auto"/>
+          </w:tcPr>
+          <w:p>
+            <w:pPr>
+              <w:spacing w:after="0" w:line="240" w:lineRule="auto"/>
+              <w:rPr>
+                <w:rFonts w:ascii="Arial" w:hAnsi="Arial" w:cs="Arial"/>
+                <w:sz w:val="19"/>
+              </w:rPr>
+            </w:pPr>
+            <w:r>
+              <w:rPr>
+                <w:rFonts w:ascii="Arial" w:hAnsi="Arial" w:cs="Arial"/>
+                <w:sz w:val="19"/>
+              </w:rPr>
+              <w:t>8.</w:t>
+            </w:r>
+          </w:p>
+        </w:tc>
+        <w:tc>
+          <w:tcPr>
+            <w:tcW w:w="6000" w:type="dxa"/>
+            <w:shd w:val="clear" w:color="auto" w:fill="auto"/>
+          </w:tcPr>
+          <w:p>
+            <w:pPr>
+              <w:spacing w:after="0" w:line="240" w:lineRule="auto"/>
+              <w:rPr>
+                <w:rFonts w:ascii="Arial" w:hAnsi="Arial" w:cs="Arial"/>
+                <w:sz w:val="19"/>
+              </w:rPr>
+            </w:pPr>
+            <w:r>
+              <w:rPr>
+                <w:rFonts w:ascii="Arial" w:hAnsi="Arial" w:cs="Arial"/>
+                <w:sz w:val="19"/>
+              </w:rPr>
+              <w:t>Leading Specialist</w:t>
+            </w:r>
+          </w:p>
+        </w:tc>
+        <w:tc>
+          <w:tcPr>
+            <w:tcW w:w="2800" w:type="dxa"/>
+            <w:shd w:val="clear" w:color="auto" w:fill="auto"/>
+          </w:tcPr>
+          <w:p>
+            <w:pPr>
+              <w:spacing w:after="0" w:line="240" w:lineRule="auto"/>
+              <w:rPr>
+                <w:rFonts w:ascii="Arial" w:hAnsi="Arial" w:cs="Arial"/>
+                <w:sz w:val="19"/>
+              </w:rPr>
+            </w:pPr>
+            <w:r>
+              <w:rPr>
+                <w:rFonts w:ascii="Arial" w:hAnsi="Arial" w:cs="Arial"/>
+                <w:sz w:val="19"/>
+              </w:rPr>
+              <w:t>700 000,00 KZT</w:t>
+            </w:r>
+          </w:p>
+        </w:tc>
+      </w:tr>
+      <w:tr>
+        <w:tc>
+          <w:tcPr>
+            <w:tcW w:w="800" w:type="dxa"/>
+            <w:shd w:val="clear" w:color="auto" w:fill="auto"/>
+          </w:tcPr>
+          <w:p>
+            <w:pPr>
+              <w:spacing w:after="0" w:line="240" w:lineRule="auto"/>
+              <w:rPr>
+                <w:rFonts w:ascii="Arial" w:hAnsi="Arial" w:cs="Arial"/>
+                <w:sz w:val="19"/>
+              </w:rPr>
+            </w:pPr>
+          </w:p>
+        </w:tc>
+        <w:tc>
+          <w:tcPr>
+            <w:tcW w:w="6000" w:type="dxa"/>
+            <w:shd w:val="clear" w:color="auto" w:fill="auto"/>
+          </w:tcPr>
+          <w:p>
+            <w:pPr>
+              <w:spacing w:after="0" w:line="240" w:lineRule="auto"/>
+              <w:rPr>
+                <w:rFonts w:ascii="Arial" w:hAnsi="Arial" w:cs="Arial"/>
+                <w:b/>
+                <w:sz w:val="19"/>
+                <w:lang w:val="en-US"/>
+              </w:rPr>
+            </w:pPr>
+            <w:r>
+              <w:rPr>
+                <w:rFonts w:ascii="Arial" w:hAnsi="Arial" w:cs="Arial"/>
+                <w:b/>
+                <w:sz w:val="19"/>
+                <w:lang w:val="en-US"/>
+              </w:rPr>
+              <w:t>Department of Project Management and Regional Coordination</w:t>
+            </w:r>
+          </w:p>
+        </w:tc>
+        <w:tc>
+          <w:tcPr>
+            <w:tcW w:w="2800" w:type="dxa"/>
+            <w:shd w:val="clear" w:color="auto" w:fill="auto"/>
+          </w:tcPr>
+          <w:p>
+            <w:pPr>
+              <w:spacing w:after="0" w:line="240" w:lineRule="auto"/>
+              <w:rPr>
+                <w:rFonts w:ascii="Arial" w:hAnsi="Arial" w:cs="Arial"/>
+                <w:sz w:val="19"/>
+                <w:lang w:val="en-US"/>
+              </w:rPr>
+            </w:pPr>
+          </w:p>
+        </w:tc>
+      </w:tr>
+      <w:tr>
+        <w:tc>
+          <w:tcPr>
+            <w:tcW w:w="800" w:type="dxa"/>
+            <w:shd w:val="clear" w:color="auto" w:fill="auto"/>
+          </w:tcPr>
+          <w:p>
+            <w:pPr>
+              <w:spacing w:after="0" w:line="240" w:lineRule="auto"/>
+              <w:rPr>
+                <w:rFonts w:ascii="Arial" w:hAnsi="Arial" w:cs="Arial"/>
+                <w:sz w:val="19"/>
+              </w:rPr>
+            </w:pPr>
+            <w:r>
+              <w:rPr>
+                <w:rFonts w:ascii="Arial" w:hAnsi="Arial" w:cs="Arial"/>
+                <w:sz w:val="19"/>
+              </w:rPr>
+              <w:t>9.</w:t>
+            </w:r>
+          </w:p>
+        </w:tc>
+        <w:tc>
+          <w:tcPr>
+            <w:tcW w:w="6000" w:type="dxa"/>
+            <w:shd w:val="clear" w:color="auto" w:fill="auto"/>
+          </w:tcPr>
+          <w:p>
+            <w:pPr>
+              <w:spacing w:after="0" w:line="240" w:lineRule="auto"/>
+              <w:rPr>
+                <w:rFonts w:ascii="Arial" w:hAnsi="Arial" w:cs="Arial"/>
+                <w:sz w:val="19"/>
+              </w:rPr>
+            </w:pPr>
+            <w:r>
+              <w:rPr>
+                <w:rFonts w:ascii="Arial" w:hAnsi="Arial" w:cs="Arial"/>
+                <w:sz w:val="19"/>
+              </w:rPr>
+              <w:t>Director of Department</w:t>
+            </w:r>
+          </w:p>
+        </w:tc>
+        <w:tc>
+          <w:tcPr>
+            <w:tcW w:w="2800" w:type="dxa"/>
+            <w:shd w:val="clear" w:color="auto" w:fill="auto"/>
+          </w:tcPr>
+          <w:p>
+            <w:pPr>
+              <w:spacing w:after="0" w:line="240" w:lineRule="auto"/>
+              <w:rPr>
+                <w:rFonts w:ascii="Arial" w:hAnsi="Arial" w:cs="Arial"/>
+                <w:sz w:val="19"/>
+              </w:rPr>
+            </w:pPr>
+            <w:r>
+              <w:rPr>
+                <w:rFonts w:ascii="Arial" w:hAnsi="Arial" w:cs="Arial"/>
+                <w:sz w:val="19"/>
+              </w:rPr>
+              <w:t>1 300 000,00 KZT</w:t>
+            </w:r>
+          </w:p>
+        </w:tc>
+      </w:tr>
+      <w:tr>
+        <w:tc>
+          <w:tcPr>
+            <w:tcW w:w="800" w:type="dxa"/>
+            <w:shd w:val="clear" w:color="auto" w:fill="auto"/>
+          </w:tcPr>
+          <w:p>
+            <w:pPr>
+              <w:spacing w:after="0" w:line="240" w:lineRule="auto"/>
+              <w:rPr>
+                <w:rFonts w:ascii="Arial" w:hAnsi="Arial" w:cs="Arial"/>
+                <w:sz w:val="19"/>
+              </w:rPr>
+            </w:pPr>
+            <w:r>
+              <w:rPr>
+                <w:rFonts w:ascii="Arial" w:hAnsi="Arial" w:cs="Arial"/>
+                <w:sz w:val="19"/>
+              </w:rPr>
+              <w:t>10.</w:t>
+            </w:r>
+          </w:p>
+        </w:tc>
+        <w:tc>
+          <w:tcPr>
+            <w:tcW w:w="6000" w:type="dxa"/>
+            <w:shd w:val="clear" w:color="auto" w:fill="auto"/>
+          </w:tcPr>
+          <w:p>
+            <w:pPr>
+              <w:spacing w:after="0" w:line="240" w:lineRule="auto"/>
+              <w:rPr>
+                <w:rFonts w:ascii="Arial" w:hAnsi="Arial" w:cs="Arial"/>
+                <w:sz w:val="19"/>
+              </w:rPr>
+            </w:pPr>
+            <w:r>
+              <w:rPr>
+                <w:rFonts w:ascii="Arial" w:hAnsi="Arial" w:cs="Arial"/>
+                <w:sz w:val="19"/>
+              </w:rPr>
+              <w:t>Deputy Director of Department</w:t>
+            </w:r>
+          </w:p>
+        </w:tc>
+        <w:tc>
+          <w:tcPr>
+            <w:tcW w:w="2800" w:type="dxa"/>
+            <w:shd w:val="clear" w:color="auto" w:fill="auto"/>
+          </w:tcPr>
+          <w:p>
+            <w:pPr>
+              <w:spacing w:after="0" w:line="240" w:lineRule="auto"/>
+              <w:rPr>
+                <w:rFonts w:ascii="Arial" w:hAnsi="Arial" w:cs="Arial"/>
+                <w:sz w:val="19"/>
+              </w:rPr>
+            </w:pPr>
+            <w:r>
+              <w:rPr>
+                <w:rFonts w:ascii="Arial" w:hAnsi="Arial" w:cs="Arial"/>
+                <w:sz w:val="19"/>
+              </w:rPr>
+              <w:t>1 100 000,00 KZT</w:t>
+            </w:r>
+          </w:p>
+        </w:tc>
+      </w:tr>
+      <w:tr>
+        <w:tc>
+          <w:tcPr>
+            <w:tcW w:w="800" w:type="dxa"/>
+            <w:shd w:val="clear" w:color="auto" w:fill="auto"/>
+          </w:tcPr>
+          <w:p>
+            <w:pPr>
+              <w:spacing w:after="0" w:line="240" w:lineRule="auto"/>
+              <w:rPr>
+                <w:rFonts w:ascii="Arial" w:hAnsi="Arial" w:cs="Arial"/>
+                <w:sz w:val="19"/>
+              </w:rPr>
+            </w:pPr>
+            <w:r>
+              <w:rPr>
+                <w:rFonts w:ascii="Arial" w:hAnsi="Arial" w:cs="Arial"/>
+                <w:sz w:val="19"/>
+              </w:rPr>
+              <w:t>11.</w:t>
+            </w:r>
+          </w:p>
+        </w:tc>
+        <w:tc>
+          <w:tcPr>
+            <w:tcW w:w="6000" w:type="dxa"/>
+            <w:shd w:val="clear" w:color="auto" w:fill="auto"/>
+          </w:tcPr>
+          <w:p>
+            <w:pPr>
+              <w:spacing w:after="0" w:line="240" w:lineRule="auto"/>
+              <w:rPr>
+                <w:rFonts w:ascii="Arial" w:hAnsi="Arial" w:cs="Arial"/>
+                <w:sz w:val="19"/>
+              </w:rPr>
+            </w:pPr>
+            <w:r>
+              <w:rPr>
+                <w:rFonts w:ascii="Arial" w:hAnsi="Arial" w:cs="Arial"/>
+                <w:sz w:val="19"/>
+              </w:rPr>
+              <w:t>Chief Specialist</w:t>
+            </w:r>
+          </w:p>
+        </w:tc>
+        <w:tc>
+          <w:tcPr>
+            <w:tcW w:w="2800" w:type="dxa"/>
+            <w:shd w:val="clear" w:color="auto" w:fill="auto"/>
+          </w:tcPr>
+          <w:p>
+            <w:pPr>
+              <w:spacing w:after="0" w:line="240" w:lineRule="auto"/>
+              <w:rPr>
+                <w:rFonts w:ascii="Arial" w:hAnsi="Arial" w:cs="Arial"/>
+                <w:sz w:val="19"/>
+              </w:rPr>
+            </w:pPr>
+            <w:r>
+              <w:rPr>
+                <w:rFonts w:ascii="Arial" w:hAnsi="Arial" w:cs="Arial"/>
+                <w:sz w:val="19"/>
+              </w:rPr>
+              <w:t>1 000 000,00 KZT</w:t>
+            </w:r>
+          </w:p>
+        </w:tc>
+      </w:tr>
+      <w:tr>
+        <w:tc>
+          <w:tcPr>
+            <w:tcW w:w="800" w:type="dxa"/>
+            <w:shd w:val="clear" w:color="auto" w:fill="auto"/>
+          </w:tcPr>
+          <w:p>
+            <w:pPr>
+              <w:spacing w:after="0" w:line="240" w:lineRule="auto"/>
+              <w:rPr>
+                <w:rFonts w:ascii="Arial" w:hAnsi="Arial" w:cs="Arial"/>
+                <w:sz w:val="19"/>
+              </w:rPr>
+            </w:pPr>
+            <w:r>
+              <w:rPr>
+                <w:rFonts w:ascii="Arial" w:hAnsi="Arial" w:cs="Arial"/>
+                <w:sz w:val="19"/>
+              </w:rPr>
+              <w:t>12.</w:t>
+            </w:r>
+          </w:p>
+        </w:tc>
+        <w:tc>
+          <w:tcPr>
+            <w:tcW w:w="6000" w:type="dxa"/>
+            <w:shd w:val="clear" w:color="auto" w:fill="auto"/>
+          </w:tcPr>
+          <w:p>
+            <w:pPr>
+              <w:spacing w:after="0" w:line="240" w:lineRule="auto"/>
+              <w:rPr>
+                <w:rFonts w:ascii="Arial" w:hAnsi="Arial" w:cs="Arial"/>
+                <w:sz w:val="19"/>
+              </w:rPr>
+            </w:pPr>
+            <w:r>
+              <w:rPr>
+                <w:rFonts w:ascii="Arial" w:hAnsi="Arial" w:cs="Arial"/>
+                <w:sz w:val="19"/>
+              </w:rPr>
+              <w:t>Chief Specialist</w:t>
+            </w:r>
+          </w:p>
+        </w:tc>
+        <w:tc>
+          <w:tcPr>
+            <w:tcW w:w="2800" w:type="dxa"/>
+            <w:shd w:val="clear" w:color="auto" w:fill="auto"/>
+          </w:tcPr>
+          <w:p>
+            <w:pPr>
+              <w:spacing w:after="0" w:line="240" w:lineRule="auto"/>
+              <w:rPr>
+                <w:rFonts w:ascii="Arial" w:hAnsi="Arial" w:cs="Arial"/>
+                <w:sz w:val="19"/>
+              </w:rPr>
+            </w:pPr>
+            <w:r>
+              <w:rPr>
+                <w:rFonts w:ascii="Arial" w:hAnsi="Arial" w:cs="Arial"/>
+                <w:sz w:val="19"/>
+              </w:rPr>
+              <w:t>1 000 000,00 KZT</w:t>
+            </w:r>
+          </w:p>
+        </w:tc>
+      </w:tr>
+      <w:tr>
+        <w:tc>
+          <w:tcPr>
+            <w:tcW w:w="800" w:type="dxa"/>
+            <w:shd w:val="clear" w:color="auto" w:fill="auto"/>
+          </w:tcPr>
+          <w:p>
+            <w:pPr>
+              <w:spacing w:after="0" w:line="240" w:lineRule="auto"/>
+              <w:rPr>
+                <w:rFonts w:ascii="Arial" w:hAnsi="Arial" w:cs="Arial"/>
+                <w:sz w:val="19"/>
+              </w:rPr>
+            </w:pPr>
+            <w:r>
+              <w:rPr>
+                <w:rFonts w:ascii="Arial" w:hAnsi="Arial" w:cs="Arial"/>
+                <w:sz w:val="19"/>
+              </w:rPr>
+              <w:t>13.</w:t>
+            </w:r>
+          </w:p>
+        </w:tc>
+        <w:tc>
+          <w:tcPr>
+            <w:tcW w:w="6000" w:type="dxa"/>
+            <w:shd w:val="clear" w:color="auto" w:fill="auto"/>
+          </w:tcPr>
+          <w:p>
+            <w:pPr>
+              <w:spacing w:after="0" w:line="240" w:lineRule="auto"/>
+              <w:rPr>
+                <w:rFonts w:ascii="Arial" w:hAnsi="Arial" w:cs="Arial"/>
+                <w:sz w:val="19"/>
+              </w:rPr>
+            </w:pPr>
+            <w:r>
+              <w:rPr>
+                <w:rFonts w:ascii="Arial" w:hAnsi="Arial" w:cs="Arial"/>
+                <w:sz w:val="19"/>
+              </w:rPr>
+              <w:t>Chief Specialist</w:t>
+            </w:r>
+          </w:p>
+        </w:tc>
+        <w:tc>
+          <w:tcPr>
+            <w:tcW w:w="2800" w:type="dxa"/>
+            <w:shd w:val="clear" w:color="auto" w:fill="auto"/>
+          </w:tcPr>
+          <w:p>
+            <w:pPr>
+              <w:spacing w:after="0" w:line="240" w:lineRule="auto"/>
+              <w:rPr>
+                <w:rFonts w:ascii="Arial" w:hAnsi="Arial" w:cs="Arial"/>
+                <w:sz w:val="19"/>
+              </w:rPr>
+            </w:pPr>
+            <w:r>
+              <w:rPr>
+                <w:rFonts w:ascii="Arial" w:hAnsi="Arial" w:cs="Arial"/>
+                <w:sz w:val="19"/>
+              </w:rPr>
+              <w:t>1 000 000,00 KZT</w:t>
+            </w:r>
+          </w:p>
+        </w:tc>
+      </w:tr>
+      <w:tr>
+        <w:tc>
+          <w:tcPr>
+            <w:tcW w:w="800" w:type="dxa"/>
+            <w:shd w:val="clear" w:color="auto" w:fill="auto"/>
+          </w:tcPr>
+          <w:p>
+            <w:pPr>
+              <w:spacing w:after="0" w:line="240" w:lineRule="auto"/>
+              <w:rPr>
+                <w:rFonts w:ascii="Arial" w:hAnsi="Arial" w:cs="Arial"/>
+                <w:sz w:val="19"/>
+              </w:rPr>
+            </w:pPr>
+            <w:r>
+              <w:rPr>
+                <w:rFonts w:ascii="Arial" w:hAnsi="Arial" w:cs="Arial"/>
+                <w:sz w:val="19"/>
+              </w:rPr>
+              <w:t>14.</w:t>
+            </w:r>
+          </w:p>
+        </w:tc>
+        <w:tc>
+          <w:tcPr>
+            <w:tcW w:w="6000" w:type="dxa"/>
+            <w:shd w:val="clear" w:color="auto" w:fill="auto"/>
+          </w:tcPr>
+          <w:p>
+            <w:pPr>
+              <w:spacing w:after="0" w:line="240" w:lineRule="auto"/>
+              <w:rPr>
+                <w:rFonts w:ascii="Arial" w:hAnsi="Arial" w:cs="Arial"/>
+                <w:sz w:val="19"/>
+              </w:rPr>
+            </w:pPr>
+            <w:r>
+              <w:rPr>
+                <w:rFonts w:ascii="Arial" w:hAnsi="Arial" w:cs="Arial"/>
+                <w:sz w:val="19"/>
+              </w:rPr>
+              <w:t>Leading Specialist</w:t>
+            </w:r>
+          </w:p>
+        </w:tc>
+        <w:tc>
+          <w:tcPr>
+            <w:tcW w:w="2800" w:type="dxa"/>
+            <w:shd w:val="clear" w:color="auto" w:fill="auto"/>
+          </w:tcPr>
+          <w:p>
+            <w:pPr>
+              <w:spacing w:after="0" w:line="240" w:lineRule="auto"/>
+              <w:rPr>
+                <w:rFonts w:ascii="Arial" w:hAnsi="Arial" w:cs="Arial"/>
+                <w:sz w:val="19"/>
+              </w:rPr>
+            </w:pPr>
+            <w:r>
+              <w:rPr>
+                <w:rFonts w:ascii="Arial" w:hAnsi="Arial" w:cs="Arial"/>
+                <w:sz w:val="19"/>
+              </w:rPr>
+              <w:t>1 000 000,00 KZT</w:t>
+            </w:r>
+          </w:p>
+        </w:tc>
+      </w:tr>
+      <w:tr>
+        <w:tc>
+          <w:tcPr>
+            <w:tcW w:w="800" w:type="dxa"/>
+            <w:shd w:val="clear" w:color="auto" w:fill="auto"/>
+          </w:tcPr>
+          <w:p>
+            <w:pPr>
+              <w:spacing w:after="0" w:line="240" w:lineRule="auto"/>
+              <w:rPr>
+                <w:rFonts w:ascii="Arial" w:hAnsi="Arial" w:cs="Arial"/>
+                <w:sz w:val="19"/>
+              </w:rPr>
+            </w:pPr>
+            <w:r>
+              <w:rPr>
+                <w:rFonts w:ascii="Arial" w:hAnsi="Arial" w:cs="Arial"/>
+                <w:sz w:val="19"/>
+              </w:rPr>
+              <w:t>15.</w:t>
+            </w:r>
+          </w:p>
+        </w:tc>
+        <w:tc>
+          <w:tcPr>
+            <w:tcW w:w="6000" w:type="dxa"/>
+            <w:shd w:val="clear" w:color="auto" w:fill="auto"/>
+          </w:tcPr>
+          <w:p>
+            <w:pPr>
+              <w:spacing w:after="0" w:line="240" w:lineRule="auto"/>
+              <w:rPr>
+                <w:rFonts w:ascii="Arial" w:hAnsi="Arial" w:cs="Arial"/>
+                <w:sz w:val="19"/>
+              </w:rPr>
+            </w:pPr>
+            <w:r>
+              <w:rPr>
+                <w:rFonts w:ascii="Arial" w:hAnsi="Arial" w:cs="Arial"/>
+                <w:sz w:val="19"/>
+              </w:rPr>
+              <w:t>Leading Specialist</w:t>
+            </w:r>
+          </w:p>
+        </w:tc>
+        <w:tc>
+          <w:tcPr>
+            <w:tcW w:w="2800" w:type="dxa"/>
+            <w:shd w:val="clear" w:color="auto" w:fill="auto"/>
+          </w:tcPr>
+          <w:p>
+            <w:pPr>
+              <w:spacing w:after="0" w:line="240" w:lineRule="auto"/>
+              <w:rPr>
+                <w:rFonts w:ascii="Arial" w:hAnsi="Arial" w:cs="Arial"/>
+                <w:sz w:val="19"/>
+              </w:rPr>
+            </w:pPr>
+            <w:r>
+              <w:rPr>
+                <w:rFonts w:ascii="Arial" w:hAnsi="Arial" w:cs="Arial"/>
+                <w:sz w:val="19"/>
+              </w:rPr>
+              <w:t>700 000,00 KZT</w:t>
+            </w:r>
+          </w:p>
+        </w:tc>
+      </w:tr>
+      <w:tr>
+        <w:tc>
+          <w:tcPr>
+            <w:tcW w:w="800" w:type="dxa"/>
+            <w:shd w:val="clear" w:color="auto" w:fill="auto"/>
+          </w:tcPr>
+          <w:p>
+            <w:pPr>
+              <w:spacing w:after="0" w:line="240" w:lineRule="auto"/>
+              <w:rPr>
+                <w:rFonts w:ascii="Arial" w:hAnsi="Arial" w:cs="Arial"/>
+                <w:sz w:val="19"/>
+              </w:rPr>
+            </w:pPr>
+            <w:r>
+              <w:rPr>
+                <w:rFonts w:ascii="Arial" w:hAnsi="Arial" w:cs="Arial"/>
+                <w:sz w:val="19"/>
+              </w:rPr>
+              <w:t>16.</w:t>
+            </w:r>
+          </w:p>
+        </w:tc>
+        <w:tc>
+          <w:tcPr>
+            <w:tcW w:w="6000" w:type="dxa"/>
+            <w:shd w:val="clear" w:color="auto" w:fill="auto"/>
+          </w:tcPr>
+          <w:p>
+            <w:pPr>
+              <w:spacing w:after="0" w:line="240" w:lineRule="auto"/>
+              <w:rPr>
+                <w:rFonts w:ascii="Arial" w:hAnsi="Arial" w:cs="Arial"/>
+                <w:sz w:val="19"/>
+              </w:rPr>
+            </w:pPr>
+            <w:r>
+              <w:rPr>
+                <w:rFonts w:ascii="Arial" w:hAnsi="Arial" w:cs="Arial"/>
+                <w:sz w:val="19"/>
+              </w:rPr>
+              <w:t>Leading Specialist</w:t>
+            </w:r>
+          </w:p>
+        </w:tc>
+        <w:tc>
+          <w:tcPr>
+            <w:tcW w:w="2800" w:type="dxa"/>
+            <w:shd w:val="clear" w:color="auto" w:fill="auto"/>
+          </w:tcPr>
+          <w:p>
+            <w:pPr>
+              <w:spacing w:after="0" w:line="240" w:lineRule="auto"/>
+              <w:rPr>
+                <w:rFonts w:ascii="Arial" w:hAnsi="Arial" w:cs="Arial"/>
+                <w:sz w:val="19"/>
+              </w:rPr>
+            </w:pPr>
+            <w:r>
+              <w:rPr>
+                <w:rFonts w:ascii="Arial" w:hAnsi="Arial" w:cs="Arial"/>
+                <w:sz w:val="19"/>
+              </w:rPr>
+              <w:t>700 000,00 KZT</w:t>
+            </w:r>
+          </w:p>
+        </w:tc>
+      </w:tr>
+      <w:tr>
+        <w:tc>
+          <w:tcPr>
+            <w:tcW w:w="800" w:type="dxa"/>
+            <w:shd w:val="clear" w:color="auto" w:fill="auto"/>
+          </w:tcPr>
+          <w:p>
+            <w:pPr>
+              <w:spacing w:after="0" w:line="240" w:lineRule="auto"/>
+              <w:rPr>
+                <w:rFonts w:ascii="Arial" w:hAnsi="Arial" w:cs="Arial"/>
+                <w:sz w:val="19"/>
+              </w:rPr>
+            </w:pPr>
+            <w:r>
+              <w:rPr>
+                <w:rFonts w:ascii="Arial" w:hAnsi="Arial" w:cs="Arial"/>
+                <w:sz w:val="19"/>
+              </w:rPr>
+              <w:t>17.</w:t>
+            </w:r>
+          </w:p>
+        </w:tc>
+        <w:tc>
+          <w:tcPr>
+            <w:tcW w:w="6000" w:type="dxa"/>
+            <w:shd w:val="clear" w:color="auto" w:fill="auto"/>
+          </w:tcPr>
+          <w:p>
+            <w:pPr>
+              <w:spacing w:after="0" w:line="240" w:lineRule="auto"/>
+              <w:rPr>
+                <w:rFonts w:ascii="Arial" w:hAnsi="Arial" w:cs="Arial"/>
+                <w:sz w:val="19"/>
+              </w:rPr>
+            </w:pPr>
+            <w:r>
+              <w:rPr>
+                <w:rFonts w:ascii="Arial" w:hAnsi="Arial" w:cs="Arial"/>
+                <w:sz w:val="19"/>
+              </w:rPr>
+              <w:t>Leading Specialist</w:t>
+            </w:r>
+          </w:p>
+        </w:tc>
+        <w:tc>
+          <w:tcPr>
+            <w:tcW w:w="2800" w:type="dxa"/>
+            <w:shd w:val="clear" w:color="auto" w:fill="auto"/>
+          </w:tcPr>
+          <w:p>
+            <w:pPr>
+              <w:spacing w:after="0" w:line="240" w:lineRule="auto"/>
+              <w:rPr>
+                <w:rFonts w:ascii="Arial" w:hAnsi="Arial" w:cs="Arial"/>
+                <w:sz w:val="19"/>
+              </w:rPr>
+            </w:pPr>
+            <w:r>
+              <w:rPr>
+                <w:rFonts w:ascii="Arial" w:hAnsi="Arial" w:cs="Arial"/>
+                <w:sz w:val="19"/>
+              </w:rPr>
+              <w:t>700 000,00 KZT</w:t>
+            </w:r>
+          </w:p>
+        </w:tc>
+      </w:tr>
+      <w:tr>
+        <w:tc>
+          <w:tcPr>
+            <w:tcW w:w="800" w:type="dxa"/>
+            <w:shd w:val="clear" w:color="auto" w:fill="auto"/>
+          </w:tcPr>
+          <w:p>
+            <w:pPr>
+              <w:spacing w:after="0" w:line="240" w:lineRule="auto"/>
+              <w:rPr>
+                <w:rFonts w:ascii="Arial" w:hAnsi="Arial" w:cs="Arial"/>
+                <w:sz w:val="19"/>
+              </w:rPr>
+            </w:pPr>
+            <w:r>
+              <w:rPr>
+                <w:rFonts w:ascii="Arial" w:hAnsi="Arial" w:cs="Arial"/>
+                <w:sz w:val="19"/>
+              </w:rPr>
+              <w:t>18.</w:t>
+            </w:r>
+          </w:p>
+        </w:tc>
+        <w:tc>
+          <w:tcPr>
+            <w:tcW w:w="6000" w:type="dxa"/>
+            <w:shd w:val="clear" w:color="auto" w:fill="auto"/>
+          </w:tcPr>
+          <w:p>
+            <w:pPr>
+              <w:spacing w:after="0" w:line="240" w:lineRule="auto"/>
+              <w:rPr>
+                <w:rFonts w:ascii="Arial" w:hAnsi="Arial" w:cs="Arial"/>
+                <w:sz w:val="19"/>
+              </w:rPr>
+            </w:pPr>
+            <w:r>
+              <w:rPr>
+                <w:rFonts w:ascii="Arial" w:hAnsi="Arial" w:cs="Arial"/>
+                <w:sz w:val="19"/>
+              </w:rPr>
+              <w:t>Leading Specialist</w:t>
+            </w:r>
+          </w:p>
+        </w:tc>
+        <w:tc>
+          <w:tcPr>
+            <w:tcW w:w="2800" w:type="dxa"/>
+            <w:shd w:val="clear" w:color="auto" w:fill="auto"/>
+          </w:tcPr>
+          <w:p>
+            <w:pPr>
+              <w:spacing w:after="0" w:line="240" w:lineRule="auto"/>
+              <w:rPr>
+                <w:rFonts w:ascii="Arial" w:hAnsi="Arial" w:cs="Arial"/>
+                <w:sz w:val="19"/>
+              </w:rPr>
+            </w:pPr>
+            <w:r>
+              <w:rPr>
+                <w:rFonts w:ascii="Arial" w:hAnsi="Arial" w:cs="Arial"/>
+                <w:sz w:val="19"/>
+              </w:rPr>
+              <w:t>700 000,00 KZT</w:t>
+            </w:r>
+          </w:p>
+        </w:tc>
+      </w:tr>
+      <w:tr>
+        <w:tc>
+          <w:tcPr>
+            <w:tcW w:w="800" w:type="dxa"/>
+            <w:shd w:val="clear" w:color="auto" w:fill="auto"/>
+          </w:tcPr>
+          <w:p>
+            <w:pPr>
+              <w:spacing w:after="0" w:line="240" w:lineRule="auto"/>
+              <w:rPr>
+                <w:rFonts w:ascii="Arial" w:hAnsi="Arial" w:cs="Arial"/>
+                <w:sz w:val="19"/>
+              </w:rPr>
+            </w:pPr>
+          </w:p>
+        </w:tc>
+        <w:tc>
+          <w:tcPr>
+            <w:tcW w:w="6000" w:type="dxa"/>
+            <w:shd w:val="clear" w:color="auto" w:fill="auto"/>
+          </w:tcPr>
+          <w:p>
+            <w:pPr>
+              <w:spacing w:after="0" w:line="240" w:lineRule="auto"/>
+              <w:rPr>
+                <w:rFonts w:ascii="Arial" w:hAnsi="Arial" w:cs="Arial"/>
+                <w:b/>
+                <w:sz w:val="19"/>
+              </w:rPr>
+            </w:pPr>
+            <w:r>
+              <w:rPr>
+                <w:rFonts w:ascii="Arial" w:hAnsi="Arial" w:cs="Arial"/>
+                <w:b/>
+                <w:sz w:val="19"/>
+              </w:rPr>
+              <w:t>Department of Digital Development</w:t>
+            </w:r>
+          </w:p>
+        </w:tc>
+        <w:tc>
+          <w:tcPr>
+            <w:tcW w:w="2800" w:type="dxa"/>
+            <w:shd w:val="clear" w:color="auto" w:fill="auto"/>
+          </w:tcPr>
+          <w:p>
+            <w:pPr>
+              <w:spacing w:after="0" w:line="240" w:lineRule="auto"/>
+              <w:rPr>
+                <w:rFonts w:ascii="Arial" w:hAnsi="Arial" w:cs="Arial"/>
+                <w:sz w:val="19"/>
+              </w:rPr>
+            </w:pPr>
+          </w:p>
+        </w:tc>
+      </w:tr>
+      <w:tr>
+        <w:tc>
+          <w:tcPr>
+            <w:tcW w:w="800" w:type="dxa"/>
+            <w:shd w:val="clear" w:color="auto" w:fill="auto"/>
+          </w:tcPr>
+          <w:p>
+            <w:pPr>
+              <w:spacing w:after="0" w:line="240" w:lineRule="auto"/>
+              <w:rPr>
+                <w:rFonts w:ascii="Arial" w:hAnsi="Arial" w:cs="Arial"/>
+                <w:sz w:val="19"/>
+              </w:rPr>
+            </w:pPr>
+            <w:r>
+              <w:rPr>
+                <w:rFonts w:ascii="Arial" w:hAnsi="Arial" w:cs="Arial"/>
+                <w:sz w:val="19"/>
+              </w:rPr>
+              <w:t>19.</w:t>
+            </w:r>
+          </w:p>
+        </w:tc>
+        <w:tc>
+          <w:tcPr>
+            <w:tcW w:w="6000" w:type="dxa"/>
+            <w:shd w:val="clear" w:color="auto" w:fill="auto"/>
+          </w:tcPr>
+          <w:p>
+            <w:pPr>
+              <w:spacing w:after="0" w:line="240" w:lineRule="auto"/>
+              <w:rPr>
+                <w:rFonts w:ascii="Arial" w:hAnsi="Arial" w:cs="Arial"/>
+                <w:sz w:val="19"/>
+              </w:rPr>
+            </w:pPr>
+            <w:r>
+              <w:rPr>
+                <w:rFonts w:ascii="Arial" w:hAnsi="Arial" w:cs="Arial"/>
+                <w:sz w:val="19"/>
+              </w:rPr>
+              <w:t>Head of Department</w:t>
+            </w:r>
+          </w:p>
+        </w:tc>
+        <w:tc>
+          <w:tcPr>
+            <w:tcW w:w="2800" w:type="dxa"/>
+            <w:shd w:val="clear" w:color="auto" w:fill="auto"/>
+          </w:tcPr>
+          <w:p>
+            <w:pPr>
+              <w:spacing w:after="0" w:line="240" w:lineRule="auto"/>
+              <w:rPr>
+                <w:rFonts w:ascii="Arial" w:hAnsi="Arial" w:cs="Arial"/>
+                <w:sz w:val="19"/>
+              </w:rPr>
+            </w:pPr>
+            <w:r>
+              <w:rPr>
+                <w:rFonts w:ascii="Arial" w:hAnsi="Arial" w:cs="Arial"/>
+                <w:sz w:val="19"/>
+              </w:rPr>
+              <w:t>1 300 000,00 KZT</w:t>
+            </w:r>
+          </w:p>
+        </w:tc>
+      </w:tr>
+      <w:tr>
+        <w:tc>
+          <w:tcPr>
+            <w:tcW w:w="800" w:type="dxa"/>
+            <w:shd w:val="clear" w:color="auto" w:fill="auto"/>
+          </w:tcPr>
+          <w:p>
+            <w:pPr>
+              <w:spacing w:after="0" w:line="240" w:lineRule="auto"/>
+              <w:rPr>
+                <w:rFonts w:ascii="Arial" w:hAnsi="Arial" w:cs="Arial"/>
+                <w:sz w:val="19"/>
+              </w:rPr>
+            </w:pPr>
+          </w:p>
+        </w:tc>
+        <w:tc>
+          <w:tcPr>
+            <w:tcW w:w="6000" w:type="dxa"/>
+            <w:shd w:val="clear" w:color="auto" w:fill="auto"/>
+          </w:tcPr>
+          <w:p>
+            <w:pPr>
+              <w:spacing w:after="0" w:line="240" w:lineRule="auto"/>
+              <w:rPr>
+                <w:rFonts w:ascii="Arial" w:hAnsi="Arial" w:cs="Arial"/>
+                <w:b/>
+                <w:sz w:val="19"/>
+              </w:rPr>
+            </w:pPr>
+            <w:r>
+              <w:rPr>
+                <w:rFonts w:ascii="Arial" w:hAnsi="Arial" w:cs="Arial"/>
+                <w:b/>
+                <w:sz w:val="19"/>
+              </w:rPr>
+              <w:t>Communication and Creative Group</w:t>
+            </w:r>
+          </w:p>
+        </w:tc>
+        <w:tc>
+          <w:tcPr>
+            <w:tcW w:w="2800" w:type="dxa"/>
+            <w:shd w:val="clear" w:color="auto" w:fill="auto"/>
+          </w:tcPr>
+          <w:p>
+            <w:pPr>
+              <w:spacing w:after="0" w:line="240" w:lineRule="auto"/>
+              <w:rPr>
+                <w:rFonts w:ascii="Arial" w:hAnsi="Arial" w:cs="Arial"/>
+                <w:sz w:val="19"/>
+              </w:rPr>
+            </w:pPr>
+          </w:p>
+        </w:tc>
+      </w:tr>
+      <w:tr>
+        <w:tc>
+          <w:tcPr>
+            <w:tcW w:w="800" w:type="dxa"/>
+            <w:shd w:val="clear" w:color="auto" w:fill="auto"/>
+          </w:tcPr>
+          <w:p>
+            <w:pPr>
+              <w:spacing w:after="0" w:line="240" w:lineRule="auto"/>
+              <w:rPr>
+                <w:rFonts w:ascii="Arial" w:hAnsi="Arial" w:cs="Arial"/>
+                <w:sz w:val="19"/>
+              </w:rPr>
+            </w:pPr>
+            <w:r>
+              <w:rPr>
+                <w:rFonts w:ascii="Arial" w:hAnsi="Arial" w:cs="Arial"/>
+                <w:sz w:val="19"/>
+              </w:rPr>
+              <w:t>20.</w:t>
+            </w:r>
+          </w:p>
+        </w:tc>
+        <w:tc>
+          <w:tcPr>
+            <w:tcW w:w="6000" w:type="dxa"/>
+            <w:shd w:val="clear" w:color="auto" w:fill="auto"/>
+          </w:tcPr>
+          <w:p>
+            <w:pPr>
+              <w:spacing w:after="0" w:line="240" w:lineRule="auto"/>
+              <w:rPr>
+                <w:rFonts w:ascii="Arial" w:hAnsi="Arial" w:cs="Arial"/>
+                <w:sz w:val="19"/>
+              </w:rPr>
+            </w:pPr>
+            <w:r>
+              <w:rPr>
+                <w:rFonts w:ascii="Arial" w:hAnsi="Arial" w:cs="Arial"/>
+                <w:sz w:val="19"/>
+              </w:rPr>
+              <w:t>Head of Group</w:t>
+            </w:r>
+          </w:p>
+        </w:tc>
+        <w:tc>
+          <w:tcPr>
+            <w:tcW w:w="2800" w:type="dxa"/>
+            <w:shd w:val="clear" w:color="auto" w:fill="auto"/>
+          </w:tcPr>
+          <w:p>
+            <w:pPr>
+              <w:spacing w:after="0" w:line="240" w:lineRule="auto"/>
+              <w:rPr>
+                <w:rFonts w:ascii="Arial" w:hAnsi="Arial" w:cs="Arial"/>
+                <w:sz w:val="19"/>
+              </w:rPr>
+            </w:pPr>
+            <w:r>
+              <w:rPr>
+                <w:rFonts w:ascii="Arial" w:hAnsi="Arial" w:cs="Arial"/>
+                <w:sz w:val="19"/>
+              </w:rPr>
+              <w:t>1 300 000,00 KZT</w:t>
+            </w:r>
+          </w:p>
+        </w:tc>
+      </w:tr>
+      <w:tr>
+        <w:tc>
+          <w:tcPr>
+            <w:tcW w:w="800" w:type="dxa"/>
+            <w:shd w:val="clear" w:color="auto" w:fill="auto"/>
+          </w:tcPr>
+          <w:p>
+            <w:pPr>
+              <w:spacing w:after="0" w:line="240" w:lineRule="auto"/>
+              <w:rPr>
+                <w:rFonts w:ascii="Arial" w:hAnsi="Arial" w:cs="Arial"/>
+                <w:sz w:val="19"/>
+              </w:rPr>
+            </w:pPr>
+            <w:r>
+              <w:rPr>
+                <w:rFonts w:ascii="Arial" w:hAnsi="Arial" w:cs="Arial"/>
+                <w:sz w:val="19"/>
+              </w:rPr>
+              <w:t>21.</w:t>
+            </w:r>
+          </w:p>
+        </w:tc>
+        <w:tc>
+          <w:tcPr>
+            <w:tcW w:w="6000" w:type="dxa"/>
+            <w:shd w:val="clear" w:color="auto" w:fill="auto"/>
+          </w:tcPr>
+          <w:p>
+            <w:pPr>
+              <w:spacing w:after="0" w:line="240" w:lineRule="auto"/>
+              <w:rPr>
+                <w:rFonts w:ascii="Arial" w:hAnsi="Arial" w:cs="Arial"/>
+                <w:sz w:val="19"/>
+              </w:rPr>
+            </w:pPr>
+            <w:r>
+              <w:rPr>
+                <w:rFonts w:ascii="Arial" w:hAnsi="Arial" w:cs="Arial"/>
+                <w:sz w:val="19"/>
+              </w:rPr>
+              <w:t>Chief Specialist</w:t>
+            </w:r>
+          </w:p>
+        </w:tc>
+        <w:tc>
+          <w:tcPr>
+            <w:tcW w:w="2800" w:type="dxa"/>
+            <w:shd w:val="clear" w:color="auto" w:fill="auto"/>
+          </w:tcPr>
+          <w:p>
+            <w:pPr>
+              <w:spacing w:after="0" w:line="240" w:lineRule="auto"/>
+              <w:rPr>
+                <w:rFonts w:ascii="Arial" w:hAnsi="Arial" w:cs="Arial"/>
+                <w:sz w:val="19"/>
+              </w:rPr>
+            </w:pPr>
+            <w:r>
+              <w:rPr>
+                <w:rFonts w:ascii="Arial" w:hAnsi="Arial" w:cs="Arial"/>
+                <w:sz w:val="19"/>
+              </w:rPr>
+              <w:t>1 000 000,00 KZT</w:t>
+            </w:r>
+          </w:p>
+        </w:tc>
+      </w:tr>
+      <w:tr>
+        <w:tc>
+          <w:tcPr>
+            <w:tcW w:w="800" w:type="dxa"/>
+            <w:shd w:val="clear" w:color="auto" w:fill="auto"/>
+          </w:tcPr>
+          <w:p>
+            <w:pPr>
+              <w:spacing w:after="0" w:line="240" w:lineRule="auto"/>
+              <w:rPr>
+                <w:rFonts w:ascii="Arial" w:hAnsi="Arial" w:cs="Arial"/>
+                <w:sz w:val="19"/>
+              </w:rPr>
+            </w:pPr>
+            <w:r>
+              <w:rPr>
+                <w:rFonts w:ascii="Arial" w:hAnsi="Arial" w:cs="Arial"/>
+                <w:sz w:val="19"/>
+              </w:rPr>
+              <w:t>22.</w:t>
+            </w:r>
+          </w:p>
+        </w:tc>
+        <w:tc>
+          <w:tcPr>
+            <w:tcW w:w="6000" w:type="dxa"/>
+            <w:shd w:val="clear" w:color="auto" w:fill="auto"/>
+          </w:tcPr>
+          <w:p>
+            <w:pPr>
+              <w:spacing w:after="0" w:line="240" w:lineRule="auto"/>
+              <w:rPr>
+                <w:rFonts w:ascii="Arial" w:hAnsi="Arial" w:cs="Arial"/>
+                <w:sz w:val="19"/>
+              </w:rPr>
+            </w:pPr>
+            <w:r>
+              <w:rPr>
+                <w:rFonts w:ascii="Arial" w:hAnsi="Arial" w:cs="Arial"/>
+                <w:sz w:val="19"/>
+              </w:rPr>
+              <w:t>Leading Specialist</w:t>
+            </w:r>
+          </w:p>
+        </w:tc>
+        <w:tc>
+          <w:tcPr>
+            <w:tcW w:w="2800" w:type="dxa"/>
+            <w:shd w:val="clear" w:color="auto" w:fill="auto"/>
+          </w:tcPr>
+          <w:p>
+            <w:pPr>
+              <w:spacing w:after="0" w:line="240" w:lineRule="auto"/>
+              <w:rPr>
+                <w:rFonts w:ascii="Arial" w:hAnsi="Arial" w:cs="Arial"/>
+                <w:sz w:val="19"/>
+              </w:rPr>
+            </w:pPr>
+            <w:r>
+              <w:rPr>
+                <w:rFonts w:ascii="Arial" w:hAnsi="Arial" w:cs="Arial"/>
+                <w:sz w:val="19"/>
+              </w:rPr>
+              <w:t>1 000 000,00 KZT</w:t>
+            </w:r>
+          </w:p>
+        </w:tc>
+      </w:tr>
+      <w:tr>
+        <w:tc>
+          <w:tcPr>
+            <w:tcW w:w="800" w:type="dxa"/>
+            <w:shd w:val="clear" w:color="auto" w:fill="auto"/>
+          </w:tcPr>
+          <w:p>
+            <w:pPr>
+              <w:spacing w:after="0" w:line="240" w:lineRule="auto"/>
+              <w:rPr>
+                <w:rFonts w:ascii="Arial" w:hAnsi="Arial" w:cs="Arial"/>
+                <w:sz w:val="19"/>
+              </w:rPr>
+            </w:pPr>
+            <w:r>
+              <w:rPr>
+                <w:rFonts w:ascii="Arial" w:hAnsi="Arial" w:cs="Arial"/>
+                <w:sz w:val="19"/>
+              </w:rPr>
+              <w:t>23.</w:t>
+            </w:r>
+          </w:p>
+        </w:tc>
+        <w:tc>
+          <w:tcPr>
+            <w:tcW w:w="6000" w:type="dxa"/>
+            <w:shd w:val="clear" w:color="auto" w:fill="auto"/>
+          </w:tcPr>
+          <w:p>
+            <w:pPr>
+              <w:spacing w:after="0" w:line="240" w:lineRule="auto"/>
+              <w:rPr>
+                <w:rFonts w:ascii="Arial" w:hAnsi="Arial" w:cs="Arial"/>
+                <w:sz w:val="19"/>
+              </w:rPr>
+            </w:pPr>
+            <w:r>
+              <w:rPr>
+                <w:rFonts w:ascii="Arial" w:hAnsi="Arial" w:cs="Arial"/>
+                <w:sz w:val="19"/>
+              </w:rPr>
+              <w:t>Leading Specialist</w:t>
+            </w:r>
+          </w:p>
+        </w:tc>
+        <w:tc>
+          <w:tcPr>
+            <w:tcW w:w="2800" w:type="dxa"/>
+            <w:shd w:val="clear" w:color="auto" w:fill="auto"/>
+          </w:tcPr>
+          <w:p>
+            <w:pPr>
+              <w:spacing w:after="0" w:line="240" w:lineRule="auto"/>
+              <w:rPr>
+                <w:rFonts w:ascii="Arial" w:hAnsi="Arial" w:cs="Arial"/>
+                <w:sz w:val="19"/>
+              </w:rPr>
+            </w:pPr>
+            <w:r>
+              <w:rPr>
+                <w:rFonts w:ascii="Arial" w:hAnsi="Arial" w:cs="Arial"/>
+                <w:sz w:val="19"/>
+              </w:rPr>
+              <w:t>700 000,00 KZT</w:t>
+            </w:r>
+          </w:p>
+        </w:tc>
+      </w:tr>
+      <w:tr>
+        <w:tc>
+          <w:tcPr>
+            <w:tcW w:w="800" w:type="dxa"/>
+            <w:shd w:val="clear" w:color="auto" w:fill="auto"/>
+          </w:tcPr>
+          <w:p>
+            <w:pPr>
+              <w:spacing w:after="0" w:line="240" w:lineRule="auto"/>
+              <w:rPr>
+                <w:rFonts w:ascii="Arial" w:hAnsi="Arial" w:cs="Arial"/>
+                <w:sz w:val="19"/>
+              </w:rPr>
+            </w:pPr>
+            <w:r>
+              <w:rPr>
+                <w:rFonts w:ascii="Arial" w:hAnsi="Arial" w:cs="Arial"/>
+                <w:sz w:val="19"/>
+              </w:rPr>
+              <w:t>24.</w:t>
+            </w:r>
+          </w:p>
+        </w:tc>
+        <w:tc>
+          <w:tcPr>
+            <w:tcW w:w="6000" w:type="dxa"/>
+            <w:shd w:val="clear" w:color="auto" w:fill="auto"/>
+          </w:tcPr>
+          <w:p>
+            <w:pPr>
+              <w:spacing w:after="0" w:line="240" w:lineRule="auto"/>
+              <w:rPr>
+                <w:rFonts w:ascii="Arial" w:hAnsi="Arial" w:cs="Arial"/>
+                <w:sz w:val="19"/>
+              </w:rPr>
+            </w:pPr>
+            <w:r>
+              <w:rPr>
+                <w:rFonts w:ascii="Arial" w:hAnsi="Arial" w:cs="Arial"/>
+                <w:sz w:val="19"/>
+              </w:rPr>
+              <w:t>Leading Specialist</w:t>
+            </w:r>
+          </w:p>
+        </w:tc>
+        <w:tc>
+          <w:tcPr>
+            <w:tcW w:w="2800" w:type="dxa"/>
+            <w:shd w:val="clear" w:color="auto" w:fill="auto"/>
+          </w:tcPr>
+          <w:p>
+            <w:pPr>
+              <w:spacing w:after="0" w:line="240" w:lineRule="auto"/>
+              <w:rPr>
+                <w:rFonts w:ascii="Arial" w:hAnsi="Arial" w:cs="Arial"/>
+                <w:sz w:val="19"/>
+              </w:rPr>
+            </w:pPr>
+            <w:r>
+              <w:rPr>
+                <w:rFonts w:ascii="Arial" w:hAnsi="Arial" w:cs="Arial"/>
+                <w:sz w:val="19"/>
+              </w:rPr>
+              <w:t>700 000,00 KZT</w:t>
+            </w:r>
+          </w:p>
+        </w:tc>
+      </w:tr>
+      <w:tr>
+        <w:tc>
+          <w:tcPr>
+            <w:tcW w:w="800" w:type="dxa"/>
+            <w:shd w:val="clear" w:color="auto" w:fill="auto"/>
+          </w:tcPr>
+          <w:p>
+            <w:pPr>
+              <w:spacing w:after="0" w:line="240" w:lineRule="auto"/>
+              <w:rPr>
+                <w:rFonts w:ascii="Arial" w:hAnsi="Arial" w:cs="Arial"/>
+                <w:sz w:val="19"/>
+              </w:rPr>
+            </w:pPr>
+          </w:p>
+        </w:tc>
+        <w:tc>
+          <w:tcPr>
+            <w:tcW w:w="6000" w:type="dxa"/>
+            <w:shd w:val="clear" w:color="auto" w:fill="auto"/>
+          </w:tcPr>
+          <w:p>
+            <w:pPr>
+              <w:spacing w:after="0" w:line="240" w:lineRule="auto"/>
+              <w:rPr>
+                <w:rFonts w:ascii="Arial" w:hAnsi="Arial" w:cs="Arial"/>
+                <w:b/>
+                <w:sz w:val="19"/>
+                <w:lang w:val="en-US"/>
+              </w:rPr>
+            </w:pPr>
+            <w:r>
+              <w:rPr>
+                <w:rFonts w:ascii="Arial" w:hAnsi="Arial" w:cs="Arial"/>
+                <w:b/>
+                <w:sz w:val="19"/>
+                <w:lang w:val="en-US"/>
+              </w:rPr>
+              <w:t>Project Office for Central Asia on Climate Change and Green Energy</w:t>
+            </w:r>
+          </w:p>
+        </w:tc>
+        <w:tc>
+          <w:tcPr>
+            <w:tcW w:w="2800" w:type="dxa"/>
+            <w:shd w:val="clear" w:color="auto" w:fill="auto"/>
+          </w:tcPr>
+          <w:p>
+            <w:pPr>
+              <w:spacing w:after="0" w:line="240" w:lineRule="auto"/>
+              <w:rPr>
+                <w:rFonts w:ascii="Arial" w:hAnsi="Arial" w:cs="Arial"/>
+                <w:sz w:val="19"/>
+                <w:lang w:val="en-US"/>
+              </w:rPr>
+            </w:pPr>
+          </w:p>
+        </w:tc>
+      </w:tr>
+      <w:tr>
+        <w:tc>
+          <w:tcPr>
+            <w:tcW w:w="800" w:type="dxa"/>
+            <w:shd w:val="clear" w:color="auto" w:fill="auto"/>
+          </w:tcPr>
+          <w:p>
+            <w:pPr>
+              <w:spacing w:after="0" w:line="240" w:lineRule="auto"/>
+              <w:rPr>
+                <w:rFonts w:ascii="Arial" w:hAnsi="Arial" w:cs="Arial"/>
+                <w:sz w:val="19"/>
+              </w:rPr>
+            </w:pPr>
+            <w:r>
+              <w:rPr>
+                <w:rFonts w:ascii="Arial" w:hAnsi="Arial" w:cs="Arial"/>
+                <w:sz w:val="19"/>
+              </w:rPr>
+              <w:t>25.</w:t>
+            </w:r>
+          </w:p>
+        </w:tc>
+        <w:tc>
+          <w:tcPr>
+            <w:tcW w:w="6000" w:type="dxa"/>
+            <w:shd w:val="clear" w:color="auto" w:fill="auto"/>
+          </w:tcPr>
+          <w:p>
+            <w:pPr>
+              <w:spacing w:after="0" w:line="240" w:lineRule="auto"/>
+              <w:rPr>
+                <w:rFonts w:ascii="Arial" w:hAnsi="Arial" w:cs="Arial"/>
+                <w:sz w:val="19"/>
+                <w:lang w:val="en-US"/>
+              </w:rPr>
+            </w:pPr>
+            <w:r>
+              <w:rPr>
+                <w:rFonts w:ascii="Arial" w:hAnsi="Arial" w:cs="Arial"/>
+                <w:sz w:val="19"/>
+                <w:lang w:val="en-US"/>
+              </w:rPr>
+              <w:t>Deputy Head of the Project Office</w:t>
+            </w:r>
+          </w:p>
+        </w:tc>
+        <w:tc>
+          <w:tcPr>
+            <w:tcW w:w="2800" w:type="dxa"/>
+            <w:shd w:val="clear" w:color="auto" w:fill="auto"/>
+          </w:tcPr>
+          <w:p>
+            <w:pPr>
+              <w:spacing w:after="0" w:line="240" w:lineRule="auto"/>
+              <w:rPr>
+                <w:rFonts w:ascii="Arial" w:hAnsi="Arial" w:cs="Arial"/>
+                <w:sz w:val="19"/>
+              </w:rPr>
+            </w:pPr>
+            <w:r>
+              <w:rPr>
+                <w:rFonts w:ascii="Arial" w:hAnsi="Arial" w:cs="Arial"/>
+                <w:sz w:val="19"/>
+              </w:rPr>
+              <w:t>1 000 000,00 KZT</w:t>
+            </w:r>
+          </w:p>
+        </w:tc>
+      </w:tr>
+      <w:tr>
+        <w:tc>
+          <w:tcPr>
+            <w:tcW w:w="800" w:type="dxa"/>
+            <w:shd w:val="clear" w:color="auto" w:fill="auto"/>
+          </w:tcPr>
+          <w:p>
+            <w:pPr>
+              <w:spacing w:after="0" w:line="240" w:lineRule="auto"/>
+              <w:rPr>
+                <w:rFonts w:ascii="Arial" w:hAnsi="Arial" w:cs="Arial"/>
+                <w:sz w:val="19"/>
+              </w:rPr>
+            </w:pPr>
+            <w:r>
+              <w:rPr>
+                <w:rFonts w:ascii="Arial" w:hAnsi="Arial" w:cs="Arial"/>
+                <w:sz w:val="19"/>
+              </w:rPr>
+              <w:t>26.</w:t>
+            </w:r>
+          </w:p>
+        </w:tc>
+        <w:tc>
+          <w:tcPr>
+            <w:tcW w:w="6000" w:type="dxa"/>
+            <w:shd w:val="clear" w:color="auto" w:fill="auto"/>
+          </w:tcPr>
+          <w:p>
+            <w:pPr>
+              <w:spacing w:after="0" w:line="240" w:lineRule="auto"/>
+              <w:rPr>
+                <w:rFonts w:ascii="Arial" w:hAnsi="Arial" w:cs="Arial"/>
+                <w:sz w:val="19"/>
+              </w:rPr>
+            </w:pPr>
+            <w:r>
+              <w:rPr>
+                <w:rFonts w:ascii="Arial" w:hAnsi="Arial" w:cs="Arial"/>
+                <w:sz w:val="19"/>
+              </w:rPr>
+              <w:t>Project Manager</w:t>
+            </w:r>
+          </w:p>
+        </w:tc>
+        <w:tc>
+          <w:tcPr>
+            <w:tcW w:w="2800" w:type="dxa"/>
+            <w:shd w:val="clear" w:color="auto" w:fill="auto"/>
+          </w:tcPr>
+          <w:p>
+            <w:pPr>
+              <w:spacing w:after="0" w:line="240" w:lineRule="auto"/>
+              <w:rPr>
+                <w:rFonts w:ascii="Arial" w:hAnsi="Arial" w:cs="Arial"/>
+                <w:sz w:val="19"/>
+              </w:rPr>
+            </w:pPr>
+            <w:r>
+              <w:rPr>
+                <w:rFonts w:ascii="Arial" w:hAnsi="Arial" w:cs="Arial"/>
+                <w:sz w:val="19"/>
+              </w:rPr>
+              <w:t>800 000,00 KZT</w:t>
+            </w:r>
+          </w:p>
+        </w:tc>
+      </w:tr>
+      <w:tr>
+        <w:tc>
+          <w:tcPr>
+            <w:tcW w:w="800" w:type="dxa"/>
+            <w:shd w:val="clear" w:color="auto" w:fill="auto"/>
+          </w:tcPr>
+          <w:p>
+            <w:pPr>
+              <w:spacing w:after="0" w:line="240" w:lineRule="auto"/>
+              <w:rPr>
+                <w:rFonts w:ascii="Arial" w:hAnsi="Arial" w:cs="Arial"/>
+                <w:sz w:val="19"/>
+              </w:rPr>
+            </w:pPr>
+            <w:r>
+              <w:rPr>
+                <w:rFonts w:ascii="Arial" w:hAnsi="Arial" w:cs="Arial"/>
+                <w:sz w:val="19"/>
+              </w:rPr>
+              <w:t>27.</w:t>
+            </w:r>
+          </w:p>
+        </w:tc>
+        <w:tc>
+          <w:tcPr>
+            <w:tcW w:w="6000" w:type="dxa"/>
+            <w:shd w:val="clear" w:color="auto" w:fill="auto"/>
+          </w:tcPr>
+          <w:p>
+            <w:pPr>
+              <w:spacing w:after="0" w:line="240" w:lineRule="auto"/>
+              <w:rPr>
+                <w:rFonts w:ascii="Arial" w:hAnsi="Arial" w:cs="Arial"/>
+                <w:sz w:val="19"/>
+              </w:rPr>
+            </w:pPr>
+            <w:r>
+              <w:rPr>
+                <w:rFonts w:ascii="Arial" w:hAnsi="Arial" w:cs="Arial"/>
+                <w:sz w:val="19"/>
+              </w:rPr>
+              <w:t>Project Manager</w:t>
+            </w:r>
+          </w:p>
+        </w:tc>
+        <w:tc>
+          <w:tcPr>
+            <w:tcW w:w="2800" w:type="dxa"/>
+            <w:shd w:val="clear" w:color="auto" w:fill="auto"/>
+          </w:tcPr>
+          <w:p>
+            <w:pPr>
+              <w:spacing w:after="0" w:line="240" w:lineRule="auto"/>
+              <w:rPr>
+                <w:rFonts w:ascii="Arial" w:hAnsi="Arial" w:cs="Arial"/>
+                <w:sz w:val="19"/>
+              </w:rPr>
+            </w:pPr>
+            <w:r>
+              <w:rPr>
+                <w:rFonts w:ascii="Arial" w:hAnsi="Arial" w:cs="Arial"/>
+                <w:sz w:val="19"/>
+              </w:rPr>
+              <w:t>800 000,00 KZT</w:t>
+            </w:r>
+          </w:p>
+        </w:tc>
+      </w:tr>
+      <w:tr>
+        <w:tc>
+          <w:tcPr>
+            <w:tcW w:w="800" w:type="dxa"/>
+            <w:shd w:val="clear" w:color="auto" w:fill="auto"/>
+          </w:tcPr>
+          <w:p>
+            <w:pPr>
+              <w:spacing w:after="0" w:line="240" w:lineRule="auto"/>
+              <w:rPr>
+                <w:rFonts w:ascii="Arial" w:hAnsi="Arial" w:cs="Arial"/>
+                <w:sz w:val="19"/>
+              </w:rPr>
+            </w:pPr>
+            <w:r>
+              <w:rPr>
+                <w:rFonts w:ascii="Arial" w:hAnsi="Arial" w:cs="Arial"/>
+                <w:sz w:val="19"/>
+              </w:rPr>
+              <w:t>28.</w:t>
+            </w:r>
+          </w:p>
+        </w:tc>
+        <w:tc>
+          <w:tcPr>
+            <w:tcW w:w="6000" w:type="dxa"/>
+            <w:shd w:val="clear" w:color="auto" w:fill="auto"/>
+          </w:tcPr>
+          <w:p>
+            <w:pPr>
+              <w:spacing w:after="0" w:line="240" w:lineRule="auto"/>
+              <w:rPr>
+                <w:rFonts w:ascii="Arial" w:hAnsi="Arial" w:cs="Arial"/>
+                <w:sz w:val="19"/>
+              </w:rPr>
+            </w:pPr>
+            <w:r>
+              <w:rPr>
+                <w:rFonts w:ascii="Arial" w:hAnsi="Arial" w:cs="Arial"/>
+                <w:sz w:val="19"/>
+              </w:rPr>
+              <w:t>Project Manager</w:t>
+            </w:r>
+          </w:p>
+        </w:tc>
+        <w:tc>
+          <w:tcPr>
+            <w:tcW w:w="2800" w:type="dxa"/>
+            <w:shd w:val="clear" w:color="auto" w:fill="auto"/>
+          </w:tcPr>
+          <w:p>
+            <w:pPr>
+              <w:spacing w:after="0" w:line="240" w:lineRule="auto"/>
+              <w:rPr>
+                <w:rFonts w:ascii="Arial" w:hAnsi="Arial" w:cs="Arial"/>
+                <w:sz w:val="19"/>
+              </w:rPr>
+            </w:pPr>
+            <w:r>
+              <w:rPr>
+                <w:rFonts w:ascii="Arial" w:hAnsi="Arial" w:cs="Arial"/>
+                <w:sz w:val="19"/>
+              </w:rPr>
+              <w:t>800 000,00 KZT</w:t>
+            </w:r>
+          </w:p>
+        </w:tc>
+      </w:tr>
+      <w:tr>
+        <w:tc>
+          <w:tcPr>
+            <w:tcW w:w="800" w:type="dxa"/>
+            <w:shd w:val="clear" w:color="auto" w:fill="auto"/>
+          </w:tcPr>
+          <w:p>
+            <w:pPr>
+              <w:spacing w:after="0" w:line="240" w:lineRule="auto"/>
+              <w:rPr>
+                <w:rFonts w:ascii="Arial" w:hAnsi="Arial" w:cs="Arial"/>
+                <w:b/>
+                <w:sz w:val="19"/>
+              </w:rPr>
+            </w:pPr>
+          </w:p>
+        </w:tc>
+        <w:tc>
+          <w:tcPr>
+            <w:tcW w:w="6000" w:type="dxa"/>
+            <w:shd w:val="clear" w:color="auto" w:fill="auto"/>
+          </w:tcPr>
+          <w:p>
+            <w:pPr>
+              <w:spacing w:after="0" w:line="240" w:lineRule="auto"/>
+              <w:rPr>
+                <w:rFonts w:ascii="Arial" w:hAnsi="Arial" w:cs="Arial"/>
+                <w:b/>
+                <w:sz w:val="19"/>
+              </w:rPr>
+            </w:pPr>
+            <w:r>
+              <w:rPr>
+                <w:rFonts w:ascii="Arial" w:hAnsi="Arial" w:cs="Arial"/>
+                <w:b/>
+                <w:sz w:val="19"/>
+              </w:rPr>
+              <w:t>Total: 28 positions</w:t>
+            </w:r>
+          </w:p>
+        </w:tc>
+        <w:tc>
+          <w:tcPr>
+            <w:tcW w:w="2800" w:type="dxa"/>
+            <w:shd w:val="clear" w:color="auto" w:fill="auto"/>
+          </w:tcPr>
+          <w:p>
+            <w:pPr>
+              <w:spacing w:after="0" w:line="240" w:lineRule="auto"/>
+              <w:rPr>
+                <w:rFonts w:ascii="Arial" w:hAnsi="Arial" w:cs="Arial"/>
+                <w:b/>
+                <w:sz w:val="19"/>
+              </w:rPr>
+            </w:pPr>
+            <w:r>
+              <w:rPr>
+                <w:rFonts w:ascii="Arial" w:hAnsi="Arial" w:cs="Arial"/>
+                <w:b/>
+                <w:sz w:val="19"/>
+              </w:rPr>
+              <w:t>27 500 000,00 KZT</w:t>
+            </w:r>
+          </w:p>
+        </w:tc>
+      </w:tr>
+    </w:tbl>
+    <w:p>
+      <w:pPr>
+        <w:spacing w:after="0"/>
+        <w:jc w:val="both"/>
+        <w:rPr>
+          <w:rFonts w:ascii="Arial" w:hAnsi="Arial" w:cs="Arial"/>
+          <w:sz w:val="24"/>
         </w:rPr>
       </w:pPr>
     </w:p>
@@ -4914,7 +10356,7 @@
     <w:lsdException w:name="Closing" w:semiHidden="1" w:unhideWhenUsed="1"/>
     <w:lsdException w:name="Signature" w:semiHidden="1" w:unhideWhenUsed="1"/>
     <w:lsdException w:name="Default Paragraph Font" w:semiHidden="1" w:uiPriority="1" w:unhideWhenUsed="1"/>
-    <w:lsdException w:name="Body Text" w:semiHidden="1" w:unhideWhenUsed="1"/>
+    <w:lsdException w:name="Body Text" w:semiHidden="1" w:uiPriority="0" w:unhideWhenUsed="1"/>
     <w:lsdException w:name="Body Text Indent" w:semiHidden="1" w:unhideWhenUsed="1"/>
     <w:lsdException w:name="List Continue" w:semiHidden="1" w:unhideWhenUsed="1"/>
     <w:lsdException w:name="List Continue 2" w:semiHidden="1" w:unhideWhenUsed="1"/>
@@ -5652,7 +11094,7 @@
 </file>
 
 <file path=customXml/itemProps1.xml><?xml version="1.0" encoding="utf-8"?>
-<ds:datastoreItem xmlns:ds="http://schemas.openxmlformats.org/officeDocument/2006/customXml" ds:itemID="{6C9F3E0E-6A4A-4D5F-848A-D14A9E53E191}">
+<ds:datastoreItem xmlns:ds="http://schemas.openxmlformats.org/officeDocument/2006/customXml" ds:itemID="{50462BF2-596F-445A-B578-7311651D0B6C}">
   <ds:schemaRefs>
     <ds:schemaRef ds:uri="http://schemas.openxmlformats.org/officeDocument/2006/bibliography"/>
   </ds:schemaRefs>
